--- a/4th Semester/05 Business Strategy Management/02 Final/Business mid & final question answer.docx
+++ b/4th Semester/05 Business Strategy Management/02 Final/Business mid & final question answer.docx
@@ -2056,7 +2056,14 @@
         <w:rPr>
           <w:rFonts w:cstheme="minorHAnsi"/>
         </w:rPr>
-        <w:t>Core competencies are the defining products, services, skills and capabilities that give a business advantage</w:t>
+        <w:t xml:space="preserve">Core competencies are the defining products, services, skills and capabilities that give a business </w:t>
+      </w:r>
+      <w:proofErr w:type="gramStart"/>
+      <w:r>
+        <w:rPr>
+          <w:rFonts w:cstheme="minorHAnsi"/>
+        </w:rPr>
+        <w:t>advantage</w:t>
       </w:r>
       <w:r>
         <w:rPr>
@@ -2068,7 +2075,14 @@
         <w:rPr>
           <w:rFonts w:cstheme="minorHAnsi"/>
         </w:rPr>
-        <w:t>s over its competitors. In other words, business core competencies are advantages that no competitor can reasonably offer or replicate</w:t>
+        <w:t>s</w:t>
+      </w:r>
+      <w:proofErr w:type="gramEnd"/>
+      <w:r>
+        <w:rPr>
+          <w:rFonts w:cstheme="minorHAnsi"/>
+        </w:rPr>
+        <w:t xml:space="preserve"> over its competitors. In other words, business core competencies are advantages that no competitor can reasonably offer or replicate</w:t>
       </w:r>
       <w:r>
         <w:rPr>
@@ -2645,7 +2659,15 @@
         <w:t>Amazon</w:t>
       </w:r>
       <w:r>
-        <w:t xml:space="preserve"> is successful because it provides excellent customer service and focuses strongly on customer satisfaction. Its online marketplace offers many products and helps both customers and businesses sell easily online.</w:t>
+        <w:t xml:space="preserve"> </w:t>
+      </w:r>
+      <w:proofErr w:type="gramStart"/>
+      <w:r>
+        <w:t>is</w:t>
+      </w:r>
+      <w:proofErr w:type="gramEnd"/>
+      <w:r>
+        <w:t xml:space="preserve"> successful because it provides excellent customer service and focuses strongly on customer satisfaction. Its online marketplace offers many products and helps both customers and businesses sell easily online.</w:t>
       </w:r>
     </w:p>
     <w:p>
@@ -3005,8 +3027,33 @@
           <w:szCs w:val="24"/>
           <w:u w:val="single"/>
         </w:rPr>
-        <w:t>Equity Strategic Alliances</w:t>
-      </w:r>
+        <w:t>Equity Strategic Alliances:</w:t>
+      </w:r>
+      <w:r>
+        <w:rPr>
+          <w:rFonts w:cstheme="minorHAnsi"/>
+          <w:b/>
+          <w:bCs/>
+          <w:sz w:val="24"/>
+          <w:szCs w:val="24"/>
+        </w:rPr>
+        <w:t xml:space="preserve"> </w:t>
+      </w:r>
+      <w:r>
+        <w:rPr>
+          <w:rFonts w:cstheme="minorHAnsi"/>
+        </w:rPr>
+        <w:t>An equity strategic alliance may have similar outcome goals as a joint venture. For example, in 2010, Panasonic invested $30 million in the automaker Tesla by purchasing shares of Tesla common stock in a private placement.</w:t>
+      </w:r>
+    </w:p>
+    <w:p>
+      <w:pPr>
+        <w:spacing w:line="240" w:lineRule="auto"/>
+        <w:jc w:val="both"/>
+        <w:rPr>
+          <w:rFonts w:cstheme="minorHAnsi"/>
+        </w:rPr>
+      </w:pPr>
       <w:r>
         <w:rPr>
           <w:rFonts w:cstheme="minorHAnsi"/>
@@ -3016,89 +3063,13 @@
           <w:szCs w:val="24"/>
           <w:u w:val="single"/>
         </w:rPr>
-        <w:t>:</w:t>
-      </w:r>
-      <w:r>
-        <w:rPr>
-          <w:rFonts w:cstheme="minorHAnsi"/>
-          <w:b/>
-          <w:bCs/>
-          <w:sz w:val="24"/>
-          <w:szCs w:val="24"/>
-        </w:rPr>
-        <w:t xml:space="preserve"> </w:t>
-      </w:r>
-      <w:r>
-        <w:rPr>
-          <w:rFonts w:cstheme="minorHAnsi"/>
-        </w:rPr>
-        <w:t>An equity strategic alliance may have similar outcome goals as a joint venture.</w:t>
-      </w:r>
-      <w:r>
-        <w:rPr>
-          <w:rFonts w:cstheme="minorHAnsi"/>
-        </w:rPr>
-        <w:t xml:space="preserve"> </w:t>
-      </w:r>
-      <w:r>
-        <w:rPr>
-          <w:rFonts w:cstheme="minorHAnsi"/>
-        </w:rPr>
-        <w:t>For example, in 2010, Panasonic invested $30 million in the automaker Tesla by purchasing shares of Tesla common stock in a private placement.</w:t>
-      </w:r>
-    </w:p>
-    <w:p>
-      <w:pPr>
-        <w:spacing w:line="240" w:lineRule="auto"/>
-        <w:jc w:val="both"/>
-        <w:rPr>
-          <w:rFonts w:cstheme="minorHAnsi"/>
-        </w:rPr>
-      </w:pPr>
-      <w:r>
-        <w:rPr>
-          <w:rFonts w:cstheme="minorHAnsi"/>
-          <w:b/>
-          <w:bCs/>
-          <w:sz w:val="24"/>
-          <w:szCs w:val="24"/>
-          <w:u w:val="single"/>
-        </w:rPr>
-        <w:t xml:space="preserve">iii. </w:t>
-      </w:r>
-      <w:r>
-        <w:rPr>
-          <w:rFonts w:cstheme="minorHAnsi"/>
-          <w:b/>
-          <w:bCs/>
-          <w:sz w:val="24"/>
-          <w:szCs w:val="24"/>
-          <w:u w:val="single"/>
-        </w:rPr>
-        <w:t>Non-Equity Strategic Alliances</w:t>
-      </w:r>
-      <w:r>
-        <w:rPr>
-          <w:rFonts w:cstheme="minorHAnsi"/>
-          <w:b/>
-          <w:bCs/>
-          <w:sz w:val="24"/>
-          <w:szCs w:val="24"/>
-          <w:u w:val="single"/>
-        </w:rPr>
-        <w:t>:</w:t>
-      </w:r>
-      <w:r>
-        <w:rPr>
-          <w:rFonts w:cstheme="minorHAnsi"/>
-        </w:rPr>
-        <w:t xml:space="preserve"> </w:t>
-      </w:r>
-      <w:r>
-        <w:rPr>
-          <w:rFonts w:cstheme="minorHAnsi"/>
-        </w:rPr>
-        <w:t>In a non-equity strategic alliance, two entities come together without an exchange of equity.</w:t>
+        <w:t>iii. Non-Equity Strategic Alliances:</w:t>
+      </w:r>
+      <w:r>
+        <w:rPr>
+          <w:rFonts w:cstheme="minorHAnsi"/>
+        </w:rPr>
+        <w:t xml:space="preserve"> In a non-equity strategic alliance, two entities come together without an exchange of equity.</w:t>
       </w:r>
       <w:r>
         <w:rPr>
@@ -3437,8 +3408,10 @@
     </w:p>
     <w:p>
       <w:pPr>
-        <w:spacing w:after="0" w:line="276" w:lineRule="auto"/>
-        <w:jc w:val="center"/>
+        <w:tabs>
+          <w:tab w:val="left" w:pos="2190"/>
+        </w:tabs>
+        <w:spacing w:after="0" w:line="276" w:lineRule="auto"/>
         <w:rPr>
           <w:rFonts w:cstheme="minorHAnsi"/>
           <w:b/>
@@ -3447,6 +3420,686 @@
           <w:szCs w:val="28"/>
         </w:rPr>
       </w:pPr>
+      <w:r>
+        <w:rPr>
+          <w:rFonts w:cstheme="minorHAnsi"/>
+          <w:b/>
+          <w:bCs/>
+          <w:sz w:val="28"/>
+          <w:szCs w:val="28"/>
+        </w:rPr>
+        <w:tab/>
+      </w:r>
+    </w:p>
+    <w:p>
+      <w:pPr>
+        <w:tabs>
+          <w:tab w:val="left" w:pos="2190"/>
+        </w:tabs>
+        <w:spacing w:after="0" w:line="276" w:lineRule="auto"/>
+        <w:jc w:val="center"/>
+        <w:rPr>
+          <w:rFonts w:cstheme="minorHAnsi"/>
+          <w:b/>
+          <w:bCs/>
+          <w:sz w:val="28"/>
+          <w:szCs w:val="28"/>
+        </w:rPr>
+      </w:pPr>
+      <w:r>
+        <w:rPr>
+          <w:rFonts w:cstheme="minorHAnsi"/>
+          <w:b/>
+          <w:bCs/>
+          <w:sz w:val="28"/>
+          <w:szCs w:val="28"/>
+        </w:rPr>
+        <w:lastRenderedPageBreak/>
+        <w:t>Chapter 4</w:t>
+      </w:r>
+      <w:r>
+        <w:rPr>
+          <w:rFonts w:cstheme="minorHAnsi"/>
+          <w:b/>
+          <w:bCs/>
+          <w:sz w:val="28"/>
+          <w:szCs w:val="28"/>
+        </w:rPr>
+        <w:t xml:space="preserve"> (compulsory)</w:t>
+      </w:r>
+    </w:p>
+    <w:p>
+      <w:pPr>
+        <w:tabs>
+          <w:tab w:val="left" w:pos="2190"/>
+        </w:tabs>
+        <w:spacing w:after="0" w:line="276" w:lineRule="auto"/>
+        <w:jc w:val="both"/>
+        <w:rPr>
+          <w:rFonts w:cstheme="minorHAnsi"/>
+          <w:b/>
+          <w:bCs/>
+          <w:sz w:val="24"/>
+          <w:szCs w:val="24"/>
+        </w:rPr>
+      </w:pPr>
+      <w:r>
+        <w:rPr>
+          <w:rFonts w:cstheme="minorHAnsi"/>
+          <w:b/>
+          <w:bCs/>
+          <w:sz w:val="24"/>
+          <w:szCs w:val="24"/>
+        </w:rPr>
+        <w:t>1. What is meaning of competitive advantage?</w:t>
+      </w:r>
+    </w:p>
+    <w:p>
+      <w:pPr>
+        <w:tabs>
+          <w:tab w:val="left" w:pos="2190"/>
+        </w:tabs>
+        <w:spacing w:after="0" w:line="276" w:lineRule="auto"/>
+        <w:jc w:val="both"/>
+      </w:pPr>
+      <w:r>
+        <w:rPr>
+          <w:rFonts w:cstheme="minorHAnsi"/>
+          <w:b/>
+          <w:bCs/>
+          <w:sz w:val="24"/>
+          <w:szCs w:val="24"/>
+        </w:rPr>
+        <w:t xml:space="preserve">Ans: </w:t>
+      </w:r>
+      <w:r>
+        <w:t>Competitive advantage means having something that makes a business better than its competitors.</w:t>
+      </w:r>
+      <w:r>
+        <w:br/>
+        <w:t>It helps a company attract more customers and earn more profit.</w:t>
+      </w:r>
+      <w:r>
+        <w:t xml:space="preserve"> </w:t>
+      </w:r>
+      <w:r>
+        <w:t>Competitive advantages are attributed</w:t>
+      </w:r>
+      <w:r>
+        <w:t xml:space="preserve"> </w:t>
+      </w:r>
+      <w:r>
+        <w:t>of factors including cost structure, branding</w:t>
+      </w:r>
+      <w:r>
+        <w:t xml:space="preserve">, </w:t>
+      </w:r>
+      <w:r>
+        <w:t xml:space="preserve">distribution network, </w:t>
+      </w:r>
+      <w:r>
+        <w:t xml:space="preserve">environment property </w:t>
+      </w:r>
+      <w:r>
+        <w:t>and customer service.</w:t>
+      </w:r>
+    </w:p>
+    <w:p>
+      <w:pPr>
+        <w:tabs>
+          <w:tab w:val="left" w:pos="2190"/>
+        </w:tabs>
+        <w:spacing w:after="0" w:line="276" w:lineRule="auto"/>
+        <w:jc w:val="both"/>
+      </w:pPr>
+    </w:p>
+    <w:p>
+      <w:pPr>
+        <w:tabs>
+          <w:tab w:val="left" w:pos="2190"/>
+        </w:tabs>
+        <w:spacing w:after="0" w:line="276" w:lineRule="auto"/>
+        <w:jc w:val="both"/>
+        <w:rPr>
+          <w:b/>
+          <w:bCs/>
+          <w:sz w:val="24"/>
+          <w:szCs w:val="24"/>
+        </w:rPr>
+      </w:pPr>
+      <w:r>
+        <w:rPr>
+          <w:b/>
+          <w:bCs/>
+          <w:sz w:val="24"/>
+          <w:szCs w:val="24"/>
+        </w:rPr>
+        <w:t>2. Competitive Advantage Areas.</w:t>
+      </w:r>
+    </w:p>
+    <w:p>
+      <w:pPr>
+        <w:tabs>
+          <w:tab w:val="left" w:pos="2190"/>
+        </w:tabs>
+        <w:spacing w:line="276" w:lineRule="auto"/>
+      </w:pPr>
+      <w:r>
+        <w:t xml:space="preserve">Ans: </w:t>
+      </w:r>
+      <w:r>
+        <w:t xml:space="preserve">To build a competitive advantage, a company can use one of three main methods: </w:t>
+      </w:r>
+    </w:p>
+    <w:p>
+      <w:pPr>
+        <w:numPr>
+          <w:ilvl w:val="0"/>
+          <w:numId w:val="13"/>
+        </w:numPr>
+        <w:spacing w:before="100" w:beforeAutospacing="1" w:after="100" w:afterAutospacing="1" w:line="276" w:lineRule="auto"/>
+        <w:rPr>
+          <w:rFonts w:eastAsia="Times New Roman" w:cstheme="minorHAnsi"/>
+          <w:sz w:val="24"/>
+          <w:szCs w:val="24"/>
+        </w:rPr>
+      </w:pPr>
+      <w:r>
+        <w:rPr>
+          <w:rFonts w:eastAsia="Times New Roman" w:cstheme="minorHAnsi"/>
+          <w:b/>
+          <w:bCs/>
+          <w:sz w:val="24"/>
+          <w:szCs w:val="24"/>
+        </w:rPr>
+        <w:t>Cost:</w:t>
+      </w:r>
+      <w:r>
+        <w:rPr>
+          <w:rFonts w:eastAsia="Times New Roman" w:cstheme="minorHAnsi"/>
+          <w:sz w:val="24"/>
+          <w:szCs w:val="24"/>
+        </w:rPr>
+        <w:t xml:space="preserve"> Provide offerings at the lowest price </w:t>
+      </w:r>
+    </w:p>
+    <w:p>
+      <w:pPr>
+        <w:numPr>
+          <w:ilvl w:val="0"/>
+          <w:numId w:val="13"/>
+        </w:numPr>
+        <w:spacing w:before="100" w:beforeAutospacing="1" w:after="100" w:afterAutospacing="1" w:line="276" w:lineRule="auto"/>
+        <w:rPr>
+          <w:rFonts w:eastAsia="Times New Roman" w:cstheme="minorHAnsi"/>
+          <w:sz w:val="24"/>
+          <w:szCs w:val="24"/>
+        </w:rPr>
+      </w:pPr>
+      <w:r>
+        <w:rPr>
+          <w:rFonts w:eastAsia="Times New Roman" w:cstheme="minorHAnsi"/>
+          <w:b/>
+          <w:bCs/>
+          <w:sz w:val="24"/>
+          <w:szCs w:val="24"/>
+        </w:rPr>
+        <w:t>Differentiation:</w:t>
+      </w:r>
+      <w:r>
+        <w:rPr>
+          <w:rFonts w:eastAsia="Times New Roman" w:cstheme="minorHAnsi"/>
+          <w:sz w:val="24"/>
+          <w:szCs w:val="24"/>
+        </w:rPr>
+        <w:t xml:space="preserve"> Offer products or services with better quality, service, or features. </w:t>
+      </w:r>
+    </w:p>
+    <w:p>
+      <w:pPr>
+        <w:numPr>
+          <w:ilvl w:val="0"/>
+          <w:numId w:val="13"/>
+        </w:numPr>
+        <w:spacing w:before="100" w:beforeAutospacing="1" w:after="100" w:afterAutospacing="1" w:line="276" w:lineRule="auto"/>
+        <w:rPr>
+          <w:rFonts w:eastAsia="Times New Roman" w:cstheme="minorHAnsi"/>
+          <w:sz w:val="24"/>
+          <w:szCs w:val="24"/>
+        </w:rPr>
+      </w:pPr>
+      <w:r>
+        <w:rPr>
+          <w:rFonts w:eastAsia="Times New Roman" w:cstheme="minorHAnsi"/>
+          <w:b/>
+          <w:bCs/>
+          <w:sz w:val="24"/>
+          <w:szCs w:val="24"/>
+        </w:rPr>
+        <w:t>Specialization:</w:t>
+      </w:r>
+      <w:r>
+        <w:rPr>
+          <w:rFonts w:eastAsia="Times New Roman" w:cstheme="minorHAnsi"/>
+          <w:sz w:val="24"/>
+          <w:szCs w:val="24"/>
+        </w:rPr>
+        <w:t xml:space="preserve"> Provide offerings barely personalized to a focused market</w:t>
+      </w:r>
+      <w:r>
+        <w:rPr>
+          <w:rFonts w:eastAsia="Times New Roman" w:cstheme="minorHAnsi"/>
+          <w:sz w:val="24"/>
+          <w:szCs w:val="24"/>
+        </w:rPr>
+        <w:t>.</w:t>
+      </w:r>
+    </w:p>
+    <w:p>
+      <w:pPr>
+        <w:tabs>
+          <w:tab w:val="left" w:pos="2190"/>
+        </w:tabs>
+        <w:spacing w:after="0" w:line="276" w:lineRule="auto"/>
+        <w:jc w:val="both"/>
+        <w:rPr>
+          <w:rFonts w:cstheme="minorHAnsi"/>
+          <w:b/>
+          <w:bCs/>
+          <w:sz w:val="24"/>
+          <w:szCs w:val="24"/>
+        </w:rPr>
+      </w:pPr>
+      <w:r>
+        <w:rPr>
+          <w:rFonts w:cstheme="minorHAnsi"/>
+          <w:b/>
+          <w:bCs/>
+          <w:sz w:val="24"/>
+          <w:szCs w:val="24"/>
+        </w:rPr>
+        <w:t>3. How to build a competitive advantage?</w:t>
+      </w:r>
+    </w:p>
+    <w:p>
+      <w:pPr>
+        <w:tabs>
+          <w:tab w:val="left" w:pos="2190"/>
+        </w:tabs>
+        <w:spacing w:after="0" w:line="276" w:lineRule="auto"/>
+        <w:jc w:val="both"/>
+        <w:rPr>
+          <w:rFonts w:cstheme="minorHAnsi"/>
+          <w:sz w:val="24"/>
+          <w:szCs w:val="24"/>
+        </w:rPr>
+      </w:pPr>
+      <w:r>
+        <w:rPr>
+          <w:rFonts w:cstheme="minorHAnsi"/>
+          <w:b/>
+          <w:bCs/>
+          <w:sz w:val="24"/>
+          <w:szCs w:val="24"/>
+        </w:rPr>
+        <w:t xml:space="preserve">Ans: </w:t>
+      </w:r>
+      <w:r>
+        <w:rPr>
+          <w:rFonts w:cstheme="minorHAnsi"/>
+          <w:sz w:val="24"/>
+          <w:szCs w:val="24"/>
+        </w:rPr>
+        <w:t>To build a competitive advantage, a company must know what sets it apart from its competitors and then focus its message, service, and products with that difference in mind</w:t>
+      </w:r>
+      <w:r>
+        <w:rPr>
+          <w:rFonts w:cstheme="minorHAnsi"/>
+          <w:sz w:val="24"/>
+          <w:szCs w:val="24"/>
+        </w:rPr>
+        <w:t>.</w:t>
+      </w:r>
+    </w:p>
+    <w:p>
+      <w:pPr>
+        <w:tabs>
+          <w:tab w:val="left" w:pos="2190"/>
+        </w:tabs>
+        <w:spacing w:before="240" w:after="0" w:line="276" w:lineRule="auto"/>
+        <w:jc w:val="both"/>
+      </w:pPr>
+      <w:r>
+        <w:rPr>
+          <w:b/>
+          <w:bCs/>
+        </w:rPr>
+        <w:t>1. Research the Market:</w:t>
+      </w:r>
+      <w:r>
+        <w:t xml:space="preserve"> </w:t>
+      </w:r>
+      <w:r>
+        <w:t>Market research helps a company identify and define its target market</w:t>
+      </w:r>
+      <w:r>
+        <w:t xml:space="preserve">. </w:t>
+      </w:r>
+      <w:r>
+        <w:t>This helps the company create a better advantage.</w:t>
+      </w:r>
+    </w:p>
+    <w:p>
+      <w:pPr>
+        <w:tabs>
+          <w:tab w:val="left" w:pos="2190"/>
+        </w:tabs>
+        <w:spacing w:before="240" w:after="0" w:line="276" w:lineRule="auto"/>
+        <w:jc w:val="both"/>
+      </w:pPr>
+      <w:r>
+        <w:rPr>
+          <w:b/>
+          <w:bCs/>
+        </w:rPr>
+        <w:t>2. Identify Strengths:</w:t>
+      </w:r>
+      <w:r>
+        <w:t xml:space="preserve"> Identify </w:t>
+      </w:r>
+      <w:r>
+        <w:t>can check its products, services, features, brand, and market position.</w:t>
+      </w:r>
+    </w:p>
+    <w:p>
+      <w:pPr>
+        <w:tabs>
+          <w:tab w:val="left" w:pos="2190"/>
+        </w:tabs>
+        <w:spacing w:before="240" w:after="0" w:line="276" w:lineRule="auto"/>
+        <w:jc w:val="both"/>
+      </w:pPr>
+      <w:r>
+        <w:rPr>
+          <w:b/>
+          <w:bCs/>
+        </w:rPr>
+        <w:t xml:space="preserve">3. </w:t>
+      </w:r>
+      <w:r>
+        <w:rPr>
+          <w:b/>
+          <w:bCs/>
+        </w:rPr>
+        <w:t>Evaluate Finances</w:t>
+      </w:r>
+      <w:r>
+        <w:t>:</w:t>
+      </w:r>
+      <w:r>
+        <w:t xml:space="preserve"> </w:t>
+      </w:r>
+      <w:r>
+        <w:t>A company should check its financial performance. This helps it find where it makes more profit and where it is financially strong.</w:t>
+      </w:r>
+      <w:r>
+        <w:t xml:space="preserve"> </w:t>
+      </w:r>
+    </w:p>
+    <w:p>
+      <w:pPr>
+        <w:tabs>
+          <w:tab w:val="left" w:pos="2190"/>
+        </w:tabs>
+        <w:spacing w:before="240" w:after="0" w:line="276" w:lineRule="auto"/>
+        <w:jc w:val="both"/>
+      </w:pPr>
+      <w:r>
+        <w:rPr>
+          <w:b/>
+          <w:bCs/>
+        </w:rPr>
+        <w:t xml:space="preserve">4. </w:t>
+      </w:r>
+      <w:r>
+        <w:rPr>
+          <w:b/>
+          <w:bCs/>
+        </w:rPr>
+        <w:t>Review Operations:</w:t>
+      </w:r>
+      <w:r>
+        <w:t xml:space="preserve"> </w:t>
+      </w:r>
+      <w:r>
+        <w:t>A company should check how well its daily activities are working. It should improve areas such as production, customer service, and supply chain.</w:t>
+      </w:r>
+      <w:r>
+        <w:t xml:space="preserve"> </w:t>
+      </w:r>
+    </w:p>
+    <w:p>
+      <w:pPr>
+        <w:tabs>
+          <w:tab w:val="left" w:pos="2190"/>
+        </w:tabs>
+        <w:spacing w:before="240" w:after="0" w:line="276" w:lineRule="auto"/>
+        <w:jc w:val="both"/>
+      </w:pPr>
+      <w:r>
+        <w:rPr>
+          <w:b/>
+          <w:bCs/>
+        </w:rPr>
+        <w:t xml:space="preserve">5. </w:t>
+      </w:r>
+      <w:r>
+        <w:rPr>
+          <w:b/>
+          <w:bCs/>
+        </w:rPr>
+        <w:t>Research and Development (R&amp;D):</w:t>
+      </w:r>
+      <w:r>
+        <w:t xml:space="preserve"> </w:t>
+      </w:r>
+      <w:r>
+        <w:t>R&amp;D helps a company create new products and ideas.</w:t>
+      </w:r>
+    </w:p>
+    <w:p>
+      <w:pPr>
+        <w:tabs>
+          <w:tab w:val="left" w:pos="2190"/>
+        </w:tabs>
+        <w:spacing w:before="240" w:after="0" w:line="276" w:lineRule="auto"/>
+        <w:jc w:val="both"/>
+      </w:pPr>
+      <w:r>
+        <w:rPr>
+          <w:b/>
+          <w:bCs/>
+        </w:rPr>
+        <w:t xml:space="preserve">6. </w:t>
+      </w:r>
+      <w:r>
+        <w:rPr>
+          <w:b/>
+          <w:bCs/>
+        </w:rPr>
+        <w:t>Consider Human Resources:</w:t>
+      </w:r>
+      <w:r>
+        <w:t xml:space="preserve"> </w:t>
+      </w:r>
+      <w:r>
+        <w:t>Good employees and leaders can help a company become successful. The company should focus on good hiring</w:t>
+      </w:r>
+      <w:r>
+        <w:t xml:space="preserve"> </w:t>
+      </w:r>
+      <w:r>
+        <w:t>and a positive work environment.</w:t>
+      </w:r>
+    </w:p>
+    <w:p>
+      <w:pPr>
+        <w:tabs>
+          <w:tab w:val="left" w:pos="2190"/>
+        </w:tabs>
+        <w:spacing w:before="240" w:after="0" w:line="240" w:lineRule="auto"/>
+        <w:jc w:val="both"/>
+      </w:pPr>
+    </w:p>
+    <w:p>
+      <w:pPr>
+        <w:tabs>
+          <w:tab w:val="left" w:pos="2190"/>
+        </w:tabs>
+        <w:spacing w:after="0" w:line="276" w:lineRule="auto"/>
+        <w:jc w:val="both"/>
+        <w:rPr>
+          <w:b/>
+          <w:bCs/>
+          <w:sz w:val="24"/>
+          <w:szCs w:val="24"/>
+        </w:rPr>
+      </w:pPr>
+      <w:r>
+        <w:rPr>
+          <w:b/>
+          <w:bCs/>
+          <w:sz w:val="24"/>
+          <w:szCs w:val="24"/>
+        </w:rPr>
+        <w:t>4. What is Industry Analysis?</w:t>
+      </w:r>
+    </w:p>
+    <w:p>
+      <w:pPr>
+        <w:tabs>
+          <w:tab w:val="left" w:pos="2190"/>
+        </w:tabs>
+        <w:spacing w:after="0" w:line="276" w:lineRule="auto"/>
+        <w:jc w:val="both"/>
+      </w:pPr>
+      <w:r>
+        <w:rPr>
+          <w:b/>
+          <w:bCs/>
+        </w:rPr>
+        <w:t>Ans:</w:t>
+      </w:r>
+      <w:r>
+        <w:t xml:space="preserve"> </w:t>
+      </w:r>
+      <w:r>
+        <w:t>Industry analysis is the process of studying an industry</w:t>
+      </w:r>
+      <w:r>
+        <w:t xml:space="preserve">. </w:t>
+      </w:r>
+      <w:r>
+        <w:t>It involves examining the industry’s characteristics, competition, growth, key success factors, and overall understand profit potential</w:t>
+      </w:r>
+      <w:r>
+        <w:t xml:space="preserve"> and </w:t>
+      </w:r>
+      <w:r>
+        <w:rPr>
+          <w:rStyle w:val="Strong"/>
+          <w:b w:val="0"/>
+          <w:bCs w:val="0"/>
+        </w:rPr>
+        <w:t>business opportunities</w:t>
+      </w:r>
+      <w:r>
+        <w:t>.</w:t>
+      </w:r>
+    </w:p>
+    <w:p>
+      <w:pPr>
+        <w:tabs>
+          <w:tab w:val="left" w:pos="2190"/>
+        </w:tabs>
+        <w:spacing w:after="0" w:line="276" w:lineRule="auto"/>
+        <w:jc w:val="both"/>
+      </w:pPr>
+    </w:p>
+    <w:p>
+      <w:pPr>
+        <w:tabs>
+          <w:tab w:val="left" w:pos="2190"/>
+        </w:tabs>
+        <w:spacing w:after="0" w:line="276" w:lineRule="auto"/>
+        <w:jc w:val="both"/>
+        <w:rPr>
+          <w:b/>
+          <w:bCs/>
+          <w:sz w:val="24"/>
+          <w:szCs w:val="24"/>
+        </w:rPr>
+      </w:pPr>
+      <w:r>
+        <w:rPr>
+          <w:b/>
+          <w:bCs/>
+          <w:sz w:val="24"/>
+          <w:szCs w:val="24"/>
+        </w:rPr>
+        <w:t xml:space="preserve">5. </w:t>
+      </w:r>
+      <w:r>
+        <w:rPr>
+          <w:b/>
+          <w:bCs/>
+          <w:sz w:val="24"/>
+          <w:szCs w:val="24"/>
+        </w:rPr>
+        <w:t xml:space="preserve">Analyze any three popular framework of industry analysis for any Company. (LinkedIn, google, Facebook, amazon, </w:t>
+      </w:r>
+      <w:r>
+        <w:rPr>
+          <w:b/>
+          <w:bCs/>
+          <w:sz w:val="24"/>
+          <w:szCs w:val="24"/>
+        </w:rPr>
+        <w:t>Unilever</w:t>
+      </w:r>
+      <w:r>
+        <w:rPr>
+          <w:b/>
+          <w:bCs/>
+          <w:sz w:val="24"/>
+          <w:szCs w:val="24"/>
+        </w:rPr>
+        <w:t>)</w:t>
+      </w:r>
+    </w:p>
+    <w:p>
+      <w:pPr>
+        <w:tabs>
+          <w:tab w:val="left" w:pos="2190"/>
+        </w:tabs>
+        <w:spacing w:after="0" w:line="276" w:lineRule="auto"/>
+        <w:jc w:val="both"/>
+        <w:rPr>
+          <w:b/>
+          <w:bCs/>
+          <w:sz w:val="24"/>
+          <w:szCs w:val="24"/>
+        </w:rPr>
+      </w:pPr>
+      <w:r>
+        <w:rPr>
+          <w:b/>
+          <w:bCs/>
+          <w:sz w:val="24"/>
+          <w:szCs w:val="24"/>
+        </w:rPr>
+        <w:t xml:space="preserve">Ans: </w:t>
+      </w:r>
     </w:p>
     <w:sectPr>
       <w:pgSz w:w="11906" w:h="16838" w:code="9"/>
@@ -3574,6 +4227,119 @@
     </w:lvl>
   </w:abstractNum>
   <w:abstractNum w:abstractNumId="1" w15:restartNumberingAfterBreak="0">
+    <w:nsid w:val="09110BB7"/>
+    <w:multiLevelType w:val="multilevel"/>
+    <w:tmpl w:val="56EC1AF4"/>
+    <w:lvl w:ilvl="0">
+      <w:start w:val="1"/>
+      <w:numFmt w:val="decimal"/>
+      <w:lvlText w:val="%1."/>
+      <w:lvlJc w:val="left"/>
+      <w:pPr>
+        <w:tabs>
+          <w:tab w:val="num" w:pos="720"/>
+        </w:tabs>
+        <w:ind w:left="720" w:hanging="360"/>
+      </w:pPr>
+    </w:lvl>
+    <w:lvl w:ilvl="1" w:tentative="1">
+      <w:start w:val="1"/>
+      <w:numFmt w:val="decimal"/>
+      <w:lvlText w:val="%2."/>
+      <w:lvlJc w:val="left"/>
+      <w:pPr>
+        <w:tabs>
+          <w:tab w:val="num" w:pos="1440"/>
+        </w:tabs>
+        <w:ind w:left="1440" w:hanging="360"/>
+      </w:pPr>
+    </w:lvl>
+    <w:lvl w:ilvl="2" w:tentative="1">
+      <w:start w:val="1"/>
+      <w:numFmt w:val="decimal"/>
+      <w:lvlText w:val="%3."/>
+      <w:lvlJc w:val="left"/>
+      <w:pPr>
+        <w:tabs>
+          <w:tab w:val="num" w:pos="2160"/>
+        </w:tabs>
+        <w:ind w:left="2160" w:hanging="360"/>
+      </w:pPr>
+    </w:lvl>
+    <w:lvl w:ilvl="3" w:tentative="1">
+      <w:start w:val="1"/>
+      <w:numFmt w:val="decimal"/>
+      <w:lvlText w:val="%4."/>
+      <w:lvlJc w:val="left"/>
+      <w:pPr>
+        <w:tabs>
+          <w:tab w:val="num" w:pos="2880"/>
+        </w:tabs>
+        <w:ind w:left="2880" w:hanging="360"/>
+      </w:pPr>
+    </w:lvl>
+    <w:lvl w:ilvl="4" w:tentative="1">
+      <w:start w:val="1"/>
+      <w:numFmt w:val="decimal"/>
+      <w:lvlText w:val="%5."/>
+      <w:lvlJc w:val="left"/>
+      <w:pPr>
+        <w:tabs>
+          <w:tab w:val="num" w:pos="3600"/>
+        </w:tabs>
+        <w:ind w:left="3600" w:hanging="360"/>
+      </w:pPr>
+    </w:lvl>
+    <w:lvl w:ilvl="5" w:tentative="1">
+      <w:start w:val="1"/>
+      <w:numFmt w:val="decimal"/>
+      <w:lvlText w:val="%6."/>
+      <w:lvlJc w:val="left"/>
+      <w:pPr>
+        <w:tabs>
+          <w:tab w:val="num" w:pos="4320"/>
+        </w:tabs>
+        <w:ind w:left="4320" w:hanging="360"/>
+      </w:pPr>
+    </w:lvl>
+    <w:lvl w:ilvl="6" w:tentative="1">
+      <w:start w:val="1"/>
+      <w:numFmt w:val="decimal"/>
+      <w:lvlText w:val="%7."/>
+      <w:lvlJc w:val="left"/>
+      <w:pPr>
+        <w:tabs>
+          <w:tab w:val="num" w:pos="5040"/>
+        </w:tabs>
+        <w:ind w:left="5040" w:hanging="360"/>
+      </w:pPr>
+    </w:lvl>
+    <w:lvl w:ilvl="7" w:tentative="1">
+      <w:start w:val="1"/>
+      <w:numFmt w:val="decimal"/>
+      <w:lvlText w:val="%8."/>
+      <w:lvlJc w:val="left"/>
+      <w:pPr>
+        <w:tabs>
+          <w:tab w:val="num" w:pos="5760"/>
+        </w:tabs>
+        <w:ind w:left="5760" w:hanging="360"/>
+      </w:pPr>
+    </w:lvl>
+    <w:lvl w:ilvl="8" w:tentative="1">
+      <w:start w:val="1"/>
+      <w:numFmt w:val="decimal"/>
+      <w:lvlText w:val="%9."/>
+      <w:lvlJc w:val="left"/>
+      <w:pPr>
+        <w:tabs>
+          <w:tab w:val="num" w:pos="6480"/>
+        </w:tabs>
+        <w:ind w:left="6480" w:hanging="360"/>
+      </w:pPr>
+    </w:lvl>
+  </w:abstractNum>
+  <w:abstractNum w:abstractNumId="2" w15:restartNumberingAfterBreak="0">
     <w:nsid w:val="09EA1888"/>
     <w:multiLevelType w:val="hybridMultilevel"/>
     <w:tmpl w:val="7BDE5066"/>
@@ -3659,7 +4425,7 @@
       </w:pPr>
     </w:lvl>
   </w:abstractNum>
-  <w:abstractNum w:abstractNumId="2" w15:restartNumberingAfterBreak="0">
+  <w:abstractNum w:abstractNumId="3" w15:restartNumberingAfterBreak="0">
     <w:nsid w:val="15550E7B"/>
     <w:multiLevelType w:val="hybridMultilevel"/>
     <w:tmpl w:val="8F8EBD06"/>
@@ -3745,7 +4511,7 @@
       </w:pPr>
     </w:lvl>
   </w:abstractNum>
-  <w:abstractNum w:abstractNumId="3" w15:restartNumberingAfterBreak="0">
+  <w:abstractNum w:abstractNumId="4" w15:restartNumberingAfterBreak="0">
     <w:nsid w:val="35E6757E"/>
     <w:multiLevelType w:val="multilevel"/>
     <w:tmpl w:val="5FF2645E"/>
@@ -3858,7 +4624,7 @@
       </w:pPr>
     </w:lvl>
   </w:abstractNum>
-  <w:abstractNum w:abstractNumId="4" w15:restartNumberingAfterBreak="0">
+  <w:abstractNum w:abstractNumId="5" w15:restartNumberingAfterBreak="0">
     <w:nsid w:val="412A3CB2"/>
     <w:multiLevelType w:val="hybridMultilevel"/>
     <w:tmpl w:val="8652A16C"/>
@@ -3944,7 +4710,7 @@
       </w:pPr>
     </w:lvl>
   </w:abstractNum>
-  <w:abstractNum w:abstractNumId="5" w15:restartNumberingAfterBreak="0">
+  <w:abstractNum w:abstractNumId="6" w15:restartNumberingAfterBreak="0">
     <w:nsid w:val="49423829"/>
     <w:multiLevelType w:val="hybridMultilevel"/>
     <w:tmpl w:val="69181F5C"/>
@@ -4057,7 +4823,7 @@
       </w:rPr>
     </w:lvl>
   </w:abstractNum>
-  <w:abstractNum w:abstractNumId="6" w15:restartNumberingAfterBreak="0">
+  <w:abstractNum w:abstractNumId="7" w15:restartNumberingAfterBreak="0">
     <w:nsid w:val="531D4A1A"/>
     <w:multiLevelType w:val="hybridMultilevel"/>
     <w:tmpl w:val="00FE8060"/>
@@ -4170,7 +4936,7 @@
       </w:pPr>
     </w:lvl>
   </w:abstractNum>
-  <w:abstractNum w:abstractNumId="7" w15:restartNumberingAfterBreak="0">
+  <w:abstractNum w:abstractNumId="8" w15:restartNumberingAfterBreak="0">
     <w:nsid w:val="58A44F39"/>
     <w:multiLevelType w:val="hybridMultilevel"/>
     <w:tmpl w:val="FA1A7886"/>
@@ -4283,7 +5049,7 @@
       </w:rPr>
     </w:lvl>
   </w:abstractNum>
-  <w:abstractNum w:abstractNumId="8" w15:restartNumberingAfterBreak="0">
+  <w:abstractNum w:abstractNumId="9" w15:restartNumberingAfterBreak="0">
     <w:nsid w:val="62022E69"/>
     <w:multiLevelType w:val="hybridMultilevel"/>
     <w:tmpl w:val="5578641E"/>
@@ -4369,7 +5135,7 @@
       </w:pPr>
     </w:lvl>
   </w:abstractNum>
-  <w:abstractNum w:abstractNumId="9" w15:restartNumberingAfterBreak="0">
+  <w:abstractNum w:abstractNumId="10" w15:restartNumberingAfterBreak="0">
     <w:nsid w:val="6C961362"/>
     <w:multiLevelType w:val="hybridMultilevel"/>
     <w:tmpl w:val="86A4BE08"/>
@@ -4482,7 +5248,7 @@
       </w:rPr>
     </w:lvl>
   </w:abstractNum>
-  <w:abstractNum w:abstractNumId="10" w15:restartNumberingAfterBreak="0">
+  <w:abstractNum w:abstractNumId="11" w15:restartNumberingAfterBreak="0">
     <w:nsid w:val="78E40C1D"/>
     <w:multiLevelType w:val="hybridMultilevel"/>
     <w:tmpl w:val="BC663A60"/>
@@ -4622,7 +5388,7 @@
       </w:rPr>
     </w:lvl>
   </w:abstractNum>
-  <w:abstractNum w:abstractNumId="11" w15:restartNumberingAfterBreak="0">
+  <w:abstractNum w:abstractNumId="12" w15:restartNumberingAfterBreak="0">
     <w:nsid w:val="7E264D0B"/>
     <w:multiLevelType w:val="hybridMultilevel"/>
     <w:tmpl w:val="BFF6F1A0"/>
@@ -4709,40 +5475,43 @@
     </w:lvl>
   </w:abstractNum>
   <w:num w:numId="1">
+    <w:abstractNumId w:val="6"/>
+  </w:num>
+  <w:num w:numId="2">
+    <w:abstractNumId w:val="9"/>
+  </w:num>
+  <w:num w:numId="3">
+    <w:abstractNumId w:val="4"/>
+  </w:num>
+  <w:num w:numId="4">
+    <w:abstractNumId w:val="3"/>
+  </w:num>
+  <w:num w:numId="5">
     <w:abstractNumId w:val="5"/>
   </w:num>
-  <w:num w:numId="2">
-    <w:abstractNumId w:val="8"/>
-  </w:num>
-  <w:num w:numId="3">
-    <w:abstractNumId w:val="3"/>
-  </w:num>
-  <w:num w:numId="4">
-    <w:abstractNumId w:val="2"/>
-  </w:num>
-  <w:num w:numId="5">
-    <w:abstractNumId w:val="4"/>
-  </w:num>
   <w:num w:numId="6">
-    <w:abstractNumId w:val="10"/>
+    <w:abstractNumId w:val="11"/>
   </w:num>
   <w:num w:numId="7">
-    <w:abstractNumId w:val="7"/>
+    <w:abstractNumId w:val="8"/>
   </w:num>
   <w:num w:numId="8">
     <w:abstractNumId w:val="0"/>
   </w:num>
   <w:num w:numId="9">
-    <w:abstractNumId w:val="9"/>
+    <w:abstractNumId w:val="10"/>
   </w:num>
   <w:num w:numId="10">
-    <w:abstractNumId w:val="6"/>
+    <w:abstractNumId w:val="7"/>
   </w:num>
   <w:num w:numId="11">
-    <w:abstractNumId w:val="1"/>
+    <w:abstractNumId w:val="2"/>
   </w:num>
   <w:num w:numId="12">
-    <w:abstractNumId w:val="11"/>
+    <w:abstractNumId w:val="12"/>
+  </w:num>
+  <w:num w:numId="13">
+    <w:abstractNumId w:val="1"/>
   </w:num>
 </w:numbering>
 </file>

--- a/4th Semester/05 Business Strategy Management/02 Final/Business mid & final question answer.docx
+++ b/4th Semester/05 Business Strategy Management/02 Final/Business mid & final question answer.docx
@@ -32,6 +32,16 @@
           <w:u w:val="single"/>
         </w:rPr>
         <w:t>Strategy</w:t>
+      </w:r>
+      <w:r>
+        <w:rPr>
+          <w:b/>
+          <w:bCs/>
+          <w:sz w:val="32"/>
+          <w:szCs w:val="32"/>
+          <w:u w:val="single"/>
+        </w:rPr>
+        <w:t xml:space="preserve"> (Mid Term)</w:t>
       </w:r>
     </w:p>
     <w:p>
@@ -3444,6 +3454,7 @@
           <w:bCs/>
           <w:sz w:val="28"/>
           <w:szCs w:val="28"/>
+          <w:u w:val="single"/>
         </w:rPr>
       </w:pPr>
       <w:r>
@@ -3453,6 +3464,7 @@
           <w:bCs/>
           <w:sz w:val="28"/>
           <w:szCs w:val="28"/>
+          <w:u w:val="single"/>
         </w:rPr>
         <w:lastRenderedPageBreak/>
         <w:t>Chapter 4</w:t>
@@ -3464,6 +3476,7 @@
           <w:bCs/>
           <w:sz w:val="28"/>
           <w:szCs w:val="28"/>
+          <w:u w:val="single"/>
         </w:rPr>
         <w:t xml:space="preserve"> (compulsory)</w:t>
       </w:r>
@@ -3517,10 +3530,7 @@
       </w:r>
       <w:r>
         <w:br/>
-        <w:t>It helps a company attract more customers and earn more profit.</w:t>
-      </w:r>
-      <w:r>
-        <w:t xml:space="preserve"> </w:t>
+        <w:t xml:space="preserve">It helps a company attract more customers and earn more profit. </w:t>
       </w:r>
       <w:r>
         <w:t>Competitive advantages are attributed</w:t>
@@ -3750,15 +3760,7 @@
           <w:sz w:val="24"/>
           <w:szCs w:val="24"/>
         </w:rPr>
-        <w:t>To build a competitive advantage, a company must know what sets it apart from its competitors and then focus its message, service, and products with that difference in mind</w:t>
-      </w:r>
-      <w:r>
-        <w:rPr>
-          <w:rFonts w:cstheme="minorHAnsi"/>
-          <w:sz w:val="24"/>
-          <w:szCs w:val="24"/>
-        </w:rPr>
-        <w:t>.</w:t>
+        <w:t>To build a competitive advantage, a company must know what sets it apart from its competitors and then focus its message, service, and products with that difference in mind.</w:t>
       </w:r>
     </w:p>
     <w:p>
@@ -3783,10 +3785,7 @@
         <w:t>Market research helps a company identify and define its target market</w:t>
       </w:r>
       <w:r>
-        <w:t xml:space="preserve">. </w:t>
-      </w:r>
-      <w:r>
-        <w:t>This helps the company create a better advantage.</w:t>
+        <w:t>. This helps the company create a better advantage.</w:t>
       </w:r>
     </w:p>
     <w:p>
@@ -3805,10 +3804,7 @@
         <w:t>2. Identify Strengths:</w:t>
       </w:r>
       <w:r>
-        <w:t xml:space="preserve"> Identify </w:t>
-      </w:r>
-      <w:r>
-        <w:t>can check its products, services, features, brand, and market position.</w:t>
+        <w:t xml:space="preserve"> Identify can check its products, services, features, brand, and market position.</w:t>
       </w:r>
     </w:p>
     <w:p>
@@ -3824,26 +3820,10 @@
           <w:b/>
           <w:bCs/>
         </w:rPr>
-        <w:t xml:space="preserve">3. </w:t>
-      </w:r>
-      <w:r>
-        <w:rPr>
-          <w:b/>
-          <w:bCs/>
-        </w:rPr>
-        <w:t>Evaluate Finances</w:t>
-      </w:r>
-      <w:r>
-        <w:t>:</w:t>
-      </w:r>
-      <w:r>
-        <w:t xml:space="preserve"> </w:t>
-      </w:r>
-      <w:r>
-        <w:t>A company should check its financial performance. This helps it find where it makes more profit and where it is financially strong.</w:t>
-      </w:r>
-      <w:r>
-        <w:t xml:space="preserve"> </w:t>
+        <w:t>3. Evaluate Finances</w:t>
+      </w:r>
+      <w:r>
+        <w:t xml:space="preserve">: A company should check its financial performance. This helps it find where it makes more profit and where it is financially strong. </w:t>
       </w:r>
     </w:p>
     <w:p>
@@ -3859,23 +3839,10 @@
           <w:b/>
           <w:bCs/>
         </w:rPr>
-        <w:t xml:space="preserve">4. </w:t>
-      </w:r>
-      <w:r>
-        <w:rPr>
-          <w:b/>
-          <w:bCs/>
-        </w:rPr>
-        <w:t>Review Operations:</w:t>
-      </w:r>
-      <w:r>
-        <w:t xml:space="preserve"> </w:t>
-      </w:r>
-      <w:r>
-        <w:t>A company should check how well its daily activities are working. It should improve areas such as production, customer service, and supply chain.</w:t>
-      </w:r>
-      <w:r>
-        <w:t xml:space="preserve"> </w:t>
+        <w:t>4. Review Operations:</w:t>
+      </w:r>
+      <w:r>
+        <w:t xml:space="preserve"> A company should check how well its daily activities are working. It should improve areas such as production, customer service, and supply chain. </w:t>
       </w:r>
     </w:p>
     <w:p>
@@ -3891,20 +3858,10 @@
           <w:b/>
           <w:bCs/>
         </w:rPr>
-        <w:t xml:space="preserve">5. </w:t>
-      </w:r>
-      <w:r>
-        <w:rPr>
-          <w:b/>
-          <w:bCs/>
-        </w:rPr>
-        <w:t>Research and Development (R&amp;D):</w:t>
-      </w:r>
-      <w:r>
-        <w:t xml:space="preserve"> </w:t>
-      </w:r>
-      <w:r>
-        <w:t>R&amp;D helps a company create new products and ideas.</w:t>
+        <w:t>5. Research and Development (R&amp;D):</w:t>
+      </w:r>
+      <w:r>
+        <w:t xml:space="preserve"> R&amp;D helps a company create new products and ideas.</w:t>
       </w:r>
     </w:p>
     <w:p>
@@ -3920,26 +3877,10 @@
           <w:b/>
           <w:bCs/>
         </w:rPr>
-        <w:t xml:space="preserve">6. </w:t>
-      </w:r>
-      <w:r>
-        <w:rPr>
-          <w:b/>
-          <w:bCs/>
-        </w:rPr>
-        <w:t>Consider Human Resources:</w:t>
-      </w:r>
-      <w:r>
-        <w:t xml:space="preserve"> </w:t>
-      </w:r>
-      <w:r>
-        <w:t>Good employees and leaders can help a company become successful. The company should focus on good hiring</w:t>
-      </w:r>
-      <w:r>
-        <w:t xml:space="preserve"> </w:t>
-      </w:r>
-      <w:r>
-        <w:t>and a positive work environment.</w:t>
+        <w:t>6. Consider Human Resources:</w:t>
+      </w:r>
+      <w:r>
+        <w:t xml:space="preserve"> Good employees and leaders can help a company become successful. The company should focus on good hiring and a positive work environment.</w:t>
       </w:r>
     </w:p>
     <w:p>
@@ -3991,13 +3932,7 @@
         <w:t>Ans:</w:t>
       </w:r>
       <w:r>
-        <w:t xml:space="preserve"> </w:t>
-      </w:r>
-      <w:r>
-        <w:t>Industry analysis is the process of studying an industry</w:t>
-      </w:r>
-      <w:r>
-        <w:t xml:space="preserve">. </w:t>
+        <w:t xml:space="preserve"> Industry analysis is the process of studying an industry. </w:t>
       </w:r>
       <w:r>
         <w:t>It involves examining the industry’s characteristics, competition, growth, key success factors, and overall understand profit potential</w:t>
@@ -4085,10 +4020,12 @@
         <w:spacing w:after="0" w:line="276" w:lineRule="auto"/>
         <w:jc w:val="both"/>
         <w:rPr>
-          <w:b/>
-          <w:bCs/>
-          <w:sz w:val="24"/>
-          <w:szCs w:val="24"/>
+          <w:rStyle w:val="fontstyle01"/>
+          <w:rFonts w:asciiTheme="minorHAnsi" w:hAnsiTheme="minorHAnsi" w:cstheme="minorHAnsi"/>
+          <w:b/>
+          <w:bCs/>
+          <w:sz w:val="22"/>
+          <w:szCs w:val="22"/>
         </w:rPr>
       </w:pPr>
       <w:r>
@@ -4100,6 +4037,5751 @@
         </w:rPr>
         <w:t xml:space="preserve">Ans: </w:t>
       </w:r>
+      <w:r>
+        <w:rPr>
+          <w:rFonts w:cstheme="minorHAnsi"/>
+          <w:b/>
+          <w:bCs/>
+        </w:rPr>
+        <w:t>___</w:t>
+      </w:r>
+      <w:r>
+        <w:rPr>
+          <w:rStyle w:val="fontstyle01"/>
+          <w:rFonts w:asciiTheme="minorHAnsi" w:hAnsiTheme="minorHAnsi" w:cstheme="minorHAnsi"/>
+          <w:sz w:val="22"/>
+          <w:szCs w:val="22"/>
+        </w:rPr>
+        <w:t>is a professional networking platform that connects individuals, employers, recruiters, educators and business communities.</w:t>
+      </w:r>
+      <w:r>
+        <w:rPr>
+          <w:rStyle w:val="fontstyle01"/>
+          <w:rFonts w:asciiTheme="minorHAnsi" w:hAnsiTheme="minorHAnsi" w:cstheme="minorHAnsi"/>
+          <w:sz w:val="22"/>
+          <w:szCs w:val="22"/>
+        </w:rPr>
+        <w:t xml:space="preserve"> ____</w:t>
+      </w:r>
+      <w:r>
+        <w:rPr>
+          <w:rStyle w:val="fontstyle01"/>
+          <w:rFonts w:asciiTheme="minorHAnsi" w:hAnsiTheme="minorHAnsi" w:cstheme="minorHAnsi"/>
+          <w:sz w:val="22"/>
+          <w:szCs w:val="22"/>
+        </w:rPr>
+        <w:t xml:space="preserve"> has become an important digital channel for professional identity, recruitment, employer branding, learning and business-to-business communication.</w:t>
+      </w:r>
+      <w:r>
+        <w:rPr>
+          <w:rStyle w:val="fontstyle01"/>
+          <w:rFonts w:asciiTheme="minorHAnsi" w:hAnsiTheme="minorHAnsi" w:cstheme="minorHAnsi"/>
+          <w:sz w:val="22"/>
+          <w:szCs w:val="22"/>
+        </w:rPr>
+        <w:t xml:space="preserve"> Therefore, the popular framework of industry analysis such as </w:t>
+      </w:r>
+      <w:proofErr w:type="spellStart"/>
+      <w:r>
+        <w:rPr>
+          <w:rStyle w:val="fontstyle01"/>
+          <w:rFonts w:asciiTheme="minorHAnsi" w:hAnsiTheme="minorHAnsi" w:cstheme="minorHAnsi"/>
+          <w:b/>
+          <w:bCs/>
+          <w:sz w:val="22"/>
+          <w:szCs w:val="22"/>
+        </w:rPr>
+        <w:t>i</w:t>
+      </w:r>
+      <w:proofErr w:type="spellEnd"/>
+      <w:r>
+        <w:rPr>
+          <w:rStyle w:val="fontstyle01"/>
+          <w:rFonts w:asciiTheme="minorHAnsi" w:hAnsiTheme="minorHAnsi" w:cstheme="minorHAnsi"/>
+          <w:b/>
+          <w:bCs/>
+          <w:sz w:val="22"/>
+          <w:szCs w:val="22"/>
+        </w:rPr>
+        <w:t xml:space="preserve">. SWOT Analysis ii. Porter’s 5 forces iii. PEST Analysis. </w:t>
+      </w:r>
+    </w:p>
+    <w:p>
+      <w:pPr>
+        <w:tabs>
+          <w:tab w:val="left" w:pos="2190"/>
+        </w:tabs>
+        <w:spacing w:after="0" w:line="276" w:lineRule="auto"/>
+        <w:jc w:val="both"/>
+        <w:rPr>
+          <w:b/>
+          <w:bCs/>
+          <w:sz w:val="24"/>
+          <w:szCs w:val="24"/>
+        </w:rPr>
+      </w:pPr>
+      <w:r>
+        <w:rPr>
+          <w:b/>
+          <w:bCs/>
+          <w:noProof/>
+          <w:sz w:val="24"/>
+          <w:szCs w:val="24"/>
+        </w:rPr>
+        <mc:AlternateContent>
+          <mc:Choice Requires="wps">
+            <w:drawing>
+              <wp:anchor distT="0" distB="0" distL="114300" distR="114300" simplePos="0" relativeHeight="251660288" behindDoc="0" locked="0" layoutInCell="1" allowOverlap="1" wp14:anchorId="2C6487B6" wp14:editId="2F48B001">
+                <wp:simplePos x="0" y="0"/>
+                <wp:positionH relativeFrom="column">
+                  <wp:posOffset>-41910</wp:posOffset>
+                </wp:positionH>
+                <wp:positionV relativeFrom="paragraph">
+                  <wp:posOffset>91440</wp:posOffset>
+                </wp:positionV>
+                <wp:extent cx="4267200" cy="1743075"/>
+                <wp:effectExtent l="0" t="0" r="0" b="9525"/>
+                <wp:wrapNone/>
+                <wp:docPr id="1" name="Text Box 1"/>
+                <wp:cNvGraphicFramePr/>
+                <a:graphic xmlns:a="http://schemas.openxmlformats.org/drawingml/2006/main">
+                  <a:graphicData uri="http://schemas.microsoft.com/office/word/2010/wordprocessingShape">
+                    <wps:wsp>
+                      <wps:cNvSpPr txBox="1"/>
+                      <wps:spPr>
+                        <a:xfrm>
+                          <a:off x="0" y="0"/>
+                          <a:ext cx="4267200" cy="1743075"/>
+                        </a:xfrm>
+                        <a:prstGeom prst="rect">
+                          <a:avLst/>
+                        </a:prstGeom>
+                        <a:noFill/>
+                        <a:ln>
+                          <a:noFill/>
+                        </a:ln>
+                      </wps:spPr>
+                      <wps:style>
+                        <a:lnRef idx="0">
+                          <a:scrgbClr r="0" g="0" b="0"/>
+                        </a:lnRef>
+                        <a:fillRef idx="0">
+                          <a:scrgbClr r="0" g="0" b="0"/>
+                        </a:fillRef>
+                        <a:effectRef idx="0">
+                          <a:scrgbClr r="0" g="0" b="0"/>
+                        </a:effectRef>
+                        <a:fontRef idx="minor">
+                          <a:schemeClr val="dk1"/>
+                        </a:fontRef>
+                      </wps:style>
+                      <wps:txbx>
+                        <w:txbxContent>
+                          <w:p>
+                            <w:pPr>
+                              <w:jc w:val="both"/>
+                            </w:pPr>
+                            <w:proofErr w:type="spellStart"/>
+                            <w:r>
+                              <w:rPr>
+                                <w:b/>
+                                <w:bCs/>
+                              </w:rPr>
+                              <w:t>i</w:t>
+                            </w:r>
+                            <w:proofErr w:type="spellEnd"/>
+                            <w:r>
+                              <w:rPr>
+                                <w:b/>
+                                <w:bCs/>
+                              </w:rPr>
+                              <w:t>. SWOT Analysis:</w:t>
+                            </w:r>
+                            <w:r>
+                              <w:t xml:space="preserve"> </w:t>
+                            </w:r>
+                            <w:r>
+                              <w:rPr>
+                                <w:rStyle w:val="fontstyle01"/>
+                                <w:rFonts w:asciiTheme="minorHAnsi" w:hAnsiTheme="minorHAnsi"/>
+                                <w:sz w:val="22"/>
+                                <w:szCs w:val="22"/>
+                              </w:rPr>
+                              <w:t>SWOT analysis identifies internal strengths and weaknesses and external opportunities and threats. For</w:t>
+                            </w:r>
+                            <w:r>
+                              <w:rPr>
+                                <w:rStyle w:val="fontstyle01"/>
+                                <w:rFonts w:asciiTheme="minorHAnsi" w:hAnsiTheme="minorHAnsi"/>
+                                <w:sz w:val="22"/>
+                                <w:szCs w:val="22"/>
+                              </w:rPr>
+                              <w:t>______,</w:t>
+                            </w:r>
+                            <w:r>
+                              <w:rPr>
+                                <w:rStyle w:val="fontstyle01"/>
+                                <w:rFonts w:asciiTheme="minorHAnsi" w:hAnsiTheme="minorHAnsi"/>
+                                <w:sz w:val="22"/>
+                                <w:szCs w:val="22"/>
+                              </w:rPr>
+                              <w:t xml:space="preserve"> the most important strategic advantage is the combination of a professional social network with recruitment, advertising, learning and business services.</w:t>
+                            </w:r>
+                            <w:r>
+                              <w:rPr>
+                                <w:rStyle w:val="fontstyle01"/>
+                                <w:rFonts w:asciiTheme="minorHAnsi" w:hAnsiTheme="minorHAnsi"/>
+                                <w:sz w:val="22"/>
+                                <w:szCs w:val="22"/>
+                              </w:rPr>
+                              <w:t xml:space="preserve"> </w:t>
+                            </w:r>
+                            <w:r>
+                              <w:rPr>
+                                <w:rStyle w:val="fontstyle01"/>
+                                <w:rFonts w:asciiTheme="minorHAnsi" w:hAnsiTheme="minorHAnsi"/>
+                                <w:sz w:val="22"/>
+                                <w:szCs w:val="22"/>
+                              </w:rPr>
+                              <w:t>Strategic interpretation: LinkedIn should use its professional network and trusted brand to expand AI-enabled recruitment, learning and business solutions.</w:t>
+                            </w:r>
+                            <w:r>
+                              <w:rPr>
+                                <w:rStyle w:val="fontstyle01"/>
+                                <w:rFonts w:asciiTheme="minorHAnsi" w:hAnsiTheme="minorHAnsi"/>
+                                <w:sz w:val="22"/>
+                                <w:szCs w:val="22"/>
+                              </w:rPr>
+                              <w:t xml:space="preserve"> </w:t>
+                            </w:r>
+                            <w:r>
+                              <w:rPr>
+                                <w:rStyle w:val="fontstyle01"/>
+                                <w:rFonts w:asciiTheme="minorHAnsi" w:hAnsiTheme="minorHAnsi"/>
+                                <w:sz w:val="22"/>
+                                <w:szCs w:val="22"/>
+                              </w:rPr>
+                              <w:t>The strongest strategy is therefore to deepen the professional ecosystem rather than compete as a general-purpose social network.</w:t>
+                            </w:r>
+                          </w:p>
+                        </w:txbxContent>
+                      </wps:txbx>
+                      <wps:bodyPr rot="0" spcFirstLastPara="0" vertOverflow="overflow" horzOverflow="overflow" vert="horz" wrap="square" lIns="91440" tIns="45720" rIns="91440" bIns="45720" numCol="1" spcCol="0" rtlCol="0" fromWordArt="0" anchor="t" anchorCtr="0" forceAA="0" compatLnSpc="1">
+                        <a:prstTxWarp prst="textNoShape">
+                          <a:avLst/>
+                        </a:prstTxWarp>
+                        <a:noAutofit/>
+                      </wps:bodyPr>
+                    </wps:wsp>
+                  </a:graphicData>
+                </a:graphic>
+                <wp14:sizeRelH relativeFrom="margin">
+                  <wp14:pctWidth>0</wp14:pctWidth>
+                </wp14:sizeRelH>
+                <wp14:sizeRelV relativeFrom="margin">
+                  <wp14:pctHeight>0</wp14:pctHeight>
+                </wp14:sizeRelV>
+              </wp:anchor>
+            </w:drawing>
+          </mc:Choice>
+          <mc:Fallback>
+            <w:pict>
+              <v:shapetype w14:anchorId="2C6487B6" id="_x0000_t202" coordsize="21600,21600" o:spt="202" path="m,l,21600r21600,l21600,xe">
+                <v:stroke joinstyle="miter"/>
+                <v:path gradientshapeok="t" o:connecttype="rect"/>
+              </v:shapetype>
+              <v:shape id="Text Box 1" o:spid="_x0000_s1026" type="#_x0000_t202" style="position:absolute;left:0;text-align:left;margin-left:-3.3pt;margin-top:7.2pt;width:336pt;height:137.25pt;z-index:251660288;visibility:visible;mso-wrap-style:square;mso-width-percent:0;mso-height-percent:0;mso-wrap-distance-left:9pt;mso-wrap-distance-top:0;mso-wrap-distance-right:9pt;mso-wrap-distance-bottom:0;mso-position-horizontal:absolute;mso-position-horizontal-relative:text;mso-position-vertical:absolute;mso-position-vertical-relative:text;mso-width-percent:0;mso-height-percent:0;mso-width-relative:margin;mso-height-relative:margin;v-text-anchor:top" o:gfxdata="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" filled="f" stroked="f">
+                <v:textbox>
+                  <w:txbxContent>
+                    <w:p>
+                      <w:pPr>
+                        <w:jc w:val="both"/>
+                      </w:pPr>
+                      <w:proofErr w:type="spellStart"/>
+                      <w:r>
+                        <w:rPr>
+                          <w:b/>
+                          <w:bCs/>
+                        </w:rPr>
+                        <w:t>i</w:t>
+                      </w:r>
+                      <w:proofErr w:type="spellEnd"/>
+                      <w:r>
+                        <w:rPr>
+                          <w:b/>
+                          <w:bCs/>
+                        </w:rPr>
+                        <w:t>. SWOT Analysis:</w:t>
+                      </w:r>
+                      <w:r>
+                        <w:t xml:space="preserve"> </w:t>
+                      </w:r>
+                      <w:r>
+                        <w:rPr>
+                          <w:rStyle w:val="fontstyle01"/>
+                          <w:rFonts w:asciiTheme="minorHAnsi" w:hAnsiTheme="minorHAnsi"/>
+                          <w:sz w:val="22"/>
+                          <w:szCs w:val="22"/>
+                        </w:rPr>
+                        <w:t>SWOT analysis identifies internal strengths and weaknesses and external opportunities and threats. For</w:t>
+                      </w:r>
+                      <w:r>
+                        <w:rPr>
+                          <w:rStyle w:val="fontstyle01"/>
+                          <w:rFonts w:asciiTheme="minorHAnsi" w:hAnsiTheme="minorHAnsi"/>
+                          <w:sz w:val="22"/>
+                          <w:szCs w:val="22"/>
+                        </w:rPr>
+                        <w:t>______,</w:t>
+                      </w:r>
+                      <w:r>
+                        <w:rPr>
+                          <w:rStyle w:val="fontstyle01"/>
+                          <w:rFonts w:asciiTheme="minorHAnsi" w:hAnsiTheme="minorHAnsi"/>
+                          <w:sz w:val="22"/>
+                          <w:szCs w:val="22"/>
+                        </w:rPr>
+                        <w:t xml:space="preserve"> the most important strategic advantage is the combination of a professional social network with recruitment, advertising, learning and business services.</w:t>
+                      </w:r>
+                      <w:r>
+                        <w:rPr>
+                          <w:rStyle w:val="fontstyle01"/>
+                          <w:rFonts w:asciiTheme="minorHAnsi" w:hAnsiTheme="minorHAnsi"/>
+                          <w:sz w:val="22"/>
+                          <w:szCs w:val="22"/>
+                        </w:rPr>
+                        <w:t xml:space="preserve"> </w:t>
+                      </w:r>
+                      <w:r>
+                        <w:rPr>
+                          <w:rStyle w:val="fontstyle01"/>
+                          <w:rFonts w:asciiTheme="minorHAnsi" w:hAnsiTheme="minorHAnsi"/>
+                          <w:sz w:val="22"/>
+                          <w:szCs w:val="22"/>
+                        </w:rPr>
+                        <w:t>Strategic interpretation: LinkedIn should use its professional network and trusted brand to expand AI-enabled recruitment, learning and business solutions.</w:t>
+                      </w:r>
+                      <w:r>
+                        <w:rPr>
+                          <w:rStyle w:val="fontstyle01"/>
+                          <w:rFonts w:asciiTheme="minorHAnsi" w:hAnsiTheme="minorHAnsi"/>
+                          <w:sz w:val="22"/>
+                          <w:szCs w:val="22"/>
+                        </w:rPr>
+                        <w:t xml:space="preserve"> </w:t>
+                      </w:r>
+                      <w:r>
+                        <w:rPr>
+                          <w:rStyle w:val="fontstyle01"/>
+                          <w:rFonts w:asciiTheme="minorHAnsi" w:hAnsiTheme="minorHAnsi"/>
+                          <w:sz w:val="22"/>
+                          <w:szCs w:val="22"/>
+                        </w:rPr>
+                        <w:t>The strongest strategy is therefore to deepen the professional ecosystem rather than compete as a general-purpose social network.</w:t>
+                      </w:r>
+                    </w:p>
+                  </w:txbxContent>
+                </v:textbox>
+              </v:shape>
+            </w:pict>
+          </mc:Fallback>
+        </mc:AlternateContent>
+      </w:r>
+      <w:r>
+        <w:rPr>
+          <w:noProof/>
+        </w:rPr>
+        <w:drawing>
+          <wp:anchor distT="0" distB="0" distL="114300" distR="114300" simplePos="0" relativeHeight="251661312" behindDoc="0" locked="0" layoutInCell="1" allowOverlap="1" wp14:anchorId="6354ED71" wp14:editId="30477432">
+            <wp:simplePos x="0" y="0"/>
+            <wp:positionH relativeFrom="page">
+              <wp:posOffset>4569460</wp:posOffset>
+            </wp:positionH>
+            <wp:positionV relativeFrom="paragraph">
+              <wp:posOffset>215265</wp:posOffset>
+            </wp:positionV>
+            <wp:extent cx="2988945" cy="1543050"/>
+            <wp:effectExtent l="0" t="0" r="1905" b="0"/>
+            <wp:wrapNone/>
+            <wp:docPr id="2" name="Picture 2"/>
+            <wp:cNvGraphicFramePr>
+              <a:graphicFrameLocks xmlns:a="http://schemas.openxmlformats.org/drawingml/2006/main" noChangeAspect="1"/>
+            </wp:cNvGraphicFramePr>
+            <a:graphic xmlns:a="http://schemas.openxmlformats.org/drawingml/2006/main">
+              <a:graphicData uri="http://schemas.openxmlformats.org/drawingml/2006/picture">
+                <pic:pic xmlns:pic="http://schemas.openxmlformats.org/drawingml/2006/picture">
+                  <pic:nvPicPr>
+                    <pic:cNvPr id="1" name=""/>
+                    <pic:cNvPicPr/>
+                  </pic:nvPicPr>
+                  <pic:blipFill>
+                    <a:blip r:embed="rId9">
+                      <a:grayscl/>
+                      <a:extLst>
+                        <a:ext uri="{BEBA8EAE-BF5A-486C-A8C5-ECC9F3942E4B}">
+                          <a14:imgProps xmlns:a14="http://schemas.microsoft.com/office/drawing/2010/main">
+                            <a14:imgLayer r:embed="rId10">
+                              <a14:imgEffect>
+                                <a14:sharpenSoften amount="50000"/>
+                              </a14:imgEffect>
+                            </a14:imgLayer>
+                          </a14:imgProps>
+                        </a:ext>
+                        <a:ext uri="{28A0092B-C50C-407E-A947-70E740481C1C}">
+                          <a14:useLocalDpi xmlns:a14="http://schemas.microsoft.com/office/drawing/2010/main" val="0"/>
+                        </a:ext>
+                      </a:extLst>
+                    </a:blip>
+                    <a:stretch>
+                      <a:fillRect/>
+                    </a:stretch>
+                  </pic:blipFill>
+                  <pic:spPr>
+                    <a:xfrm>
+                      <a:off x="0" y="0"/>
+                      <a:ext cx="2988945" cy="1543050"/>
+                    </a:xfrm>
+                    <a:prstGeom prst="rect">
+                      <a:avLst/>
+                    </a:prstGeom>
+                  </pic:spPr>
+                </pic:pic>
+              </a:graphicData>
+            </a:graphic>
+            <wp14:sizeRelH relativeFrom="margin">
+              <wp14:pctWidth>0</wp14:pctWidth>
+            </wp14:sizeRelH>
+            <wp14:sizeRelV relativeFrom="margin">
+              <wp14:pctHeight>0</wp14:pctHeight>
+            </wp14:sizeRelV>
+          </wp:anchor>
+        </w:drawing>
+      </w:r>
+    </w:p>
+    <w:p>
+      <w:pPr>
+        <w:tabs>
+          <w:tab w:val="left" w:pos="2190"/>
+        </w:tabs>
+        <w:spacing w:after="0" w:line="276" w:lineRule="auto"/>
+        <w:jc w:val="both"/>
+        <w:rPr>
+          <w:b/>
+          <w:bCs/>
+          <w:sz w:val="24"/>
+          <w:szCs w:val="24"/>
+        </w:rPr>
+      </w:pPr>
+    </w:p>
+    <w:p>
+      <w:pPr>
+        <w:tabs>
+          <w:tab w:val="left" w:pos="2190"/>
+        </w:tabs>
+        <w:spacing w:after="0" w:line="276" w:lineRule="auto"/>
+        <w:jc w:val="both"/>
+        <w:rPr>
+          <w:b/>
+          <w:bCs/>
+          <w:sz w:val="24"/>
+          <w:szCs w:val="24"/>
+        </w:rPr>
+      </w:pPr>
+    </w:p>
+    <w:p>
+      <w:pPr>
+        <w:rPr>
+          <w:sz w:val="24"/>
+          <w:szCs w:val="24"/>
+        </w:rPr>
+      </w:pPr>
+    </w:p>
+    <w:p>
+      <w:pPr>
+        <w:rPr>
+          <w:b/>
+          <w:bCs/>
+          <w:sz w:val="24"/>
+          <w:szCs w:val="24"/>
+        </w:rPr>
+      </w:pPr>
+    </w:p>
+    <w:p>
+      <w:pPr>
+        <w:tabs>
+          <w:tab w:val="left" w:pos="7650"/>
+        </w:tabs>
+        <w:rPr>
+          <w:sz w:val="24"/>
+          <w:szCs w:val="24"/>
+        </w:rPr>
+      </w:pPr>
+      <w:r>
+        <w:rPr>
+          <w:sz w:val="24"/>
+          <w:szCs w:val="24"/>
+        </w:rPr>
+        <w:tab/>
+      </w:r>
+    </w:p>
+    <w:p>
+      <w:pPr>
+        <w:tabs>
+          <w:tab w:val="left" w:pos="7650"/>
+        </w:tabs>
+        <w:rPr>
+          <w:sz w:val="24"/>
+          <w:szCs w:val="24"/>
+        </w:rPr>
+      </w:pPr>
+    </w:p>
+    <w:p>
+      <w:pPr>
+        <w:tabs>
+          <w:tab w:val="left" w:pos="7650"/>
+        </w:tabs>
+        <w:rPr>
+          <w:sz w:val="24"/>
+          <w:szCs w:val="24"/>
+        </w:rPr>
+      </w:pPr>
+      <w:r>
+        <w:rPr>
+          <w:noProof/>
+        </w:rPr>
+        <w:lastRenderedPageBreak/>
+        <w:drawing>
+          <wp:anchor distT="0" distB="0" distL="114300" distR="114300" simplePos="0" relativeHeight="251664384" behindDoc="0" locked="0" layoutInCell="1" allowOverlap="1" wp14:anchorId="2B62B7C6" wp14:editId="382D65BF">
+            <wp:simplePos x="0" y="0"/>
+            <wp:positionH relativeFrom="margin">
+              <wp:posOffset>3844290</wp:posOffset>
+            </wp:positionH>
+            <wp:positionV relativeFrom="paragraph">
+              <wp:posOffset>-1905</wp:posOffset>
+            </wp:positionV>
+            <wp:extent cx="3282464" cy="1676400"/>
+            <wp:effectExtent l="0" t="0" r="0" b="0"/>
+            <wp:wrapNone/>
+            <wp:docPr id="5" name="Picture 5"/>
+            <wp:cNvGraphicFramePr>
+              <a:graphicFrameLocks xmlns:a="http://schemas.openxmlformats.org/drawingml/2006/main" noChangeAspect="1"/>
+            </wp:cNvGraphicFramePr>
+            <a:graphic xmlns:a="http://schemas.openxmlformats.org/drawingml/2006/main">
+              <a:graphicData uri="http://schemas.openxmlformats.org/drawingml/2006/picture">
+                <pic:pic xmlns:pic="http://schemas.openxmlformats.org/drawingml/2006/picture">
+                  <pic:nvPicPr>
+                    <pic:cNvPr id="1" name=""/>
+                    <pic:cNvPicPr/>
+                  </pic:nvPicPr>
+                  <pic:blipFill>
+                    <a:blip r:embed="rId11">
+                      <a:extLst>
+                        <a:ext uri="{28A0092B-C50C-407E-A947-70E740481C1C}">
+                          <a14:useLocalDpi xmlns:a14="http://schemas.microsoft.com/office/drawing/2010/main" val="0"/>
+                        </a:ext>
+                      </a:extLst>
+                    </a:blip>
+                    <a:stretch>
+                      <a:fillRect/>
+                    </a:stretch>
+                  </pic:blipFill>
+                  <pic:spPr>
+                    <a:xfrm>
+                      <a:off x="0" y="0"/>
+                      <a:ext cx="3284691" cy="1677537"/>
+                    </a:xfrm>
+                    <a:prstGeom prst="rect">
+                      <a:avLst/>
+                    </a:prstGeom>
+                  </pic:spPr>
+                </pic:pic>
+              </a:graphicData>
+            </a:graphic>
+            <wp14:sizeRelH relativeFrom="margin">
+              <wp14:pctWidth>0</wp14:pctWidth>
+            </wp14:sizeRelH>
+            <wp14:sizeRelV relativeFrom="margin">
+              <wp14:pctHeight>0</wp14:pctHeight>
+            </wp14:sizeRelV>
+          </wp:anchor>
+        </w:drawing>
+      </w:r>
+      <w:r>
+        <w:rPr>
+          <w:b/>
+          <w:bCs/>
+          <w:noProof/>
+          <w:sz w:val="24"/>
+          <w:szCs w:val="24"/>
+        </w:rPr>
+        <mc:AlternateContent>
+          <mc:Choice Requires="wps">
+            <w:drawing>
+              <wp:anchor distT="0" distB="0" distL="114300" distR="114300" simplePos="0" relativeHeight="251663360" behindDoc="0" locked="0" layoutInCell="1" allowOverlap="1" wp14:anchorId="540242FD" wp14:editId="25B0F9E7">
+                <wp:simplePos x="0" y="0"/>
+                <wp:positionH relativeFrom="margin">
+                  <wp:align>left</wp:align>
+                </wp:positionH>
+                <wp:positionV relativeFrom="paragraph">
+                  <wp:posOffset>-1905</wp:posOffset>
+                </wp:positionV>
+                <wp:extent cx="3876675" cy="1800225"/>
+                <wp:effectExtent l="0" t="0" r="0" b="9525"/>
+                <wp:wrapNone/>
+                <wp:docPr id="3" name="Text Box 3"/>
+                <wp:cNvGraphicFramePr/>
+                <a:graphic xmlns:a="http://schemas.openxmlformats.org/drawingml/2006/main">
+                  <a:graphicData uri="http://schemas.microsoft.com/office/word/2010/wordprocessingShape">
+                    <wps:wsp>
+                      <wps:cNvSpPr txBox="1"/>
+                      <wps:spPr>
+                        <a:xfrm>
+                          <a:off x="0" y="0"/>
+                          <a:ext cx="3876675" cy="1800225"/>
+                        </a:xfrm>
+                        <a:prstGeom prst="rect">
+                          <a:avLst/>
+                        </a:prstGeom>
+                        <a:noFill/>
+                        <a:ln>
+                          <a:noFill/>
+                        </a:ln>
+                      </wps:spPr>
+                      <wps:style>
+                        <a:lnRef idx="0">
+                          <a:scrgbClr r="0" g="0" b="0"/>
+                        </a:lnRef>
+                        <a:fillRef idx="0">
+                          <a:scrgbClr r="0" g="0" b="0"/>
+                        </a:fillRef>
+                        <a:effectRef idx="0">
+                          <a:scrgbClr r="0" g="0" b="0"/>
+                        </a:effectRef>
+                        <a:fontRef idx="minor">
+                          <a:schemeClr val="dk1"/>
+                        </a:fontRef>
+                      </wps:style>
+                      <wps:txbx>
+                        <w:txbxContent>
+                          <w:p>
+                            <w:pPr>
+                              <w:jc w:val="both"/>
+                            </w:pPr>
+                            <w:r>
+                              <w:rPr>
+                                <w:b/>
+                                <w:bCs/>
+                              </w:rPr>
+                              <w:t xml:space="preserve">ii. Porter’s 5 Forces Analysis: </w:t>
+                            </w:r>
+                            <w:r>
+                              <w:rPr>
+                                <w:rStyle w:val="fontstyle01"/>
+                                <w:rFonts w:asciiTheme="minorHAnsi" w:hAnsiTheme="minorHAnsi" w:cstheme="minorHAnsi"/>
+                                <w:sz w:val="22"/>
+                                <w:szCs w:val="22"/>
+                              </w:rPr>
+                              <w:t>Porter’s Five Forces examines the competitive structure of an industry through five forces: rivalry among existing competitors, threat of new entrants, bargaining power of suppliers, bargaining power of buyers and threat of substitutes.</w:t>
+                            </w:r>
+                            <w:r>
+                              <w:rPr>
+                                <w:rStyle w:val="fontstyle01"/>
+                                <w:rFonts w:asciiTheme="minorHAnsi" w:hAnsiTheme="minorHAnsi" w:cstheme="minorHAnsi"/>
+                                <w:sz w:val="22"/>
+                                <w:szCs w:val="22"/>
+                              </w:rPr>
+                              <w:t xml:space="preserve"> </w:t>
+                            </w:r>
+                            <w:r>
+                              <w:rPr>
+                                <w:rStyle w:val="fontstyle01"/>
+                                <w:rFonts w:asciiTheme="minorHAnsi" w:hAnsiTheme="minorHAnsi" w:cstheme="minorHAnsi"/>
+                                <w:sz w:val="22"/>
+                                <w:szCs w:val="22"/>
+                              </w:rPr>
+                              <w:t xml:space="preserve">The industry is attractive but highly competitive. </w:t>
+                            </w:r>
+                            <w:r>
+                              <w:rPr>
+                                <w:rStyle w:val="fontstyle01"/>
+                                <w:rFonts w:asciiTheme="minorHAnsi" w:hAnsiTheme="minorHAnsi" w:cstheme="minorHAnsi"/>
+                                <w:sz w:val="22"/>
+                                <w:szCs w:val="22"/>
+                              </w:rPr>
+                              <w:t>_______</w:t>
+                            </w:r>
+                            <w:r>
+                              <w:rPr>
+                                <w:rStyle w:val="fontstyle01"/>
+                                <w:rFonts w:asciiTheme="minorHAnsi" w:hAnsiTheme="minorHAnsi" w:cstheme="minorHAnsi"/>
+                                <w:sz w:val="22"/>
+                                <w:szCs w:val="22"/>
+                              </w:rPr>
+                              <w:t xml:space="preserve"> strongest protection is its network effect, professional data and brand trust. Its main strategic challenge is that customers can use several alternative channels for recruitment, job search, advertising and networking.</w:t>
+                            </w:r>
+                          </w:p>
+                        </w:txbxContent>
+                      </wps:txbx>
+                      <wps:bodyPr rot="0" spcFirstLastPara="0" vertOverflow="overflow" horzOverflow="overflow" vert="horz" wrap="square" lIns="91440" tIns="45720" rIns="91440" bIns="45720" numCol="1" spcCol="0" rtlCol="0" fromWordArt="0" anchor="t" anchorCtr="0" forceAA="0" compatLnSpc="1">
+                        <a:prstTxWarp prst="textNoShape">
+                          <a:avLst/>
+                        </a:prstTxWarp>
+                        <a:noAutofit/>
+                      </wps:bodyPr>
+                    </wps:wsp>
+                  </a:graphicData>
+                </a:graphic>
+                <wp14:sizeRelH relativeFrom="margin">
+                  <wp14:pctWidth>0</wp14:pctWidth>
+                </wp14:sizeRelH>
+                <wp14:sizeRelV relativeFrom="margin">
+                  <wp14:pctHeight>0</wp14:pctHeight>
+                </wp14:sizeRelV>
+              </wp:anchor>
+            </w:drawing>
+          </mc:Choice>
+          <mc:Fallback>
+            <w:pict>
+              <v:shape w14:anchorId="540242FD" id="Text Box 3" o:spid="_x0000_s1027" type="#_x0000_t202" style="position:absolute;margin-left:0;margin-top:-.15pt;width:305.25pt;height:141.75pt;z-index:251663360;visibility:visible;mso-wrap-style:square;mso-width-percent:0;mso-height-percent:0;mso-wrap-distance-left:9pt;mso-wrap-distance-top:0;mso-wrap-distance-right:9pt;mso-wrap-distance-bottom:0;mso-position-horizontal:left;mso-position-horizontal-relative:margin;mso-position-vertical:absolute;mso-position-vertical-relative:text;mso-width-percent:0;mso-height-percent:0;mso-width-relative:margin;mso-height-relative:margin;v-text-anchor:top" o:gfxdata="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" filled="f" stroked="f">
+                <v:textbox>
+                  <w:txbxContent>
+                    <w:p>
+                      <w:pPr>
+                        <w:jc w:val="both"/>
+                      </w:pPr>
+                      <w:r>
+                        <w:rPr>
+                          <w:b/>
+                          <w:bCs/>
+                        </w:rPr>
+                        <w:t xml:space="preserve">ii. Porter’s 5 Forces Analysis: </w:t>
+                      </w:r>
+                      <w:r>
+                        <w:rPr>
+                          <w:rStyle w:val="fontstyle01"/>
+                          <w:rFonts w:asciiTheme="minorHAnsi" w:hAnsiTheme="minorHAnsi" w:cstheme="minorHAnsi"/>
+                          <w:sz w:val="22"/>
+                          <w:szCs w:val="22"/>
+                        </w:rPr>
+                        <w:t>Porter’s Five Forces examines the competitive structure of an industry through five forces: rivalry among existing competitors, threat of new entrants, bargaining power of suppliers, bargaining power of buyers and threat of substitutes.</w:t>
+                      </w:r>
+                      <w:r>
+                        <w:rPr>
+                          <w:rStyle w:val="fontstyle01"/>
+                          <w:rFonts w:asciiTheme="minorHAnsi" w:hAnsiTheme="minorHAnsi" w:cstheme="minorHAnsi"/>
+                          <w:sz w:val="22"/>
+                          <w:szCs w:val="22"/>
+                        </w:rPr>
+                        <w:t xml:space="preserve"> </w:t>
+                      </w:r>
+                      <w:r>
+                        <w:rPr>
+                          <w:rStyle w:val="fontstyle01"/>
+                          <w:rFonts w:asciiTheme="minorHAnsi" w:hAnsiTheme="minorHAnsi" w:cstheme="minorHAnsi"/>
+                          <w:sz w:val="22"/>
+                          <w:szCs w:val="22"/>
+                        </w:rPr>
+                        <w:t xml:space="preserve">The industry is attractive but highly competitive. </w:t>
+                      </w:r>
+                      <w:r>
+                        <w:rPr>
+                          <w:rStyle w:val="fontstyle01"/>
+                          <w:rFonts w:asciiTheme="minorHAnsi" w:hAnsiTheme="minorHAnsi" w:cstheme="minorHAnsi"/>
+                          <w:sz w:val="22"/>
+                          <w:szCs w:val="22"/>
+                        </w:rPr>
+                        <w:t>_______</w:t>
+                      </w:r>
+                      <w:r>
+                        <w:rPr>
+                          <w:rStyle w:val="fontstyle01"/>
+                          <w:rFonts w:asciiTheme="minorHAnsi" w:hAnsiTheme="minorHAnsi" w:cstheme="minorHAnsi"/>
+                          <w:sz w:val="22"/>
+                          <w:szCs w:val="22"/>
+                        </w:rPr>
+                        <w:t xml:space="preserve"> strongest protection is its network effect, professional data and brand trust. Its main strategic challenge is that customers can use several alternative channels for recruitment, job search, advertising and networking.</w:t>
+                      </w:r>
+                    </w:p>
+                  </w:txbxContent>
+                </v:textbox>
+                <w10:wrap anchorx="margin"/>
+              </v:shape>
+            </w:pict>
+          </mc:Fallback>
+        </mc:AlternateContent>
+      </w:r>
+    </w:p>
+    <w:p>
+      <w:pPr>
+        <w:rPr>
+          <w:sz w:val="24"/>
+          <w:szCs w:val="24"/>
+        </w:rPr>
+      </w:pPr>
+    </w:p>
+    <w:p>
+      <w:pPr>
+        <w:rPr>
+          <w:sz w:val="24"/>
+          <w:szCs w:val="24"/>
+        </w:rPr>
+      </w:pPr>
+    </w:p>
+    <w:p>
+      <w:pPr>
+        <w:rPr>
+          <w:sz w:val="24"/>
+          <w:szCs w:val="24"/>
+        </w:rPr>
+      </w:pPr>
+    </w:p>
+    <w:p>
+      <w:pPr>
+        <w:rPr>
+          <w:sz w:val="24"/>
+          <w:szCs w:val="24"/>
+        </w:rPr>
+      </w:pPr>
+    </w:p>
+    <w:p>
+      <w:pPr>
+        <w:rPr>
+          <w:sz w:val="24"/>
+          <w:szCs w:val="24"/>
+        </w:rPr>
+      </w:pPr>
+      <w:r>
+        <w:rPr>
+          <w:b/>
+          <w:bCs/>
+          <w:noProof/>
+          <w:sz w:val="24"/>
+          <w:szCs w:val="24"/>
+        </w:rPr>
+        <mc:AlternateContent>
+          <mc:Choice Requires="wps">
+            <w:drawing>
+              <wp:anchor distT="0" distB="0" distL="114300" distR="114300" simplePos="0" relativeHeight="251666432" behindDoc="0" locked="0" layoutInCell="1" allowOverlap="1" wp14:anchorId="16C5120A" wp14:editId="4E46FB20">
+                <wp:simplePos x="0" y="0"/>
+                <wp:positionH relativeFrom="margin">
+                  <wp:posOffset>34290</wp:posOffset>
+                </wp:positionH>
+                <wp:positionV relativeFrom="paragraph">
+                  <wp:posOffset>305435</wp:posOffset>
+                </wp:positionV>
+                <wp:extent cx="3876675" cy="2571750"/>
+                <wp:effectExtent l="0" t="0" r="0" b="0"/>
+                <wp:wrapNone/>
+                <wp:docPr id="6" name="Text Box 6"/>
+                <wp:cNvGraphicFramePr/>
+                <a:graphic xmlns:a="http://schemas.openxmlformats.org/drawingml/2006/main">
+                  <a:graphicData uri="http://schemas.microsoft.com/office/word/2010/wordprocessingShape">
+                    <wps:wsp>
+                      <wps:cNvSpPr txBox="1"/>
+                      <wps:spPr>
+                        <a:xfrm>
+                          <a:off x="0" y="0"/>
+                          <a:ext cx="3876675" cy="2571750"/>
+                        </a:xfrm>
+                        <a:prstGeom prst="rect">
+                          <a:avLst/>
+                        </a:prstGeom>
+                        <a:noFill/>
+                        <a:ln>
+                          <a:noFill/>
+                        </a:ln>
+                      </wps:spPr>
+                      <wps:style>
+                        <a:lnRef idx="0">
+                          <a:scrgbClr r="0" g="0" b="0"/>
+                        </a:lnRef>
+                        <a:fillRef idx="0">
+                          <a:scrgbClr r="0" g="0" b="0"/>
+                        </a:fillRef>
+                        <a:effectRef idx="0">
+                          <a:scrgbClr r="0" g="0" b="0"/>
+                        </a:effectRef>
+                        <a:fontRef idx="minor">
+                          <a:schemeClr val="dk1"/>
+                        </a:fontRef>
+                      </wps:style>
+                      <wps:txbx>
+                        <w:txbxContent>
+                          <w:p>
+                            <w:pPr>
+                              <w:jc w:val="both"/>
+                            </w:pPr>
+                            <w:r>
+                              <w:rPr>
+                                <w:b/>
+                                <w:bCs/>
+                              </w:rPr>
+                              <w:t>ii</w:t>
+                            </w:r>
+                            <w:r>
+                              <w:rPr>
+                                <w:b/>
+                                <w:bCs/>
+                              </w:rPr>
+                              <w:t xml:space="preserve">i. PEST Analysis: </w:t>
+                            </w:r>
+                            <w:r>
+                              <w:t xml:space="preserve">PEST analysis studies the </w:t>
+                            </w:r>
+                            <w:r>
+                              <w:rPr>
+                                <w:rStyle w:val="Strong"/>
+                              </w:rPr>
+                              <w:t>Political, Economic, Social, and Technological</w:t>
+                            </w:r>
+                            <w:r>
+                              <w:t xml:space="preserve"> factors that affect a company</w:t>
+                            </w:r>
+                            <w:r>
+                              <w:t xml:space="preserve"> </w:t>
+                            </w:r>
+                          </w:p>
+                          <w:p>
+                            <w:pPr>
+                              <w:spacing w:before="100" w:beforeAutospacing="1" w:after="100" w:afterAutospacing="1" w:line="240" w:lineRule="auto"/>
+                              <w:jc w:val="both"/>
+                              <w:outlineLvl w:val="2"/>
+                              <w:rPr>
+                                <w:rFonts w:eastAsia="Times New Roman" w:cstheme="minorHAnsi"/>
+                                <w:b/>
+                                <w:bCs/>
+                              </w:rPr>
+                            </w:pPr>
+                            <w:r>
+                              <w:rPr>
+                                <w:rFonts w:eastAsia="Times New Roman" w:cstheme="minorHAnsi"/>
+                                <w:b/>
+                                <w:bCs/>
+                              </w:rPr>
+                              <w:t>Political Factors</w:t>
+                            </w:r>
+                            <w:r>
+                              <w:rPr>
+                                <w:rFonts w:eastAsia="Times New Roman" w:cstheme="minorHAnsi"/>
+                                <w:b/>
+                                <w:bCs/>
+                              </w:rPr>
+                              <w:t xml:space="preserve">: </w:t>
+                            </w:r>
+                            <w:r>
+                              <w:rPr>
+                                <w:rFonts w:eastAsia="Times New Roman" w:cstheme="minorHAnsi"/>
+                              </w:rPr>
+                              <w:t>Government rules, taxes, trade policies, and data regulations can affect Amazon.</w:t>
+                            </w:r>
+                          </w:p>
+                          <w:p>
+                            <w:pPr>
+                              <w:spacing w:before="100" w:beforeAutospacing="1" w:after="100" w:afterAutospacing="1" w:line="240" w:lineRule="auto"/>
+                              <w:jc w:val="both"/>
+                              <w:outlineLvl w:val="2"/>
+                              <w:rPr>
+                                <w:rFonts w:eastAsia="Times New Roman" w:cstheme="minorHAnsi"/>
+                                <w:b/>
+                                <w:bCs/>
+                              </w:rPr>
+                            </w:pPr>
+                            <w:r>
+                              <w:rPr>
+                                <w:rFonts w:eastAsia="Times New Roman" w:cstheme="minorHAnsi"/>
+                                <w:b/>
+                                <w:bCs/>
+                              </w:rPr>
+                              <w:t>Economic Factors</w:t>
+                            </w:r>
+                            <w:r>
+                              <w:rPr>
+                                <w:rFonts w:eastAsia="Times New Roman" w:cstheme="minorHAnsi"/>
+                                <w:b/>
+                                <w:bCs/>
+                              </w:rPr>
+                              <w:t xml:space="preserve">: </w:t>
+                            </w:r>
+                            <w:r>
+                              <w:rPr>
+                                <w:rFonts w:eastAsia="Times New Roman" w:cstheme="minorHAnsi"/>
+                              </w:rPr>
+                              <w:t>Inflation, unemployment, and customer income can affect people's online shopping.</w:t>
+                            </w:r>
+                          </w:p>
+                          <w:p>
+                            <w:pPr>
+                              <w:spacing w:before="100" w:beforeAutospacing="1" w:after="100" w:afterAutospacing="1" w:line="240" w:lineRule="auto"/>
+                              <w:jc w:val="both"/>
+                              <w:outlineLvl w:val="2"/>
+                              <w:rPr>
+                                <w:rFonts w:eastAsia="Times New Roman" w:cstheme="minorHAnsi"/>
+                                <w:b/>
+                                <w:bCs/>
+                              </w:rPr>
+                            </w:pPr>
+                            <w:r>
+                              <w:rPr>
+                                <w:rFonts w:eastAsia="Times New Roman" w:cstheme="minorHAnsi"/>
+                                <w:b/>
+                                <w:bCs/>
+                              </w:rPr>
+                              <w:t>Social Factors</w:t>
+                            </w:r>
+                            <w:r>
+                              <w:rPr>
+                                <w:rFonts w:eastAsia="Times New Roman" w:cstheme="minorHAnsi"/>
+                                <w:b/>
+                                <w:bCs/>
+                              </w:rPr>
+                              <w:t xml:space="preserve">: </w:t>
+                            </w:r>
+                            <w:r>
+                              <w:rPr>
+                                <w:rFonts w:eastAsia="Times New Roman" w:cstheme="minorHAnsi"/>
+                              </w:rPr>
+                              <w:t>People like convenient shopping, home delivery, and online services. This creates opportunities for Amazon.</w:t>
+                            </w:r>
+                          </w:p>
+                          <w:p>
+                            <w:pPr>
+                              <w:spacing w:before="100" w:beforeAutospacing="1" w:after="100" w:afterAutospacing="1" w:line="240" w:lineRule="auto"/>
+                              <w:jc w:val="both"/>
+                              <w:outlineLvl w:val="2"/>
+                              <w:rPr>
+                                <w:rFonts w:eastAsia="Times New Roman" w:cstheme="minorHAnsi"/>
+                                <w:b/>
+                                <w:bCs/>
+                              </w:rPr>
+                            </w:pPr>
+                            <w:r>
+                              <w:rPr>
+                                <w:rFonts w:eastAsia="Times New Roman" w:cstheme="minorHAnsi"/>
+                                <w:b/>
+                                <w:bCs/>
+                              </w:rPr>
+                              <w:t>Technological Factors</w:t>
+                            </w:r>
+                            <w:r>
+                              <w:rPr>
+                                <w:rFonts w:eastAsia="Times New Roman" w:cstheme="minorHAnsi"/>
+                                <w:b/>
+                                <w:bCs/>
+                              </w:rPr>
+                              <w:t xml:space="preserve">: </w:t>
+                            </w:r>
+                            <w:r>
+                              <w:rPr>
+                                <w:rFonts w:eastAsia="Times New Roman" w:cstheme="minorHAnsi"/>
+                              </w:rPr>
+                              <w:t>AI, cloud computing, automation, and robotics help Amazon improve its services.</w:t>
+                            </w:r>
+                          </w:p>
+                          <w:p>
+                            <w:pPr>
+                              <w:jc w:val="both"/>
+                            </w:pPr>
+                          </w:p>
+                        </w:txbxContent>
+                      </wps:txbx>
+                      <wps:bodyPr rot="0" spcFirstLastPara="0" vertOverflow="overflow" horzOverflow="overflow" vert="horz" wrap="square" lIns="91440" tIns="45720" rIns="91440" bIns="45720" numCol="1" spcCol="0" rtlCol="0" fromWordArt="0" anchor="t" anchorCtr="0" forceAA="0" compatLnSpc="1">
+                        <a:prstTxWarp prst="textNoShape">
+                          <a:avLst/>
+                        </a:prstTxWarp>
+                        <a:noAutofit/>
+                      </wps:bodyPr>
+                    </wps:wsp>
+                  </a:graphicData>
+                </a:graphic>
+                <wp14:sizeRelH relativeFrom="margin">
+                  <wp14:pctWidth>0</wp14:pctWidth>
+                </wp14:sizeRelH>
+                <wp14:sizeRelV relativeFrom="margin">
+                  <wp14:pctHeight>0</wp14:pctHeight>
+                </wp14:sizeRelV>
+              </wp:anchor>
+            </w:drawing>
+          </mc:Choice>
+          <mc:Fallback>
+            <w:pict>
+              <v:shape w14:anchorId="16C5120A" id="Text Box 6" o:spid="_x0000_s1028" type="#_x0000_t202" style="position:absolute;margin-left:2.7pt;margin-top:24.05pt;width:305.25pt;height:202.5pt;z-index:251666432;visibility:visible;mso-wrap-style:square;mso-width-percent:0;mso-height-percent:0;mso-wrap-distance-left:9pt;mso-wrap-distance-top:0;mso-wrap-distance-right:9pt;mso-wrap-distance-bottom:0;mso-position-horizontal:absolute;mso-position-horizontal-relative:margin;mso-position-vertical:absolute;mso-position-vertical-relative:text;mso-width-percent:0;mso-height-percent:0;mso-width-relative:margin;mso-height-relative:margin;v-text-anchor:top" o:gfxdata="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" filled="f" stroked="f">
+                <v:textbox>
+                  <w:txbxContent>
+                    <w:p>
+                      <w:pPr>
+                        <w:jc w:val="both"/>
+                      </w:pPr>
+                      <w:r>
+                        <w:rPr>
+                          <w:b/>
+                          <w:bCs/>
+                        </w:rPr>
+                        <w:t>ii</w:t>
+                      </w:r>
+                      <w:r>
+                        <w:rPr>
+                          <w:b/>
+                          <w:bCs/>
+                        </w:rPr>
+                        <w:t xml:space="preserve">i. PEST Analysis: </w:t>
+                      </w:r>
+                      <w:r>
+                        <w:t xml:space="preserve">PEST analysis studies the </w:t>
+                      </w:r>
+                      <w:r>
+                        <w:rPr>
+                          <w:rStyle w:val="Strong"/>
+                        </w:rPr>
+                        <w:t>Political, Economic, Social, and Technological</w:t>
+                      </w:r>
+                      <w:r>
+                        <w:t xml:space="preserve"> factors that affect a company</w:t>
+                      </w:r>
+                      <w:r>
+                        <w:t xml:space="preserve"> </w:t>
+                      </w:r>
+                    </w:p>
+                    <w:p>
+                      <w:pPr>
+                        <w:spacing w:before="100" w:beforeAutospacing="1" w:after="100" w:afterAutospacing="1" w:line="240" w:lineRule="auto"/>
+                        <w:jc w:val="both"/>
+                        <w:outlineLvl w:val="2"/>
+                        <w:rPr>
+                          <w:rFonts w:eastAsia="Times New Roman" w:cstheme="minorHAnsi"/>
+                          <w:b/>
+                          <w:bCs/>
+                        </w:rPr>
+                      </w:pPr>
+                      <w:r>
+                        <w:rPr>
+                          <w:rFonts w:eastAsia="Times New Roman" w:cstheme="minorHAnsi"/>
+                          <w:b/>
+                          <w:bCs/>
+                        </w:rPr>
+                        <w:t>Political Factors</w:t>
+                      </w:r>
+                      <w:r>
+                        <w:rPr>
+                          <w:rFonts w:eastAsia="Times New Roman" w:cstheme="minorHAnsi"/>
+                          <w:b/>
+                          <w:bCs/>
+                        </w:rPr>
+                        <w:t xml:space="preserve">: </w:t>
+                      </w:r>
+                      <w:r>
+                        <w:rPr>
+                          <w:rFonts w:eastAsia="Times New Roman" w:cstheme="minorHAnsi"/>
+                        </w:rPr>
+                        <w:t>Government rules, taxes, trade policies, and data regulations can affect Amazon.</w:t>
+                      </w:r>
+                    </w:p>
+                    <w:p>
+                      <w:pPr>
+                        <w:spacing w:before="100" w:beforeAutospacing="1" w:after="100" w:afterAutospacing="1" w:line="240" w:lineRule="auto"/>
+                        <w:jc w:val="both"/>
+                        <w:outlineLvl w:val="2"/>
+                        <w:rPr>
+                          <w:rFonts w:eastAsia="Times New Roman" w:cstheme="minorHAnsi"/>
+                          <w:b/>
+                          <w:bCs/>
+                        </w:rPr>
+                      </w:pPr>
+                      <w:r>
+                        <w:rPr>
+                          <w:rFonts w:eastAsia="Times New Roman" w:cstheme="minorHAnsi"/>
+                          <w:b/>
+                          <w:bCs/>
+                        </w:rPr>
+                        <w:t>Economic Factors</w:t>
+                      </w:r>
+                      <w:r>
+                        <w:rPr>
+                          <w:rFonts w:eastAsia="Times New Roman" w:cstheme="minorHAnsi"/>
+                          <w:b/>
+                          <w:bCs/>
+                        </w:rPr>
+                        <w:t xml:space="preserve">: </w:t>
+                      </w:r>
+                      <w:r>
+                        <w:rPr>
+                          <w:rFonts w:eastAsia="Times New Roman" w:cstheme="minorHAnsi"/>
+                        </w:rPr>
+                        <w:t>Inflation, unemployment, and customer income can affect people's online shopping.</w:t>
+                      </w:r>
+                    </w:p>
+                    <w:p>
+                      <w:pPr>
+                        <w:spacing w:before="100" w:beforeAutospacing="1" w:after="100" w:afterAutospacing="1" w:line="240" w:lineRule="auto"/>
+                        <w:jc w:val="both"/>
+                        <w:outlineLvl w:val="2"/>
+                        <w:rPr>
+                          <w:rFonts w:eastAsia="Times New Roman" w:cstheme="minorHAnsi"/>
+                          <w:b/>
+                          <w:bCs/>
+                        </w:rPr>
+                      </w:pPr>
+                      <w:r>
+                        <w:rPr>
+                          <w:rFonts w:eastAsia="Times New Roman" w:cstheme="minorHAnsi"/>
+                          <w:b/>
+                          <w:bCs/>
+                        </w:rPr>
+                        <w:t>Social Factors</w:t>
+                      </w:r>
+                      <w:r>
+                        <w:rPr>
+                          <w:rFonts w:eastAsia="Times New Roman" w:cstheme="minorHAnsi"/>
+                          <w:b/>
+                          <w:bCs/>
+                        </w:rPr>
+                        <w:t xml:space="preserve">: </w:t>
+                      </w:r>
+                      <w:r>
+                        <w:rPr>
+                          <w:rFonts w:eastAsia="Times New Roman" w:cstheme="minorHAnsi"/>
+                        </w:rPr>
+                        <w:t>People like convenient shopping, home delivery, and online services. This creates opportunities for Amazon.</w:t>
+                      </w:r>
+                    </w:p>
+                    <w:p>
+                      <w:pPr>
+                        <w:spacing w:before="100" w:beforeAutospacing="1" w:after="100" w:afterAutospacing="1" w:line="240" w:lineRule="auto"/>
+                        <w:jc w:val="both"/>
+                        <w:outlineLvl w:val="2"/>
+                        <w:rPr>
+                          <w:rFonts w:eastAsia="Times New Roman" w:cstheme="minorHAnsi"/>
+                          <w:b/>
+                          <w:bCs/>
+                        </w:rPr>
+                      </w:pPr>
+                      <w:r>
+                        <w:rPr>
+                          <w:rFonts w:eastAsia="Times New Roman" w:cstheme="minorHAnsi"/>
+                          <w:b/>
+                          <w:bCs/>
+                        </w:rPr>
+                        <w:t>Technological Factors</w:t>
+                      </w:r>
+                      <w:r>
+                        <w:rPr>
+                          <w:rFonts w:eastAsia="Times New Roman" w:cstheme="minorHAnsi"/>
+                          <w:b/>
+                          <w:bCs/>
+                        </w:rPr>
+                        <w:t xml:space="preserve">: </w:t>
+                      </w:r>
+                      <w:r>
+                        <w:rPr>
+                          <w:rFonts w:eastAsia="Times New Roman" w:cstheme="minorHAnsi"/>
+                        </w:rPr>
+                        <w:t>AI, cloud computing, automation, and robotics help Amazon improve its services.</w:t>
+                      </w:r>
+                    </w:p>
+                    <w:p>
+                      <w:pPr>
+                        <w:jc w:val="both"/>
+                      </w:pPr>
+                    </w:p>
+                  </w:txbxContent>
+                </v:textbox>
+                <w10:wrap anchorx="margin"/>
+              </v:shape>
+            </w:pict>
+          </mc:Fallback>
+        </mc:AlternateContent>
+      </w:r>
+    </w:p>
+    <w:p>
+      <w:pPr>
+        <w:rPr>
+          <w:sz w:val="24"/>
+          <w:szCs w:val="24"/>
+        </w:rPr>
+      </w:pPr>
+      <w:r>
+        <w:rPr>
+          <w:noProof/>
+        </w:rPr>
+        <w:drawing>
+          <wp:anchor distT="0" distB="0" distL="114300" distR="114300" simplePos="0" relativeHeight="251669504" behindDoc="0" locked="0" layoutInCell="1" allowOverlap="1" wp14:anchorId="395E37B5" wp14:editId="53C12F9F">
+            <wp:simplePos x="0" y="0"/>
+            <wp:positionH relativeFrom="margin">
+              <wp:posOffset>4272280</wp:posOffset>
+            </wp:positionH>
+            <wp:positionV relativeFrom="paragraph">
+              <wp:posOffset>12065</wp:posOffset>
+            </wp:positionV>
+            <wp:extent cx="2733675" cy="2733675"/>
+            <wp:effectExtent l="0" t="0" r="9525" b="9525"/>
+            <wp:wrapNone/>
+            <wp:docPr id="9" name="Picture 9" descr="Vectores de Analisis pest, imágenes vectoriales | DepositPhotos"/>
+            <wp:cNvGraphicFramePr>
+              <a:graphicFrameLocks xmlns:a="http://schemas.openxmlformats.org/drawingml/2006/main" noChangeAspect="1"/>
+            </wp:cNvGraphicFramePr>
+            <a:graphic xmlns:a="http://schemas.openxmlformats.org/drawingml/2006/main">
+              <a:graphicData uri="http://schemas.openxmlformats.org/drawingml/2006/picture">
+                <pic:pic xmlns:pic="http://schemas.openxmlformats.org/drawingml/2006/picture">
+                  <pic:nvPicPr>
+                    <pic:cNvPr id="0" name="Picture 3" descr="Vectores de Analisis pest, imágenes vectoriales | DepositPhotos"/>
+                    <pic:cNvPicPr>
+                      <a:picLocks noChangeAspect="1" noChangeArrowheads="1"/>
+                    </pic:cNvPicPr>
+                  </pic:nvPicPr>
+                  <pic:blipFill>
+                    <a:blip r:embed="rId12">
+                      <a:extLst>
+                        <a:ext uri="{BEBA8EAE-BF5A-486C-A8C5-ECC9F3942E4B}">
+                          <a14:imgProps xmlns:a14="http://schemas.microsoft.com/office/drawing/2010/main">
+                            <a14:imgLayer r:embed="rId13">
+                              <a14:imgEffect>
+                                <a14:saturation sat="66000"/>
+                              </a14:imgEffect>
+                              <a14:imgEffect>
+                                <a14:brightnessContrast contrast="20000"/>
+                              </a14:imgEffect>
+                            </a14:imgLayer>
+                          </a14:imgProps>
+                        </a:ext>
+                        <a:ext uri="{28A0092B-C50C-407E-A947-70E740481C1C}">
+                          <a14:useLocalDpi xmlns:a14="http://schemas.microsoft.com/office/drawing/2010/main" val="0"/>
+                        </a:ext>
+                      </a:extLst>
+                    </a:blip>
+                    <a:srcRect/>
+                    <a:stretch>
+                      <a:fillRect/>
+                    </a:stretch>
+                  </pic:blipFill>
+                  <pic:spPr bwMode="auto">
+                    <a:xfrm>
+                      <a:off x="0" y="0"/>
+                      <a:ext cx="2733675" cy="2733675"/>
+                    </a:xfrm>
+                    <a:prstGeom prst="rect">
+                      <a:avLst/>
+                    </a:prstGeom>
+                    <a:noFill/>
+                    <a:ln>
+                      <a:noFill/>
+                    </a:ln>
+                  </pic:spPr>
+                </pic:pic>
+              </a:graphicData>
+            </a:graphic>
+            <wp14:sizeRelH relativeFrom="margin">
+              <wp14:pctWidth>0</wp14:pctWidth>
+            </wp14:sizeRelH>
+            <wp14:sizeRelV relativeFrom="margin">
+              <wp14:pctHeight>0</wp14:pctHeight>
+            </wp14:sizeRelV>
+          </wp:anchor>
+        </w:drawing>
+      </w:r>
+    </w:p>
+    <w:p>
+      <w:pPr>
+        <w:tabs>
+          <w:tab w:val="left" w:pos="8280"/>
+        </w:tabs>
+        <w:rPr>
+          <w:sz w:val="24"/>
+          <w:szCs w:val="24"/>
+        </w:rPr>
+      </w:pPr>
+      <w:r>
+        <w:rPr>
+          <w:sz w:val="24"/>
+          <w:szCs w:val="24"/>
+        </w:rPr>
+        <w:tab/>
+      </w:r>
+    </w:p>
+    <w:p>
+      <w:pPr>
+        <w:rPr>
+          <w:sz w:val="24"/>
+          <w:szCs w:val="24"/>
+        </w:rPr>
+      </w:pPr>
+    </w:p>
+    <w:p>
+      <w:pPr>
+        <w:rPr>
+          <w:sz w:val="24"/>
+          <w:szCs w:val="24"/>
+        </w:rPr>
+      </w:pPr>
+    </w:p>
+    <w:p>
+      <w:pPr>
+        <w:rPr>
+          <w:sz w:val="24"/>
+          <w:szCs w:val="24"/>
+        </w:rPr>
+      </w:pPr>
+    </w:p>
+    <w:p>
+      <w:pPr>
+        <w:rPr>
+          <w:sz w:val="24"/>
+          <w:szCs w:val="24"/>
+        </w:rPr>
+      </w:pPr>
+    </w:p>
+    <w:p>
+      <w:pPr>
+        <w:rPr>
+          <w:sz w:val="24"/>
+          <w:szCs w:val="24"/>
+        </w:rPr>
+      </w:pPr>
+    </w:p>
+    <w:p>
+      <w:pPr>
+        <w:rPr>
+          <w:sz w:val="24"/>
+          <w:szCs w:val="24"/>
+        </w:rPr>
+      </w:pPr>
+    </w:p>
+    <w:p>
+      <w:pPr>
+        <w:rPr>
+          <w:sz w:val="24"/>
+          <w:szCs w:val="24"/>
+        </w:rPr>
+      </w:pPr>
+    </w:p>
+    <w:p>
+      <w:pPr>
+        <w:rPr>
+          <w:sz w:val="24"/>
+          <w:szCs w:val="24"/>
+        </w:rPr>
+      </w:pPr>
+    </w:p>
+    <w:p>
+      <w:pPr>
+        <w:tabs>
+          <w:tab w:val="left" w:pos="1335"/>
+        </w:tabs>
+        <w:jc w:val="center"/>
+        <w:rPr>
+          <w:b/>
+          <w:bCs/>
+          <w:sz w:val="28"/>
+          <w:szCs w:val="28"/>
+          <w:u w:val="single"/>
+        </w:rPr>
+      </w:pPr>
+      <w:r>
+        <w:rPr>
+          <w:b/>
+          <w:bCs/>
+          <w:sz w:val="28"/>
+          <w:szCs w:val="28"/>
+          <w:u w:val="single"/>
+        </w:rPr>
+        <w:t>Chapter 5</w:t>
+      </w:r>
+    </w:p>
+    <w:p>
+      <w:pPr>
+        <w:tabs>
+          <w:tab w:val="left" w:pos="1335"/>
+        </w:tabs>
+        <w:spacing w:after="0"/>
+        <w:jc w:val="both"/>
+        <w:rPr>
+          <w:b/>
+          <w:bCs/>
+          <w:sz w:val="24"/>
+          <w:szCs w:val="24"/>
+        </w:rPr>
+      </w:pPr>
+      <w:r>
+        <w:rPr>
+          <w:b/>
+          <w:bCs/>
+          <w:sz w:val="24"/>
+          <w:szCs w:val="24"/>
+        </w:rPr>
+        <w:t>1. Concept Strategy and Competitive Advantage.</w:t>
+      </w:r>
+    </w:p>
+    <w:p>
+      <w:pPr>
+        <w:spacing w:after="0" w:line="276" w:lineRule="auto"/>
+        <w:jc w:val="both"/>
+        <w:rPr>
+          <w:rFonts w:cstheme="minorHAnsi"/>
+        </w:rPr>
+      </w:pPr>
+      <w:r>
+        <w:rPr>
+          <w:b/>
+          <w:bCs/>
+          <w:sz w:val="24"/>
+          <w:szCs w:val="24"/>
+        </w:rPr>
+        <w:t xml:space="preserve">Ans: </w:t>
+      </w:r>
+      <w:r>
+        <w:rPr>
+          <w:rFonts w:cstheme="minorHAnsi"/>
+        </w:rPr>
+        <w:t>A strategic alliance is an arrangement between two companies to undertake a mutually beneficial project while each retains its independence.</w:t>
+      </w:r>
+      <w:r>
+        <w:rPr>
+          <w:rFonts w:cstheme="minorHAnsi"/>
+        </w:rPr>
+        <w:t xml:space="preserve"> </w:t>
+      </w:r>
+      <w:r>
+        <w:rPr>
+          <w:rFonts w:cstheme="minorHAnsi"/>
+        </w:rPr>
+        <w:t>strategic alliances can involve more than two companies.</w:t>
+      </w:r>
+      <w:r>
+        <w:rPr>
+          <w:rFonts w:cstheme="minorHAnsi"/>
+        </w:rPr>
+        <w:t xml:space="preserve"> </w:t>
+      </w:r>
+      <w:r>
+        <w:rPr>
+          <w:rFonts w:cstheme="minorHAnsi"/>
+        </w:rPr>
+        <w:t>In some cases, strategic alliances can involve more than two companies.</w:t>
+      </w:r>
+    </w:p>
+    <w:p>
+      <w:pPr>
+        <w:spacing w:after="0" w:line="276" w:lineRule="auto"/>
+        <w:jc w:val="both"/>
+        <w:rPr>
+          <w:rFonts w:cstheme="minorHAnsi"/>
+        </w:rPr>
+      </w:pPr>
+    </w:p>
+    <w:p>
+      <w:pPr>
+        <w:spacing w:after="0" w:line="276" w:lineRule="auto"/>
+        <w:jc w:val="both"/>
+        <w:rPr>
+          <w:rFonts w:cstheme="minorHAnsi"/>
+          <w:b/>
+          <w:bCs/>
+          <w:sz w:val="24"/>
+          <w:szCs w:val="24"/>
+        </w:rPr>
+      </w:pPr>
+      <w:r>
+        <w:rPr>
+          <w:rFonts w:cstheme="minorHAnsi"/>
+          <w:b/>
+          <w:bCs/>
+          <w:sz w:val="24"/>
+          <w:szCs w:val="24"/>
+        </w:rPr>
+        <w:t>2. Type of Strategy Alliances.</w:t>
+      </w:r>
+    </w:p>
+    <w:p>
+      <w:pPr>
+        <w:spacing w:after="0" w:line="276" w:lineRule="auto"/>
+        <w:jc w:val="both"/>
+        <w:rPr>
+          <w:rFonts w:cstheme="minorHAnsi"/>
+          <w:b/>
+          <w:bCs/>
+        </w:rPr>
+      </w:pPr>
+      <w:r>
+        <w:rPr>
+          <w:rFonts w:cstheme="minorHAnsi"/>
+          <w:b/>
+          <w:bCs/>
+        </w:rPr>
+        <w:t xml:space="preserve">Ans: 4 number </w:t>
+      </w:r>
+      <w:proofErr w:type="gramStart"/>
+      <w:r>
+        <w:rPr>
+          <w:rFonts w:cstheme="minorHAnsi"/>
+          <w:b/>
+          <w:bCs/>
+        </w:rPr>
+        <w:t>page</w:t>
+      </w:r>
+      <w:proofErr w:type="gramEnd"/>
+      <w:r>
+        <w:rPr>
+          <w:rFonts w:cstheme="minorHAnsi"/>
+          <w:b/>
+          <w:bCs/>
+        </w:rPr>
+        <w:t xml:space="preserve">. </w:t>
+      </w:r>
+    </w:p>
+    <w:p>
+      <w:pPr>
+        <w:spacing w:after="0" w:line="276" w:lineRule="auto"/>
+        <w:jc w:val="both"/>
+        <w:rPr>
+          <w:rFonts w:cstheme="minorHAnsi"/>
+          <w:b/>
+          <w:bCs/>
+        </w:rPr>
+      </w:pPr>
+    </w:p>
+    <w:p>
+      <w:pPr>
+        <w:spacing w:line="240" w:lineRule="auto"/>
+        <w:jc w:val="both"/>
+        <w:rPr>
+          <w:rFonts w:cstheme="minorHAnsi"/>
+          <w:b/>
+          <w:bCs/>
+          <w:sz w:val="24"/>
+          <w:szCs w:val="24"/>
+        </w:rPr>
+      </w:pPr>
+      <w:r>
+        <w:rPr>
+          <w:rFonts w:cstheme="minorHAnsi"/>
+          <w:b/>
+          <w:bCs/>
+        </w:rPr>
+        <w:t xml:space="preserve">3. </w:t>
+      </w:r>
+      <w:r>
+        <w:rPr>
+          <w:rFonts w:cstheme="minorHAnsi"/>
+          <w:b/>
+          <w:bCs/>
+          <w:sz w:val="24"/>
+          <w:szCs w:val="24"/>
+        </w:rPr>
+        <w:t>How Strategic Alliances Can Create Value.</w:t>
+      </w:r>
+    </w:p>
+    <w:p>
+      <w:pPr>
+        <w:spacing w:after="0" w:line="276" w:lineRule="auto"/>
+        <w:jc w:val="both"/>
+        <w:rPr>
+          <w:rFonts w:cstheme="minorHAnsi"/>
+          <w:b/>
+          <w:bCs/>
+        </w:rPr>
+      </w:pPr>
+      <w:r>
+        <w:rPr>
+          <w:rFonts w:cstheme="minorHAnsi"/>
+          <w:b/>
+          <w:bCs/>
+        </w:rPr>
+        <w:t xml:space="preserve">Ans: </w:t>
+      </w:r>
+      <w:r>
+        <w:rPr>
+          <w:rFonts w:cstheme="minorHAnsi"/>
+          <w:b/>
+          <w:bCs/>
+        </w:rPr>
+        <w:t>start 4 number page---</w:t>
+      </w:r>
+    </w:p>
+    <w:p>
+      <w:pPr>
+        <w:pStyle w:val="NormalWeb"/>
+        <w:numPr>
+          <w:ilvl w:val="0"/>
+          <w:numId w:val="14"/>
+        </w:numPr>
+        <w:spacing w:line="360" w:lineRule="auto"/>
+        <w:jc w:val="both"/>
+        <w:rPr>
+          <w:rFonts w:asciiTheme="minorHAnsi" w:hAnsiTheme="minorHAnsi" w:cstheme="minorHAnsi"/>
+          <w:sz w:val="22"/>
+          <w:szCs w:val="22"/>
+        </w:rPr>
+      </w:pPr>
+      <w:r>
+        <w:rPr>
+          <w:rStyle w:val="Strong"/>
+          <w:rFonts w:asciiTheme="minorHAnsi" w:hAnsiTheme="minorHAnsi" w:cstheme="minorHAnsi"/>
+          <w:sz w:val="22"/>
+          <w:szCs w:val="22"/>
+        </w:rPr>
+        <w:t>Improving short-term finances:</w:t>
+      </w:r>
+      <w:r>
+        <w:rPr>
+          <w:rStyle w:val="Strong"/>
+          <w:rFonts w:asciiTheme="minorHAnsi" w:hAnsiTheme="minorHAnsi" w:cstheme="minorHAnsi"/>
+          <w:sz w:val="22"/>
+          <w:szCs w:val="22"/>
+        </w:rPr>
+        <w:t xml:space="preserve"> </w:t>
+      </w:r>
+      <w:r>
+        <w:rPr>
+          <w:rFonts w:asciiTheme="minorHAnsi" w:hAnsiTheme="minorHAnsi" w:cstheme="minorHAnsi"/>
+          <w:sz w:val="22"/>
+          <w:szCs w:val="22"/>
+        </w:rPr>
+        <w:t>A company can get extra money or resources from its partner. This helps improve its financial condition in the short term.</w:t>
+      </w:r>
+    </w:p>
+    <w:p>
+      <w:pPr>
+        <w:pStyle w:val="NormalWeb"/>
+        <w:numPr>
+          <w:ilvl w:val="0"/>
+          <w:numId w:val="14"/>
+        </w:numPr>
+        <w:spacing w:line="360" w:lineRule="auto"/>
+        <w:jc w:val="both"/>
+        <w:rPr>
+          <w:rFonts w:asciiTheme="minorHAnsi" w:hAnsiTheme="minorHAnsi" w:cstheme="minorHAnsi"/>
+          <w:sz w:val="22"/>
+          <w:szCs w:val="22"/>
+        </w:rPr>
+      </w:pPr>
+      <w:r>
+        <w:rPr>
+          <w:rStyle w:val="Strong"/>
+          <w:rFonts w:asciiTheme="minorHAnsi" w:hAnsiTheme="minorHAnsi" w:cstheme="minorHAnsi"/>
+          <w:sz w:val="22"/>
+          <w:szCs w:val="22"/>
+        </w:rPr>
+        <w:t>Eliminating barriers to entry:</w:t>
+      </w:r>
+      <w:r>
+        <w:rPr>
+          <w:rStyle w:val="Strong"/>
+          <w:rFonts w:asciiTheme="minorHAnsi" w:hAnsiTheme="minorHAnsi" w:cstheme="minorHAnsi"/>
+          <w:sz w:val="22"/>
+          <w:szCs w:val="22"/>
+        </w:rPr>
+        <w:t xml:space="preserve"> </w:t>
+      </w:r>
+      <w:r>
+        <w:rPr>
+          <w:rFonts w:asciiTheme="minorHAnsi" w:hAnsiTheme="minorHAnsi" w:cstheme="minorHAnsi"/>
+          <w:sz w:val="22"/>
+          <w:szCs w:val="22"/>
+        </w:rPr>
+        <w:t>A partner can help the company enter a new market more easily. It can reduce problems like lack of customers, knowledge, or distribution.</w:t>
+      </w:r>
+    </w:p>
+    <w:p>
+      <w:pPr>
+        <w:pStyle w:val="NormalWeb"/>
+        <w:numPr>
+          <w:ilvl w:val="0"/>
+          <w:numId w:val="14"/>
+        </w:numPr>
+        <w:spacing w:line="360" w:lineRule="auto"/>
+        <w:jc w:val="both"/>
+        <w:rPr>
+          <w:rFonts w:asciiTheme="minorHAnsi" w:hAnsiTheme="minorHAnsi" w:cstheme="minorHAnsi"/>
+          <w:sz w:val="22"/>
+          <w:szCs w:val="22"/>
+        </w:rPr>
+      </w:pPr>
+      <w:r>
+        <w:rPr>
+          <w:rStyle w:val="Strong"/>
+          <w:rFonts w:asciiTheme="minorHAnsi" w:hAnsiTheme="minorHAnsi" w:cstheme="minorHAnsi"/>
+          <w:sz w:val="22"/>
+          <w:szCs w:val="22"/>
+        </w:rPr>
+        <w:t>Gaining better business insights:</w:t>
+      </w:r>
+      <w:r>
+        <w:rPr>
+          <w:rStyle w:val="Strong"/>
+          <w:rFonts w:asciiTheme="minorHAnsi" w:hAnsiTheme="minorHAnsi" w:cstheme="minorHAnsi"/>
+          <w:sz w:val="22"/>
+          <w:szCs w:val="22"/>
+        </w:rPr>
+        <w:t xml:space="preserve"> </w:t>
+      </w:r>
+      <w:r>
+        <w:rPr>
+          <w:rFonts w:asciiTheme="minorHAnsi" w:hAnsiTheme="minorHAnsi" w:cstheme="minorHAnsi"/>
+          <w:sz w:val="22"/>
+          <w:szCs w:val="22"/>
+        </w:rPr>
+        <w:t>Companies can share their knowledge and experience with each other. This helps them understand customers, markets, and competitors better.</w:t>
+      </w:r>
+    </w:p>
+    <w:p>
+      <w:pPr>
+        <w:pStyle w:val="NormalWeb"/>
+        <w:numPr>
+          <w:ilvl w:val="0"/>
+          <w:numId w:val="14"/>
+        </w:numPr>
+        <w:spacing w:line="360" w:lineRule="auto"/>
+        <w:jc w:val="both"/>
+        <w:rPr>
+          <w:rFonts w:asciiTheme="minorHAnsi" w:hAnsiTheme="minorHAnsi" w:cstheme="minorHAnsi"/>
+          <w:sz w:val="22"/>
+          <w:szCs w:val="22"/>
+        </w:rPr>
+      </w:pPr>
+      <w:r>
+        <w:rPr>
+          <w:rStyle w:val="Strong"/>
+          <w:rFonts w:asciiTheme="minorHAnsi" w:hAnsiTheme="minorHAnsi" w:cstheme="minorHAnsi"/>
+          <w:sz w:val="22"/>
+          <w:szCs w:val="22"/>
+        </w:rPr>
+        <w:t>Sharing financial risk:</w:t>
+      </w:r>
+      <w:r>
+        <w:rPr>
+          <w:rFonts w:asciiTheme="minorHAnsi" w:hAnsiTheme="minorHAnsi" w:cstheme="minorHAnsi"/>
+          <w:sz w:val="22"/>
+          <w:szCs w:val="22"/>
+        </w:rPr>
+        <w:t xml:space="preserve"> </w:t>
+      </w:r>
+      <w:r>
+        <w:rPr>
+          <w:rFonts w:asciiTheme="minorHAnsi" w:hAnsiTheme="minorHAnsi" w:cstheme="minorHAnsi"/>
+          <w:sz w:val="22"/>
+          <w:szCs w:val="22"/>
+        </w:rPr>
+        <w:t>Both companies can share the cost and risk of a new project. This reduces the financial burden on each company.</w:t>
+      </w:r>
+    </w:p>
+    <w:p>
+      <w:pPr>
+        <w:pStyle w:val="NormalWeb"/>
+        <w:numPr>
+          <w:ilvl w:val="0"/>
+          <w:numId w:val="14"/>
+        </w:numPr>
+        <w:spacing w:line="360" w:lineRule="auto"/>
+        <w:jc w:val="both"/>
+        <w:rPr>
+          <w:rFonts w:asciiTheme="minorHAnsi" w:hAnsiTheme="minorHAnsi" w:cstheme="minorHAnsi"/>
+          <w:sz w:val="22"/>
+          <w:szCs w:val="22"/>
+        </w:rPr>
+      </w:pPr>
+      <w:r>
+        <w:rPr>
+          <w:rStyle w:val="Strong"/>
+          <w:rFonts w:asciiTheme="minorHAnsi" w:hAnsiTheme="minorHAnsi" w:cstheme="minorHAnsi"/>
+          <w:sz w:val="22"/>
+          <w:szCs w:val="22"/>
+        </w:rPr>
+        <w:t>Innovating beyond current capabilities:</w:t>
+      </w:r>
+      <w:r>
+        <w:rPr>
+          <w:rFonts w:asciiTheme="minorHAnsi" w:hAnsiTheme="minorHAnsi" w:cstheme="minorHAnsi"/>
+          <w:sz w:val="22"/>
+          <w:szCs w:val="22"/>
+        </w:rPr>
+        <w:t xml:space="preserve"> </w:t>
+      </w:r>
+      <w:r>
+        <w:rPr>
+          <w:rFonts w:asciiTheme="minorHAnsi" w:hAnsiTheme="minorHAnsi" w:cstheme="minorHAnsi"/>
+          <w:sz w:val="22"/>
+          <w:szCs w:val="22"/>
+        </w:rPr>
+        <w:t>Companies can combine their skills and technology to create new products or services. This helps them do things they could not do alone.</w:t>
+      </w:r>
+    </w:p>
+    <w:p>
+      <w:pPr>
+        <w:tabs>
+          <w:tab w:val="left" w:pos="1335"/>
+        </w:tabs>
+        <w:spacing w:after="0"/>
+        <w:jc w:val="both"/>
+        <w:rPr>
+          <w:b/>
+          <w:bCs/>
+          <w:sz w:val="24"/>
+          <w:szCs w:val="24"/>
+        </w:rPr>
+      </w:pPr>
+      <w:r>
+        <w:rPr>
+          <w:b/>
+          <w:bCs/>
+          <w:sz w:val="24"/>
+          <w:szCs w:val="24"/>
+        </w:rPr>
+        <w:lastRenderedPageBreak/>
+        <w:t>4. How to from Strategic Alliance.</w:t>
+      </w:r>
+    </w:p>
+    <w:p>
+      <w:pPr>
+        <w:tabs>
+          <w:tab w:val="left" w:pos="1335"/>
+        </w:tabs>
+        <w:spacing w:after="0"/>
+        <w:jc w:val="both"/>
+        <w:rPr>
+          <w:b/>
+          <w:bCs/>
+          <w:sz w:val="24"/>
+          <w:szCs w:val="24"/>
+        </w:rPr>
+      </w:pPr>
+      <w:r>
+        <w:rPr>
+          <w:b/>
+          <w:bCs/>
+          <w:sz w:val="24"/>
+          <w:szCs w:val="24"/>
+        </w:rPr>
+        <w:t>Ans: Start 4 number page---</w:t>
+      </w:r>
+    </w:p>
+    <w:p>
+      <w:pPr>
+        <w:spacing w:after="0" w:line="360" w:lineRule="auto"/>
+        <w:jc w:val="both"/>
+        <w:rPr>
+          <w:rFonts w:eastAsia="Times New Roman" w:cstheme="minorHAnsi"/>
+        </w:rPr>
+      </w:pPr>
+      <w:r>
+        <w:rPr>
+          <w:rFonts w:eastAsia="Times New Roman" w:cstheme="minorHAnsi"/>
+          <w:b/>
+          <w:bCs/>
+        </w:rPr>
+        <w:t xml:space="preserve">1. </w:t>
+      </w:r>
+      <w:r>
+        <w:rPr>
+          <w:rFonts w:eastAsia="Times New Roman" w:cstheme="minorHAnsi"/>
+          <w:b/>
+          <w:bCs/>
+        </w:rPr>
+        <w:t>Brainstorm potential partners:</w:t>
+      </w:r>
+      <w:r>
+        <w:rPr>
+          <w:rFonts w:eastAsia="Times New Roman" w:cstheme="minorHAnsi"/>
+          <w:b/>
+          <w:bCs/>
+        </w:rPr>
+        <w:t xml:space="preserve"> </w:t>
+      </w:r>
+      <w:r>
+        <w:rPr>
+          <w:rFonts w:eastAsia="Times New Roman" w:cstheme="minorHAnsi"/>
+        </w:rPr>
+        <w:t xml:space="preserve">Find companies that have useful skills, resources, or technology. Choose partners that can help your business grow. </w:t>
+      </w:r>
+    </w:p>
+    <w:p>
+      <w:pPr>
+        <w:spacing w:after="0" w:line="360" w:lineRule="auto"/>
+        <w:jc w:val="both"/>
+        <w:rPr>
+          <w:rFonts w:eastAsia="Times New Roman" w:cstheme="minorHAnsi"/>
+        </w:rPr>
+      </w:pPr>
+      <w:r>
+        <w:rPr>
+          <w:rFonts w:eastAsia="Times New Roman" w:cstheme="minorHAnsi"/>
+          <w:b/>
+          <w:bCs/>
+        </w:rPr>
+        <w:t>2.</w:t>
+      </w:r>
+      <w:r>
+        <w:rPr>
+          <w:rFonts w:eastAsia="Times New Roman" w:cstheme="minorHAnsi"/>
+        </w:rPr>
+        <w:t xml:space="preserve"> </w:t>
+      </w:r>
+      <w:r>
+        <w:rPr>
+          <w:rFonts w:eastAsia="Times New Roman" w:cstheme="minorHAnsi"/>
+          <w:b/>
+          <w:bCs/>
+        </w:rPr>
+        <w:t>Outline alliance proposals:</w:t>
+      </w:r>
+      <w:r>
+        <w:rPr>
+          <w:rFonts w:eastAsia="Times New Roman" w:cstheme="minorHAnsi"/>
+        </w:rPr>
+        <w:t xml:space="preserve"> </w:t>
+      </w:r>
+      <w:r>
+        <w:rPr>
+          <w:rFonts w:eastAsia="Times New Roman" w:cstheme="minorHAnsi"/>
+        </w:rPr>
+        <w:t xml:space="preserve">Prepare a clear plan for how both companies will work together. Explain the benefits, responsibilities, and expected results. </w:t>
+      </w:r>
+    </w:p>
+    <w:p>
+      <w:pPr>
+        <w:spacing w:after="0" w:line="360" w:lineRule="auto"/>
+        <w:jc w:val="both"/>
+        <w:rPr>
+          <w:rFonts w:eastAsia="Times New Roman" w:cstheme="minorHAnsi"/>
+        </w:rPr>
+      </w:pPr>
+      <w:r>
+        <w:rPr>
+          <w:rFonts w:eastAsia="Times New Roman" w:cstheme="minorHAnsi"/>
+          <w:b/>
+          <w:bCs/>
+        </w:rPr>
+        <w:t>3.</w:t>
+      </w:r>
+      <w:r>
+        <w:rPr>
+          <w:rFonts w:eastAsia="Times New Roman" w:cstheme="minorHAnsi"/>
+        </w:rPr>
+        <w:t xml:space="preserve"> </w:t>
+      </w:r>
+      <w:r>
+        <w:rPr>
+          <w:rFonts w:eastAsia="Times New Roman" w:cstheme="minorHAnsi"/>
+          <w:b/>
+          <w:bCs/>
+        </w:rPr>
+        <w:t>Mutually determine goals:</w:t>
+      </w:r>
+      <w:r>
+        <w:rPr>
+          <w:rFonts w:eastAsia="Times New Roman" w:cstheme="minorHAnsi"/>
+        </w:rPr>
+        <w:t xml:space="preserve"> </w:t>
+      </w:r>
+      <w:r>
+        <w:rPr>
+          <w:rFonts w:eastAsia="Times New Roman" w:cstheme="minorHAnsi"/>
+        </w:rPr>
+        <w:t xml:space="preserve">Both companies should agree on common goals. This helps them work together in the same direction. </w:t>
+      </w:r>
+    </w:p>
+    <w:p>
+      <w:pPr>
+        <w:tabs>
+          <w:tab w:val="left" w:pos="1335"/>
+        </w:tabs>
+        <w:spacing w:after="0" w:line="360" w:lineRule="auto"/>
+        <w:jc w:val="both"/>
+        <w:rPr>
+          <w:rFonts w:eastAsia="Times New Roman" w:cstheme="minorHAnsi"/>
+        </w:rPr>
+      </w:pPr>
+      <w:r>
+        <w:rPr>
+          <w:rFonts w:eastAsia="Times New Roman" w:cstheme="minorHAnsi"/>
+          <w:b/>
+          <w:bCs/>
+        </w:rPr>
+        <w:t>4.</w:t>
+      </w:r>
+      <w:r>
+        <w:rPr>
+          <w:rFonts w:eastAsia="Times New Roman" w:cstheme="minorHAnsi"/>
+        </w:rPr>
+        <w:t xml:space="preserve"> </w:t>
+      </w:r>
+      <w:r>
+        <w:rPr>
+          <w:rFonts w:eastAsia="Times New Roman" w:cstheme="minorHAnsi"/>
+          <w:b/>
+          <w:bCs/>
+        </w:rPr>
+        <w:t>Finalize</w:t>
+      </w:r>
+      <w:r>
+        <w:rPr>
+          <w:rFonts w:eastAsia="Times New Roman" w:cstheme="minorHAnsi"/>
+          <w:b/>
+          <w:bCs/>
+        </w:rPr>
+        <w:t xml:space="preserve"> </w:t>
+      </w:r>
+      <w:r>
+        <w:rPr>
+          <w:rFonts w:eastAsia="Times New Roman" w:cstheme="minorHAnsi"/>
+          <w:b/>
+          <w:bCs/>
+        </w:rPr>
+        <w:t>the plan:</w:t>
+      </w:r>
+      <w:r>
+        <w:rPr>
+          <w:rFonts w:eastAsia="Times New Roman" w:cstheme="minorHAnsi"/>
+        </w:rPr>
+        <w:t xml:space="preserve"> </w:t>
+      </w:r>
+      <w:r>
+        <w:rPr>
+          <w:rFonts w:eastAsia="Times New Roman" w:cstheme="minorHAnsi"/>
+        </w:rPr>
+        <w:t>Make the final agreement and clearly define each company’s role. Then start the alliance according to the agreed plan.</w:t>
+      </w:r>
+    </w:p>
+    <w:p>
+      <w:pPr>
+        <w:tabs>
+          <w:tab w:val="left" w:pos="1335"/>
+        </w:tabs>
+        <w:spacing w:after="0" w:line="360" w:lineRule="auto"/>
+        <w:jc w:val="both"/>
+        <w:rPr>
+          <w:rFonts w:eastAsia="Times New Roman" w:cstheme="minorHAnsi"/>
+        </w:rPr>
+      </w:pPr>
+    </w:p>
+    <w:p>
+      <w:pPr>
+        <w:tabs>
+          <w:tab w:val="left" w:pos="1335"/>
+        </w:tabs>
+        <w:spacing w:after="0" w:line="360" w:lineRule="auto"/>
+        <w:jc w:val="center"/>
+        <w:rPr>
+          <w:rFonts w:eastAsia="Times New Roman" w:cstheme="minorHAnsi"/>
+          <w:b/>
+          <w:bCs/>
+          <w:sz w:val="28"/>
+          <w:szCs w:val="28"/>
+          <w:u w:val="single"/>
+        </w:rPr>
+      </w:pPr>
+      <w:r>
+        <w:rPr>
+          <w:rFonts w:eastAsia="Times New Roman" w:cstheme="minorHAnsi"/>
+          <w:b/>
+          <w:bCs/>
+          <w:sz w:val="28"/>
+          <w:szCs w:val="28"/>
+          <w:u w:val="single"/>
+        </w:rPr>
+        <w:t xml:space="preserve">Chapter </w:t>
+      </w:r>
+      <w:r>
+        <w:rPr>
+          <w:rFonts w:eastAsia="Times New Roman" w:cstheme="minorHAnsi"/>
+          <w:b/>
+          <w:bCs/>
+          <w:sz w:val="28"/>
+          <w:szCs w:val="28"/>
+          <w:u w:val="single"/>
+        </w:rPr>
+        <w:t>7</w:t>
+      </w:r>
+    </w:p>
+    <w:p>
+      <w:pPr>
+        <w:tabs>
+          <w:tab w:val="left" w:pos="1335"/>
+        </w:tabs>
+        <w:spacing w:after="0" w:line="360" w:lineRule="auto"/>
+        <w:jc w:val="both"/>
+        <w:rPr>
+          <w:rFonts w:eastAsia="Times New Roman" w:cstheme="minorHAnsi"/>
+          <w:b/>
+          <w:bCs/>
+          <w:sz w:val="24"/>
+          <w:szCs w:val="24"/>
+        </w:rPr>
+      </w:pPr>
+      <w:r>
+        <w:rPr>
+          <w:rFonts w:eastAsia="Times New Roman" w:cstheme="minorHAnsi"/>
+          <w:b/>
+          <w:bCs/>
+          <w:sz w:val="24"/>
+          <w:szCs w:val="24"/>
+        </w:rPr>
+        <w:t xml:space="preserve">1. </w:t>
+      </w:r>
+      <w:r>
+        <w:rPr>
+          <w:rFonts w:eastAsia="Times New Roman" w:cstheme="minorHAnsi"/>
+          <w:b/>
+          <w:bCs/>
+          <w:sz w:val="24"/>
+          <w:szCs w:val="24"/>
+        </w:rPr>
+        <w:t>What is Organizational Culture?</w:t>
+      </w:r>
+    </w:p>
+    <w:p>
+      <w:pPr>
+        <w:tabs>
+          <w:tab w:val="left" w:pos="1335"/>
+        </w:tabs>
+        <w:spacing w:after="0" w:line="276" w:lineRule="auto"/>
+        <w:jc w:val="both"/>
+        <w:rPr>
+          <w:rFonts w:eastAsia="Times New Roman" w:cstheme="minorHAnsi"/>
+        </w:rPr>
+      </w:pPr>
+      <w:r>
+        <w:rPr>
+          <w:rFonts w:eastAsia="Times New Roman" w:cstheme="minorHAnsi"/>
+          <w:b/>
+          <w:bCs/>
+          <w:sz w:val="24"/>
+          <w:szCs w:val="24"/>
+        </w:rPr>
+        <w:t xml:space="preserve">Ans: </w:t>
+      </w:r>
+      <w:r>
+        <w:rPr>
+          <w:rFonts w:eastAsia="Times New Roman" w:cstheme="minorHAnsi"/>
+        </w:rPr>
+        <w:t>Organizational culture is the set of values, beliefs, attitudes, systems, and rules that outline and influence employee behavior within an organization.</w:t>
+      </w:r>
+      <w:r>
+        <w:rPr>
+          <w:rFonts w:eastAsia="Times New Roman" w:cstheme="minorHAnsi"/>
+        </w:rPr>
+        <w:t xml:space="preserve"> </w:t>
+      </w:r>
+      <w:r>
+        <w:rPr>
+          <w:rFonts w:eastAsia="Times New Roman" w:cstheme="minorHAnsi"/>
+        </w:rPr>
+        <w:t>The culture reflects how employees, customers, vendors, and stakeholders experience the organization and its brand.</w:t>
+      </w:r>
+    </w:p>
+    <w:p>
+      <w:pPr>
+        <w:tabs>
+          <w:tab w:val="left" w:pos="1335"/>
+        </w:tabs>
+        <w:spacing w:after="0" w:line="276" w:lineRule="auto"/>
+        <w:jc w:val="both"/>
+        <w:rPr>
+          <w:rFonts w:eastAsia="Times New Roman" w:cstheme="minorHAnsi"/>
+        </w:rPr>
+      </w:pPr>
+    </w:p>
+    <w:p>
+      <w:pPr>
+        <w:tabs>
+          <w:tab w:val="left" w:pos="1335"/>
+        </w:tabs>
+        <w:spacing w:after="0" w:line="276" w:lineRule="auto"/>
+        <w:jc w:val="both"/>
+        <w:rPr>
+          <w:rFonts w:eastAsia="Times New Roman" w:cstheme="minorHAnsi"/>
+          <w:b/>
+          <w:bCs/>
+          <w:sz w:val="24"/>
+          <w:szCs w:val="24"/>
+        </w:rPr>
+      </w:pPr>
+      <w:r>
+        <w:rPr>
+          <w:rFonts w:eastAsia="Times New Roman" w:cstheme="minorHAnsi"/>
+          <w:b/>
+          <w:bCs/>
+          <w:sz w:val="24"/>
+          <w:szCs w:val="24"/>
+        </w:rPr>
+        <w:t>2. What is the important of Culture to your Company?</w:t>
+      </w:r>
+    </w:p>
+    <w:p>
+      <w:pPr>
+        <w:tabs>
+          <w:tab w:val="left" w:pos="1335"/>
+        </w:tabs>
+        <w:spacing w:after="0" w:line="276" w:lineRule="auto"/>
+        <w:jc w:val="both"/>
+        <w:rPr>
+          <w:rFonts w:eastAsia="Times New Roman" w:cstheme="minorHAnsi"/>
+          <w:b/>
+          <w:bCs/>
+        </w:rPr>
+      </w:pPr>
+      <w:r>
+        <w:rPr>
+          <w:rFonts w:eastAsia="Times New Roman" w:cstheme="minorHAnsi"/>
+          <w:b/>
+          <w:bCs/>
+        </w:rPr>
+        <w:t xml:space="preserve">Ans: </w:t>
+      </w:r>
+    </w:p>
+    <w:p>
+      <w:pPr>
+        <w:tabs>
+          <w:tab w:val="left" w:pos="1335"/>
+        </w:tabs>
+        <w:spacing w:after="0" w:line="360" w:lineRule="auto"/>
+        <w:jc w:val="both"/>
+        <w:rPr>
+          <w:rFonts w:cstheme="minorHAnsi"/>
+        </w:rPr>
+      </w:pPr>
+      <w:r>
+        <w:rPr>
+          <w:rFonts w:cstheme="minorHAnsi"/>
+          <w:b/>
+          <w:bCs/>
+        </w:rPr>
+        <w:t xml:space="preserve">1. </w:t>
+      </w:r>
+      <w:r>
+        <w:rPr>
+          <w:rFonts w:cstheme="minorHAnsi"/>
+          <w:b/>
+          <w:bCs/>
+        </w:rPr>
+        <w:t>Improve recruitment efforts –</w:t>
+      </w:r>
+      <w:r>
+        <w:rPr>
+          <w:rFonts w:cstheme="minorHAnsi"/>
+        </w:rPr>
+        <w:t xml:space="preserve"> 77% of workers consider a company’s culture before applying.</w:t>
+      </w:r>
+    </w:p>
+    <w:p>
+      <w:pPr>
+        <w:tabs>
+          <w:tab w:val="left" w:pos="1335"/>
+        </w:tabs>
+        <w:spacing w:after="0" w:line="360" w:lineRule="auto"/>
+        <w:jc w:val="both"/>
+        <w:rPr>
+          <w:rFonts w:cstheme="minorHAnsi"/>
+        </w:rPr>
+      </w:pPr>
+      <w:r>
+        <w:rPr>
+          <w:rFonts w:cstheme="minorHAnsi"/>
+          <w:b/>
+          <w:bCs/>
+        </w:rPr>
+        <w:t xml:space="preserve">2. </w:t>
+      </w:r>
+      <w:r>
+        <w:rPr>
+          <w:rFonts w:cstheme="minorHAnsi"/>
+          <w:b/>
+          <w:bCs/>
+        </w:rPr>
+        <w:t>Improve employee retention –</w:t>
+      </w:r>
+      <w:r>
+        <w:rPr>
+          <w:rFonts w:cstheme="minorHAnsi"/>
+        </w:rPr>
+        <w:t xml:space="preserve"> culture is one of the main reasons that 65% of employees stay in their job.</w:t>
+      </w:r>
+    </w:p>
+    <w:p>
+      <w:pPr>
+        <w:tabs>
+          <w:tab w:val="left" w:pos="1335"/>
+        </w:tabs>
+        <w:spacing w:after="0" w:line="360" w:lineRule="auto"/>
+        <w:jc w:val="both"/>
+        <w:rPr>
+          <w:rFonts w:cstheme="minorHAnsi"/>
+        </w:rPr>
+      </w:pPr>
+      <w:r>
+        <w:rPr>
+          <w:rFonts w:cstheme="minorHAnsi"/>
+          <w:b/>
+          <w:bCs/>
+        </w:rPr>
+        <w:t xml:space="preserve">3. </w:t>
+      </w:r>
+      <w:r>
+        <w:rPr>
+          <w:rFonts w:cstheme="minorHAnsi"/>
+          <w:b/>
+          <w:bCs/>
+        </w:rPr>
+        <w:t>Improve brand identity –</w:t>
+      </w:r>
+      <w:r>
+        <w:rPr>
+          <w:rFonts w:cstheme="minorHAnsi"/>
+        </w:rPr>
+        <w:t xml:space="preserve"> 38% of employees report wanting to change their job due to poor company culture.</w:t>
+      </w:r>
+    </w:p>
+    <w:p>
+      <w:pPr>
+        <w:tabs>
+          <w:tab w:val="left" w:pos="1335"/>
+        </w:tabs>
+        <w:spacing w:after="0" w:line="360" w:lineRule="auto"/>
+        <w:jc w:val="both"/>
+        <w:rPr>
+          <w:rFonts w:cstheme="minorHAnsi"/>
+        </w:rPr>
+      </w:pPr>
+      <w:r>
+        <w:rPr>
+          <w:rFonts w:cstheme="minorHAnsi"/>
+          <w:b/>
+          <w:bCs/>
+        </w:rPr>
+        <w:t xml:space="preserve">4. </w:t>
+      </w:r>
+      <w:r>
+        <w:rPr>
+          <w:rFonts w:cstheme="minorHAnsi"/>
+          <w:b/>
+          <w:bCs/>
+        </w:rPr>
+        <w:t>Improve engagement –</w:t>
+      </w:r>
+      <w:r>
+        <w:rPr>
+          <w:rFonts w:cstheme="minorHAnsi"/>
+        </w:rPr>
+        <w:t xml:space="preserve"> companies with a positive culture have up to </w:t>
+      </w:r>
+      <w:hyperlink r:id="rId14" w:history="1">
+        <w:r>
+          <w:rPr>
+            <w:rStyle w:val="Hyperlink"/>
+            <w:rFonts w:cstheme="minorHAnsi"/>
+            <w:color w:val="auto"/>
+          </w:rPr>
+          <w:t>72%</w:t>
+        </w:r>
+      </w:hyperlink>
+      <w:r>
+        <w:rPr>
+          <w:rFonts w:cstheme="minorHAnsi"/>
+        </w:rPr>
+        <w:t> higher employee engagement rate.</w:t>
+      </w:r>
+    </w:p>
+    <w:p>
+      <w:pPr>
+        <w:tabs>
+          <w:tab w:val="left" w:pos="1335"/>
+        </w:tabs>
+        <w:spacing w:after="0" w:line="360" w:lineRule="auto"/>
+        <w:jc w:val="both"/>
+        <w:rPr>
+          <w:rFonts w:cstheme="minorHAnsi"/>
+        </w:rPr>
+      </w:pPr>
+    </w:p>
+    <w:p>
+      <w:pPr>
+        <w:tabs>
+          <w:tab w:val="left" w:pos="1335"/>
+        </w:tabs>
+        <w:spacing w:after="0" w:line="360" w:lineRule="auto"/>
+        <w:jc w:val="both"/>
+        <w:rPr>
+          <w:rFonts w:cstheme="minorHAnsi"/>
+          <w:b/>
+          <w:bCs/>
+          <w:sz w:val="24"/>
+          <w:szCs w:val="24"/>
+        </w:rPr>
+      </w:pPr>
+      <w:r>
+        <w:rPr>
+          <w:rFonts w:cstheme="minorHAnsi"/>
+          <w:b/>
+          <w:bCs/>
+          <w:sz w:val="24"/>
+          <w:szCs w:val="24"/>
+        </w:rPr>
+        <w:t>3. Qualities of a great organizational culture.</w:t>
+      </w:r>
+    </w:p>
+    <w:p>
+      <w:pPr>
+        <w:tabs>
+          <w:tab w:val="left" w:pos="1335"/>
+        </w:tabs>
+        <w:spacing w:after="0" w:line="360" w:lineRule="auto"/>
+        <w:jc w:val="both"/>
+        <w:rPr>
+          <w:rFonts w:cstheme="minorHAnsi"/>
+        </w:rPr>
+      </w:pPr>
+      <w:r>
+        <w:rPr>
+          <w:rFonts w:cstheme="minorHAnsi"/>
+          <w:b/>
+          <w:bCs/>
+        </w:rPr>
+        <w:t xml:space="preserve">Ans: </w:t>
+      </w:r>
+      <w:r>
+        <w:rPr>
+          <w:rFonts w:cstheme="minorHAnsi"/>
+        </w:rPr>
+        <w:t>Every organization’s culture is different, and it’s important to retain what makes your company unique</w:t>
+      </w:r>
+      <w:r>
+        <w:rPr>
+          <w:rFonts w:cstheme="minorHAnsi"/>
+        </w:rPr>
+        <w:t>.</w:t>
+      </w:r>
+    </w:p>
+    <w:p>
+      <w:pPr>
+        <w:tabs>
+          <w:tab w:val="left" w:pos="1335"/>
+        </w:tabs>
+        <w:spacing w:after="0" w:line="276" w:lineRule="auto"/>
+        <w:rPr>
+          <w:rFonts w:cstheme="minorHAnsi"/>
+          <w:b/>
+          <w:bCs/>
+        </w:rPr>
+      </w:pPr>
+      <w:r>
+        <w:rPr>
+          <w:rFonts w:cstheme="minorHAnsi"/>
+          <w:b/>
+          <w:bCs/>
+        </w:rPr>
+        <w:t>1. Alignment</w:t>
+      </w:r>
+      <w:r>
+        <w:rPr>
+          <w:rFonts w:cstheme="minorHAnsi"/>
+          <w:b/>
+          <w:bCs/>
+        </w:rPr>
+        <w:t>, 2</w:t>
+      </w:r>
+      <w:r>
+        <w:rPr>
+          <w:rFonts w:cstheme="minorHAnsi"/>
+          <w:b/>
+          <w:bCs/>
+        </w:rPr>
+        <w:t>. Trust</w:t>
+      </w:r>
+      <w:r>
+        <w:rPr>
+          <w:rFonts w:cstheme="minorHAnsi"/>
+          <w:b/>
+          <w:bCs/>
+        </w:rPr>
+        <w:t xml:space="preserve">, 3. </w:t>
+      </w:r>
+      <w:r>
+        <w:rPr>
+          <w:rFonts w:cstheme="minorHAnsi"/>
+          <w:b/>
+          <w:bCs/>
+        </w:rPr>
+        <w:t>Performance</w:t>
+      </w:r>
+      <w:r>
+        <w:rPr>
+          <w:rFonts w:cstheme="minorHAnsi"/>
+          <w:b/>
+          <w:bCs/>
+        </w:rPr>
+        <w:t xml:space="preserve">, 4. </w:t>
+      </w:r>
+      <w:r>
+        <w:rPr>
+          <w:rFonts w:cstheme="minorHAnsi"/>
+          <w:b/>
+          <w:bCs/>
+        </w:rPr>
+        <w:t>Teamwork</w:t>
+      </w:r>
+      <w:r>
+        <w:rPr>
+          <w:rFonts w:cstheme="minorHAnsi"/>
+          <w:b/>
+          <w:bCs/>
+        </w:rPr>
+        <w:t xml:space="preserve">, 5. </w:t>
+      </w:r>
+      <w:r>
+        <w:rPr>
+          <w:rFonts w:cstheme="minorHAnsi"/>
+          <w:b/>
+          <w:bCs/>
+        </w:rPr>
+        <w:t>Integrity</w:t>
+      </w:r>
+      <w:r>
+        <w:rPr>
+          <w:rFonts w:cstheme="minorHAnsi"/>
+          <w:b/>
+          <w:bCs/>
+        </w:rPr>
+        <w:t xml:space="preserve">, 6. </w:t>
+      </w:r>
+      <w:r>
+        <w:rPr>
+          <w:rFonts w:cstheme="minorHAnsi"/>
+          <w:b/>
+          <w:bCs/>
+        </w:rPr>
+        <w:t>Innovation</w:t>
+      </w:r>
+      <w:r>
+        <w:rPr>
+          <w:rFonts w:cstheme="minorHAnsi"/>
+          <w:b/>
+          <w:bCs/>
+        </w:rPr>
+        <w:t xml:space="preserve">, 7. </w:t>
+      </w:r>
+      <w:hyperlink r:id="rId15" w:history="1">
+        <w:r>
+          <w:rPr>
+            <w:rStyle w:val="Hyperlink"/>
+            <w:rFonts w:cstheme="minorHAnsi"/>
+            <w:b/>
+            <w:bCs/>
+            <w:color w:val="auto"/>
+            <w:u w:val="none"/>
+          </w:rPr>
+          <w:t>Psychological safety</w:t>
+        </w:r>
+      </w:hyperlink>
+      <w:r>
+        <w:rPr>
+          <w:rFonts w:cstheme="minorHAnsi"/>
+          <w:b/>
+          <w:bCs/>
+        </w:rPr>
+        <w:t> </w:t>
+      </w:r>
+    </w:p>
+    <w:p>
+      <w:pPr>
+        <w:tabs>
+          <w:tab w:val="left" w:pos="1335"/>
+        </w:tabs>
+        <w:spacing w:after="0" w:line="276" w:lineRule="auto"/>
+        <w:rPr>
+          <w:rFonts w:cstheme="minorHAnsi"/>
+          <w:b/>
+          <w:bCs/>
+        </w:rPr>
+      </w:pPr>
+    </w:p>
+    <w:p>
+      <w:pPr>
+        <w:tabs>
+          <w:tab w:val="left" w:pos="1335"/>
+        </w:tabs>
+        <w:spacing w:after="0" w:line="276" w:lineRule="auto"/>
+        <w:rPr>
+          <w:rFonts w:cstheme="minorHAnsi"/>
+          <w:b/>
+          <w:bCs/>
+        </w:rPr>
+      </w:pPr>
+      <w:r>
+        <w:rPr>
+          <w:rFonts w:cstheme="minorHAnsi"/>
+          <w:b/>
+          <w:bCs/>
+        </w:rPr>
+        <w:t xml:space="preserve">Explanation: </w:t>
+      </w:r>
+    </w:p>
+    <w:p>
+      <w:pPr>
+        <w:spacing w:after="0" w:line="360" w:lineRule="auto"/>
+        <w:jc w:val="both"/>
+        <w:rPr>
+          <w:rFonts w:eastAsia="Times New Roman" w:cstheme="minorHAnsi"/>
+        </w:rPr>
+      </w:pPr>
+      <w:r>
+        <w:rPr>
+          <w:rFonts w:eastAsia="Times New Roman" w:cstheme="minorHAnsi"/>
+        </w:rPr>
+        <w:t xml:space="preserve">1. </w:t>
+      </w:r>
+      <w:r>
+        <w:rPr>
+          <w:rFonts w:eastAsia="Times New Roman" w:cstheme="minorHAnsi"/>
+          <w:b/>
+          <w:bCs/>
+        </w:rPr>
+        <w:t>Alignment:</w:t>
+      </w:r>
+      <w:r>
+        <w:rPr>
+          <w:rFonts w:eastAsia="Times New Roman" w:cstheme="minorHAnsi"/>
+        </w:rPr>
+        <w:t xml:space="preserve"> </w:t>
+      </w:r>
+      <w:r>
+        <w:rPr>
+          <w:rFonts w:eastAsia="Times New Roman" w:cstheme="minorHAnsi"/>
+        </w:rPr>
+        <w:t xml:space="preserve">Employees understand the company’s goals and values. Everyone works together toward the same objectives. </w:t>
+      </w:r>
+    </w:p>
+    <w:p>
+      <w:pPr>
+        <w:spacing w:after="0" w:line="360" w:lineRule="auto"/>
+        <w:jc w:val="both"/>
+        <w:rPr>
+          <w:rFonts w:eastAsia="Times New Roman" w:cstheme="minorHAnsi"/>
+        </w:rPr>
+      </w:pPr>
+      <w:r>
+        <w:rPr>
+          <w:rFonts w:eastAsia="Times New Roman" w:cstheme="minorHAnsi"/>
+        </w:rPr>
+        <w:t xml:space="preserve">2. </w:t>
+      </w:r>
+      <w:r>
+        <w:rPr>
+          <w:rFonts w:eastAsia="Times New Roman" w:cstheme="minorHAnsi"/>
+          <w:b/>
+          <w:bCs/>
+        </w:rPr>
+        <w:t>Trust:</w:t>
+      </w:r>
+      <w:r>
+        <w:rPr>
+          <w:rFonts w:eastAsia="Times New Roman" w:cstheme="minorHAnsi"/>
+        </w:rPr>
+        <w:t xml:space="preserve"> </w:t>
+      </w:r>
+      <w:r>
+        <w:rPr>
+          <w:rFonts w:eastAsia="Times New Roman" w:cstheme="minorHAnsi"/>
+        </w:rPr>
+        <w:t xml:space="preserve">Employees and managers trust and respect each other. This creates a positive and comfortable workplace. </w:t>
+      </w:r>
+    </w:p>
+    <w:p>
+      <w:pPr>
+        <w:spacing w:after="0" w:line="360" w:lineRule="auto"/>
+        <w:jc w:val="both"/>
+        <w:rPr>
+          <w:rFonts w:eastAsia="Times New Roman" w:cstheme="minorHAnsi"/>
+        </w:rPr>
+      </w:pPr>
+      <w:r>
+        <w:rPr>
+          <w:rFonts w:eastAsia="Times New Roman" w:cstheme="minorHAnsi"/>
+        </w:rPr>
+        <w:t xml:space="preserve">3. </w:t>
+      </w:r>
+      <w:r>
+        <w:rPr>
+          <w:rFonts w:eastAsia="Times New Roman" w:cstheme="minorHAnsi"/>
+          <w:b/>
+          <w:bCs/>
+        </w:rPr>
+        <w:t>Performance:</w:t>
+      </w:r>
+      <w:r>
+        <w:rPr>
+          <w:rFonts w:eastAsia="Times New Roman" w:cstheme="minorHAnsi"/>
+        </w:rPr>
+        <w:t xml:space="preserve"> </w:t>
+      </w:r>
+      <w:r>
+        <w:rPr>
+          <w:rFonts w:eastAsia="Times New Roman" w:cstheme="minorHAnsi"/>
+        </w:rPr>
+        <w:t xml:space="preserve">Employees are encouraged to do their best work. Good performance is recognized and rewarded. </w:t>
+      </w:r>
+    </w:p>
+    <w:p>
+      <w:pPr>
+        <w:spacing w:after="0" w:line="360" w:lineRule="auto"/>
+        <w:jc w:val="both"/>
+        <w:rPr>
+          <w:rFonts w:eastAsia="Times New Roman" w:cstheme="minorHAnsi"/>
+        </w:rPr>
+      </w:pPr>
+      <w:r>
+        <w:rPr>
+          <w:rFonts w:eastAsia="Times New Roman" w:cstheme="minorHAnsi"/>
+        </w:rPr>
+        <w:t xml:space="preserve">4. </w:t>
+      </w:r>
+      <w:r>
+        <w:rPr>
+          <w:rFonts w:eastAsia="Times New Roman" w:cstheme="minorHAnsi"/>
+          <w:b/>
+          <w:bCs/>
+        </w:rPr>
+        <w:t>Teamwork:</w:t>
+      </w:r>
+      <w:r>
+        <w:rPr>
+          <w:rFonts w:eastAsia="Times New Roman" w:cstheme="minorHAnsi"/>
+        </w:rPr>
+        <w:t xml:space="preserve"> </w:t>
+      </w:r>
+      <w:r>
+        <w:rPr>
+          <w:rFonts w:eastAsia="Times New Roman" w:cstheme="minorHAnsi"/>
+        </w:rPr>
+        <w:t xml:space="preserve">Employees cooperate and help each other. Good teamwork makes it easier to achieve company goals. </w:t>
+      </w:r>
+    </w:p>
+    <w:p>
+      <w:pPr>
+        <w:spacing w:after="0" w:line="360" w:lineRule="auto"/>
+        <w:jc w:val="both"/>
+        <w:rPr>
+          <w:rFonts w:eastAsia="Times New Roman" w:cstheme="minorHAnsi"/>
+        </w:rPr>
+      </w:pPr>
+      <w:r>
+        <w:rPr>
+          <w:rFonts w:eastAsia="Times New Roman" w:cstheme="minorHAnsi"/>
+        </w:rPr>
+        <w:t xml:space="preserve">5. </w:t>
+      </w:r>
+      <w:r>
+        <w:rPr>
+          <w:rFonts w:eastAsia="Times New Roman" w:cstheme="minorHAnsi"/>
+          <w:b/>
+          <w:bCs/>
+        </w:rPr>
+        <w:t>Integrity:</w:t>
+      </w:r>
+      <w:r>
+        <w:rPr>
+          <w:rFonts w:eastAsia="Times New Roman" w:cstheme="minorHAnsi"/>
+        </w:rPr>
+        <w:t xml:space="preserve"> </w:t>
+      </w:r>
+      <w:r>
+        <w:rPr>
+          <w:rFonts w:eastAsia="Times New Roman" w:cstheme="minorHAnsi"/>
+        </w:rPr>
+        <w:t xml:space="preserve">Employees should be honest and responsible in their work. The company should always follow ethical rules. </w:t>
+      </w:r>
+    </w:p>
+    <w:p>
+      <w:pPr>
+        <w:spacing w:after="0" w:line="360" w:lineRule="auto"/>
+        <w:jc w:val="both"/>
+        <w:rPr>
+          <w:rFonts w:eastAsia="Times New Roman" w:cstheme="minorHAnsi"/>
+        </w:rPr>
+      </w:pPr>
+      <w:r>
+        <w:rPr>
+          <w:rFonts w:eastAsia="Times New Roman" w:cstheme="minorHAnsi"/>
+        </w:rPr>
+        <w:t xml:space="preserve">6. </w:t>
+      </w:r>
+      <w:r>
+        <w:rPr>
+          <w:rFonts w:eastAsia="Times New Roman" w:cstheme="minorHAnsi"/>
+          <w:b/>
+          <w:bCs/>
+        </w:rPr>
+        <w:t>Innovation:</w:t>
+      </w:r>
+      <w:r>
+        <w:rPr>
+          <w:rFonts w:eastAsia="Times New Roman" w:cstheme="minorHAnsi"/>
+        </w:rPr>
+        <w:t xml:space="preserve"> </w:t>
+      </w:r>
+      <w:r>
+        <w:rPr>
+          <w:rFonts w:eastAsia="Times New Roman" w:cstheme="minorHAnsi"/>
+        </w:rPr>
+        <w:t xml:space="preserve">Employees are encouraged to share new ideas and try better ways of doing things. This helps the company </w:t>
+      </w:r>
+      <w:r>
+        <w:rPr>
+          <w:rFonts w:eastAsia="Times New Roman" w:cstheme="minorHAnsi"/>
+        </w:rPr>
+        <w:t xml:space="preserve">        </w:t>
+      </w:r>
+      <w:r>
+        <w:rPr>
+          <w:rFonts w:eastAsia="Times New Roman" w:cstheme="minorHAnsi"/>
+        </w:rPr>
+        <w:t xml:space="preserve">grow and improve. </w:t>
+      </w:r>
+    </w:p>
+    <w:p>
+      <w:pPr>
+        <w:tabs>
+          <w:tab w:val="left" w:pos="1335"/>
+        </w:tabs>
+        <w:spacing w:after="0" w:line="360" w:lineRule="auto"/>
+        <w:jc w:val="both"/>
+        <w:rPr>
+          <w:rFonts w:cstheme="minorHAnsi"/>
+          <w:b/>
+          <w:bCs/>
+        </w:rPr>
+      </w:pPr>
+      <w:r>
+        <w:rPr>
+          <w:rFonts w:eastAsia="Times New Roman" w:cstheme="minorHAnsi"/>
+        </w:rPr>
+        <w:t xml:space="preserve">7. </w:t>
+      </w:r>
+      <w:r>
+        <w:rPr>
+          <w:rFonts w:eastAsia="Times New Roman" w:cstheme="minorHAnsi"/>
+          <w:b/>
+          <w:bCs/>
+        </w:rPr>
+        <w:t>Psychological Safety:</w:t>
+      </w:r>
+      <w:r>
+        <w:rPr>
+          <w:rFonts w:eastAsia="Times New Roman" w:cstheme="minorHAnsi"/>
+        </w:rPr>
+        <w:t xml:space="preserve"> </w:t>
+      </w:r>
+      <w:r>
+        <w:rPr>
+          <w:rFonts w:eastAsia="Times New Roman" w:cstheme="minorHAnsi"/>
+        </w:rPr>
+        <w:t>Employees feel safe to share ideas, questions, or mistakes without fear. This creates an open and supportive workplace</w:t>
+      </w:r>
+    </w:p>
+    <w:p>
+      <w:pPr>
+        <w:tabs>
+          <w:tab w:val="left" w:pos="1335"/>
+        </w:tabs>
+        <w:spacing w:after="0" w:line="360" w:lineRule="auto"/>
+        <w:jc w:val="both"/>
+        <w:rPr>
+          <w:rFonts w:cstheme="minorHAnsi"/>
+          <w:b/>
+          <w:bCs/>
+          <w:sz w:val="24"/>
+          <w:szCs w:val="24"/>
+        </w:rPr>
+      </w:pPr>
+      <w:r>
+        <w:rPr>
+          <w:rFonts w:cstheme="minorHAnsi"/>
+          <w:b/>
+          <w:bCs/>
+          <w:sz w:val="24"/>
+          <w:szCs w:val="24"/>
+        </w:rPr>
+        <w:t>4. Definition of Culture Conflict.</w:t>
+      </w:r>
+    </w:p>
+    <w:p>
+      <w:pPr>
+        <w:tabs>
+          <w:tab w:val="left" w:pos="1335"/>
+        </w:tabs>
+        <w:spacing w:after="0" w:line="360" w:lineRule="auto"/>
+        <w:jc w:val="both"/>
+      </w:pPr>
+      <w:r>
+        <w:rPr>
+          <w:rFonts w:cstheme="minorHAnsi"/>
+          <w:b/>
+          <w:bCs/>
+        </w:rPr>
+        <w:t xml:space="preserve">Ans: </w:t>
+      </w:r>
+      <w:r>
+        <w:rPr>
+          <w:rStyle w:val="Strong"/>
+        </w:rPr>
+        <w:t>Cultural conflict</w:t>
+      </w:r>
+      <w:r>
+        <w:t xml:space="preserve"> happens when people from different cultures have different values, beliefs, or ways of doing things.</w:t>
+      </w:r>
+      <w:r>
+        <w:br/>
+        <w:t xml:space="preserve">These differences can cause </w:t>
+      </w:r>
+      <w:r>
+        <w:rPr>
+          <w:rStyle w:val="Strong"/>
+        </w:rPr>
+        <w:t>misunderstanding, disagreement, tension, or even hostility</w:t>
+      </w:r>
+      <w:r>
+        <w:t xml:space="preserve"> between people or groups.</w:t>
+      </w:r>
+    </w:p>
+    <w:p>
+      <w:pPr>
+        <w:tabs>
+          <w:tab w:val="left" w:pos="1335"/>
+        </w:tabs>
+        <w:spacing w:after="0" w:line="360" w:lineRule="auto"/>
+        <w:jc w:val="both"/>
+        <w:rPr>
+          <w:b/>
+          <w:bCs/>
+          <w:sz w:val="24"/>
+          <w:szCs w:val="24"/>
+        </w:rPr>
+      </w:pPr>
+      <w:r>
+        <w:rPr>
+          <w:b/>
+          <w:bCs/>
+          <w:sz w:val="24"/>
+          <w:szCs w:val="24"/>
+        </w:rPr>
+        <w:lastRenderedPageBreak/>
+        <w:t>5. Distinction between Strong and weak culture.</w:t>
+      </w:r>
+    </w:p>
+    <w:tbl>
+      <w:tblPr>
+        <w:tblStyle w:val="TableGrid"/>
+        <w:tblW w:w="10908" w:type="dxa"/>
+        <w:tblLook w:val="04A0" w:firstRow="1" w:lastRow="0" w:firstColumn="1" w:lastColumn="0" w:noHBand="0" w:noVBand="1"/>
+      </w:tblPr>
+      <w:tblGrid>
+        <w:gridCol w:w="5454"/>
+        <w:gridCol w:w="5454"/>
+      </w:tblGrid>
+      <w:tr>
+        <w:trPr>
+          <w:trHeight w:val="368"/>
+        </w:trPr>
+        <w:tc>
+          <w:tcPr>
+            <w:tcW w:w="5454" w:type="dxa"/>
+          </w:tcPr>
+          <w:p>
+            <w:pPr>
+              <w:tabs>
+                <w:tab w:val="left" w:pos="1335"/>
+              </w:tabs>
+              <w:spacing w:line="360" w:lineRule="auto"/>
+              <w:jc w:val="center"/>
+              <w:rPr>
+                <w:rFonts w:cstheme="minorHAnsi"/>
+                <w:b/>
+                <w:bCs/>
+                <w:sz w:val="24"/>
+                <w:szCs w:val="24"/>
+              </w:rPr>
+            </w:pPr>
+            <w:r>
+              <w:rPr>
+                <w:rFonts w:cstheme="minorHAnsi"/>
+                <w:b/>
+                <w:bCs/>
+                <w:sz w:val="24"/>
+                <w:szCs w:val="24"/>
+              </w:rPr>
+              <w:t>Strong Culture</w:t>
+            </w:r>
+          </w:p>
+        </w:tc>
+        <w:tc>
+          <w:tcPr>
+            <w:tcW w:w="5454" w:type="dxa"/>
+          </w:tcPr>
+          <w:p>
+            <w:pPr>
+              <w:tabs>
+                <w:tab w:val="left" w:pos="1335"/>
+              </w:tabs>
+              <w:spacing w:line="360" w:lineRule="auto"/>
+              <w:jc w:val="center"/>
+              <w:rPr>
+                <w:rFonts w:cstheme="minorHAnsi"/>
+                <w:b/>
+                <w:bCs/>
+                <w:sz w:val="24"/>
+                <w:szCs w:val="24"/>
+              </w:rPr>
+            </w:pPr>
+            <w:r>
+              <w:rPr>
+                <w:rFonts w:cstheme="minorHAnsi"/>
+                <w:b/>
+                <w:bCs/>
+                <w:sz w:val="24"/>
+                <w:szCs w:val="24"/>
+              </w:rPr>
+              <w:t>Weak Culture</w:t>
+            </w:r>
+          </w:p>
+        </w:tc>
+      </w:tr>
+      <w:tr>
+        <w:trPr>
+          <w:trHeight w:val="580"/>
+        </w:trPr>
+        <w:tc>
+          <w:tcPr>
+            <w:tcW w:w="5454" w:type="dxa"/>
+          </w:tcPr>
+          <w:p>
+            <w:pPr>
+              <w:tabs>
+                <w:tab w:val="left" w:pos="1335"/>
+              </w:tabs>
+              <w:spacing w:line="360" w:lineRule="auto"/>
+              <w:jc w:val="both"/>
+              <w:rPr>
+                <w:rFonts w:cstheme="minorHAnsi"/>
+                <w:b/>
+                <w:bCs/>
+              </w:rPr>
+            </w:pPr>
+            <w:r>
+              <w:t>Employees strongly share the company’s values and beliefs.</w:t>
+            </w:r>
+          </w:p>
+        </w:tc>
+        <w:tc>
+          <w:tcPr>
+            <w:tcW w:w="5454" w:type="dxa"/>
+          </w:tcPr>
+          <w:p>
+            <w:pPr>
+              <w:tabs>
+                <w:tab w:val="left" w:pos="1335"/>
+              </w:tabs>
+              <w:spacing w:line="360" w:lineRule="auto"/>
+              <w:jc w:val="both"/>
+              <w:rPr>
+                <w:rFonts w:cstheme="minorHAnsi"/>
+                <w:b/>
+                <w:bCs/>
+              </w:rPr>
+            </w:pPr>
+            <w:r>
+              <w:t>Employees do not strongly share the company’s values and beliefs.</w:t>
+            </w:r>
+          </w:p>
+        </w:tc>
+      </w:tr>
+      <w:tr>
+        <w:trPr>
+          <w:trHeight w:val="602"/>
+        </w:trPr>
+        <w:tc>
+          <w:tcPr>
+            <w:tcW w:w="5454" w:type="dxa"/>
+          </w:tcPr>
+          <w:p>
+            <w:pPr>
+              <w:tabs>
+                <w:tab w:val="left" w:pos="1335"/>
+              </w:tabs>
+              <w:spacing w:line="360" w:lineRule="auto"/>
+              <w:jc w:val="both"/>
+              <w:rPr>
+                <w:rFonts w:cstheme="minorHAnsi"/>
+                <w:b/>
+                <w:bCs/>
+              </w:rPr>
+            </w:pPr>
+            <w:r>
+              <w:t>Encourages open and effective communication.</w:t>
+            </w:r>
+          </w:p>
+        </w:tc>
+        <w:tc>
+          <w:tcPr>
+            <w:tcW w:w="5454" w:type="dxa"/>
+          </w:tcPr>
+          <w:p>
+            <w:pPr>
+              <w:tabs>
+                <w:tab w:val="left" w:pos="1335"/>
+              </w:tabs>
+              <w:spacing w:line="360" w:lineRule="auto"/>
+              <w:jc w:val="both"/>
+              <w:rPr>
+                <w:rFonts w:cstheme="minorHAnsi"/>
+                <w:b/>
+                <w:bCs/>
+              </w:rPr>
+            </w:pPr>
+            <w:r>
+              <w:t>Depends more on rules and regulations.</w:t>
+            </w:r>
+          </w:p>
+        </w:tc>
+      </w:tr>
+      <w:tr>
+        <w:trPr>
+          <w:trHeight w:val="580"/>
+        </w:trPr>
+        <w:tc>
+          <w:tcPr>
+            <w:tcW w:w="5454" w:type="dxa"/>
+          </w:tcPr>
+          <w:p>
+            <w:pPr>
+              <w:tabs>
+                <w:tab w:val="left" w:pos="1335"/>
+              </w:tabs>
+              <w:spacing w:line="360" w:lineRule="auto"/>
+              <w:jc w:val="both"/>
+              <w:rPr>
+                <w:rFonts w:cstheme="minorHAnsi"/>
+              </w:rPr>
+            </w:pPr>
+            <w:r>
+              <w:rPr>
+                <w:rFonts w:cstheme="minorHAnsi"/>
+              </w:rPr>
+              <w:t>Makes investment in Culture</w:t>
+            </w:r>
+          </w:p>
+        </w:tc>
+        <w:tc>
+          <w:tcPr>
+            <w:tcW w:w="5454" w:type="dxa"/>
+          </w:tcPr>
+          <w:p>
+            <w:pPr>
+              <w:tabs>
+                <w:tab w:val="left" w:pos="1335"/>
+              </w:tabs>
+              <w:spacing w:line="360" w:lineRule="auto"/>
+              <w:jc w:val="both"/>
+              <w:rPr>
+                <w:rFonts w:cstheme="minorHAnsi"/>
+              </w:rPr>
+            </w:pPr>
+            <w:r>
+              <w:rPr>
+                <w:rFonts w:cstheme="minorHAnsi"/>
+              </w:rPr>
+              <w:t>Makes little investment in culture</w:t>
+            </w:r>
+          </w:p>
+        </w:tc>
+      </w:tr>
+      <w:tr>
+        <w:trPr>
+          <w:trHeight w:val="580"/>
+        </w:trPr>
+        <w:tc>
+          <w:tcPr>
+            <w:tcW w:w="5454" w:type="dxa"/>
+          </w:tcPr>
+          <w:p>
+            <w:pPr>
+              <w:tabs>
+                <w:tab w:val="left" w:pos="1335"/>
+              </w:tabs>
+              <w:spacing w:line="360" w:lineRule="auto"/>
+              <w:jc w:val="both"/>
+              <w:rPr>
+                <w:rFonts w:cstheme="minorHAnsi"/>
+                <w:b/>
+                <w:bCs/>
+              </w:rPr>
+            </w:pPr>
+            <w:r>
+              <w:t>Supports employee learning, development, and growth.</w:t>
+            </w:r>
+          </w:p>
+        </w:tc>
+        <w:tc>
+          <w:tcPr>
+            <w:tcW w:w="5454" w:type="dxa"/>
+          </w:tcPr>
+          <w:p>
+            <w:pPr>
+              <w:tabs>
+                <w:tab w:val="left" w:pos="1335"/>
+              </w:tabs>
+              <w:spacing w:line="360" w:lineRule="auto"/>
+              <w:jc w:val="both"/>
+              <w:rPr>
+                <w:rFonts w:cstheme="minorHAnsi"/>
+                <w:b/>
+                <w:bCs/>
+              </w:rPr>
+            </w:pPr>
+            <w:r>
+              <w:t>Gives less support to employee development and growth.</w:t>
+            </w:r>
+          </w:p>
+        </w:tc>
+      </w:tr>
+    </w:tbl>
+    <w:p>
+      <w:pPr>
+        <w:tabs>
+          <w:tab w:val="left" w:pos="1335"/>
+        </w:tabs>
+        <w:spacing w:after="0" w:line="360" w:lineRule="auto"/>
+        <w:jc w:val="both"/>
+        <w:rPr>
+          <w:rFonts w:cstheme="minorHAnsi"/>
+          <w:b/>
+          <w:bCs/>
+        </w:rPr>
+      </w:pPr>
+    </w:p>
+    <w:p>
+      <w:pPr>
+        <w:tabs>
+          <w:tab w:val="left" w:pos="1335"/>
+        </w:tabs>
+        <w:spacing w:after="0" w:line="360" w:lineRule="auto"/>
+        <w:jc w:val="both"/>
+        <w:rPr>
+          <w:rFonts w:cstheme="minorHAnsi"/>
+          <w:b/>
+          <w:bCs/>
+          <w:sz w:val="24"/>
+          <w:szCs w:val="24"/>
+        </w:rPr>
+      </w:pPr>
+      <w:r>
+        <w:rPr>
+          <w:rFonts w:cstheme="minorHAnsi"/>
+          <w:b/>
+          <w:bCs/>
+          <w:sz w:val="24"/>
+          <w:szCs w:val="24"/>
+        </w:rPr>
+        <w:t>6. What Causes Cultural Conflict?</w:t>
+      </w:r>
+    </w:p>
+    <w:p>
+      <w:pPr>
+        <w:tabs>
+          <w:tab w:val="left" w:pos="1335"/>
+        </w:tabs>
+        <w:spacing w:line="360" w:lineRule="auto"/>
+        <w:rPr>
+          <w:rFonts w:cstheme="minorHAnsi"/>
+          <w:b/>
+          <w:bCs/>
+        </w:rPr>
+      </w:pPr>
+      <w:r>
+        <w:rPr>
+          <w:rFonts w:cstheme="minorHAnsi"/>
+          <w:b/>
+          <w:bCs/>
+        </w:rPr>
+        <w:t xml:space="preserve">Ans: </w:t>
+      </w:r>
+      <w:r>
+        <w:rPr>
+          <w:rFonts w:cstheme="minorHAnsi"/>
+          <w:b/>
+          <w:bCs/>
+        </w:rPr>
+        <w:t>Cultural conflict can stem from various sources, including:</w:t>
+      </w:r>
+    </w:p>
+    <w:p>
+      <w:pPr>
+        <w:tabs>
+          <w:tab w:val="left" w:pos="1335"/>
+        </w:tabs>
+        <w:spacing w:after="0" w:line="360" w:lineRule="auto"/>
+        <w:jc w:val="both"/>
+        <w:rPr>
+          <w:rFonts w:cstheme="minorHAnsi"/>
+          <w:b/>
+          <w:bCs/>
+        </w:rPr>
+      </w:pPr>
+      <w:r>
+        <w:rPr>
+          <w:rFonts w:cstheme="minorHAnsi"/>
+          <w:b/>
+          <w:bCs/>
+        </w:rPr>
+        <w:t>1. Difference in Values, 2. Language Barriers, 3. Cultural practices, 4. St</w:t>
+      </w:r>
+      <w:r>
+        <w:rPr>
+          <w:rFonts w:cstheme="minorHAnsi"/>
+          <w:b/>
+          <w:bCs/>
+        </w:rPr>
+        <w:t>ereotyping and superstition</w:t>
+      </w:r>
+    </w:p>
+    <w:p>
+      <w:pPr>
+        <w:spacing w:after="0" w:line="360" w:lineRule="auto"/>
+        <w:jc w:val="both"/>
+        <w:rPr>
+          <w:rFonts w:eastAsia="Times New Roman" w:cstheme="minorHAnsi"/>
+        </w:rPr>
+      </w:pPr>
+      <w:r>
+        <w:rPr>
+          <w:rFonts w:eastAsia="Times New Roman" w:cstheme="minorHAnsi"/>
+          <w:b/>
+          <w:bCs/>
+        </w:rPr>
+        <w:t>1.</w:t>
+      </w:r>
+      <w:r>
+        <w:rPr>
+          <w:rFonts w:eastAsia="Times New Roman" w:cstheme="minorHAnsi"/>
+        </w:rPr>
+        <w:t xml:space="preserve"> </w:t>
+      </w:r>
+      <w:r>
+        <w:rPr>
+          <w:rFonts w:eastAsia="Times New Roman" w:cstheme="minorHAnsi"/>
+          <w:b/>
+          <w:bCs/>
+        </w:rPr>
+        <w:t>Difference in Values:</w:t>
+      </w:r>
+      <w:r>
+        <w:rPr>
+          <w:rFonts w:eastAsia="Times New Roman" w:cstheme="minorHAnsi"/>
+          <w:b/>
+          <w:bCs/>
+        </w:rPr>
+        <w:t xml:space="preserve"> </w:t>
+      </w:r>
+      <w:r>
+        <w:rPr>
+          <w:rFonts w:eastAsia="Times New Roman" w:cstheme="minorHAnsi"/>
+        </w:rPr>
+        <w:t xml:space="preserve">People from different cultures may have different values and beliefs. These differences can cause misunderstanding and disagreement. </w:t>
+      </w:r>
+    </w:p>
+    <w:p>
+      <w:pPr>
+        <w:spacing w:after="0" w:line="360" w:lineRule="auto"/>
+        <w:jc w:val="both"/>
+        <w:rPr>
+          <w:rFonts w:eastAsia="Times New Roman" w:cstheme="minorHAnsi"/>
+        </w:rPr>
+      </w:pPr>
+      <w:r>
+        <w:rPr>
+          <w:rFonts w:eastAsia="Times New Roman" w:cstheme="minorHAnsi"/>
+          <w:b/>
+          <w:bCs/>
+        </w:rPr>
+        <w:t>2.</w:t>
+      </w:r>
+      <w:r>
+        <w:rPr>
+          <w:rFonts w:eastAsia="Times New Roman" w:cstheme="minorHAnsi"/>
+        </w:rPr>
+        <w:t xml:space="preserve"> </w:t>
+      </w:r>
+      <w:r>
+        <w:rPr>
+          <w:rFonts w:eastAsia="Times New Roman" w:cstheme="minorHAnsi"/>
+          <w:b/>
+          <w:bCs/>
+        </w:rPr>
+        <w:t>Language Barriers:</w:t>
+      </w:r>
+      <w:r>
+        <w:rPr>
+          <w:rFonts w:eastAsia="Times New Roman" w:cstheme="minorHAnsi"/>
+        </w:rPr>
+        <w:t xml:space="preserve"> </w:t>
+      </w:r>
+      <w:r>
+        <w:rPr>
+          <w:rFonts w:eastAsia="Times New Roman" w:cstheme="minorHAnsi"/>
+        </w:rPr>
+        <w:t xml:space="preserve">People may speak different languages or use words differently. This can make communication difficult and cause confusion. </w:t>
+      </w:r>
+    </w:p>
+    <w:p>
+      <w:pPr>
+        <w:spacing w:after="0" w:line="360" w:lineRule="auto"/>
+        <w:jc w:val="both"/>
+        <w:rPr>
+          <w:rFonts w:eastAsia="Times New Roman" w:cstheme="minorHAnsi"/>
+        </w:rPr>
+      </w:pPr>
+      <w:r>
+        <w:rPr>
+          <w:rFonts w:eastAsia="Times New Roman" w:cstheme="minorHAnsi"/>
+          <w:b/>
+          <w:bCs/>
+        </w:rPr>
+        <w:t>3.</w:t>
+      </w:r>
+      <w:r>
+        <w:rPr>
+          <w:rFonts w:eastAsia="Times New Roman" w:cstheme="minorHAnsi"/>
+        </w:rPr>
+        <w:t xml:space="preserve"> </w:t>
+      </w:r>
+      <w:r>
+        <w:rPr>
+          <w:rFonts w:eastAsia="Times New Roman" w:cstheme="minorHAnsi"/>
+          <w:b/>
+          <w:bCs/>
+        </w:rPr>
+        <w:t>Cultural Practices:</w:t>
+      </w:r>
+      <w:r>
+        <w:rPr>
+          <w:rFonts w:eastAsia="Times New Roman" w:cstheme="minorHAnsi"/>
+        </w:rPr>
+        <w:t xml:space="preserve"> </w:t>
+      </w:r>
+      <w:r>
+        <w:rPr>
+          <w:rFonts w:eastAsia="Times New Roman" w:cstheme="minorHAnsi"/>
+        </w:rPr>
+        <w:t xml:space="preserve">Different cultures have different customs, traditions, and ways of doing things. These differences may create conflict when people do not understand each other. </w:t>
+      </w:r>
+    </w:p>
+    <w:p>
+      <w:pPr>
+        <w:tabs>
+          <w:tab w:val="left" w:pos="1335"/>
+        </w:tabs>
+        <w:spacing w:after="0" w:line="360" w:lineRule="auto"/>
+        <w:jc w:val="both"/>
+        <w:rPr>
+          <w:rFonts w:eastAsia="Times New Roman" w:cstheme="minorHAnsi"/>
+        </w:rPr>
+      </w:pPr>
+      <w:r>
+        <w:rPr>
+          <w:rFonts w:eastAsia="Times New Roman" w:cstheme="minorHAnsi"/>
+          <w:b/>
+          <w:bCs/>
+        </w:rPr>
+        <w:t>4.</w:t>
+      </w:r>
+      <w:r>
+        <w:rPr>
+          <w:rFonts w:eastAsia="Times New Roman" w:cstheme="minorHAnsi"/>
+        </w:rPr>
+        <w:t xml:space="preserve"> </w:t>
+      </w:r>
+      <w:r>
+        <w:rPr>
+          <w:rFonts w:eastAsia="Times New Roman" w:cstheme="minorHAnsi"/>
+          <w:b/>
+          <w:bCs/>
+        </w:rPr>
+        <w:t>Stereotyping and Superstition:</w:t>
+      </w:r>
+      <w:r>
+        <w:rPr>
+          <w:rFonts w:eastAsia="Times New Roman" w:cstheme="minorHAnsi"/>
+        </w:rPr>
+        <w:t xml:space="preserve"> </w:t>
+      </w:r>
+      <w:r>
+        <w:rPr>
+          <w:rFonts w:eastAsia="Times New Roman" w:cstheme="minorHAnsi"/>
+        </w:rPr>
+        <w:t>People may have wrong ideas or unfair beliefs about other cultures. This can lead to misunderstanding, discrimination, and conflict.</w:t>
+      </w:r>
+    </w:p>
+    <w:p>
+      <w:pPr>
+        <w:tabs>
+          <w:tab w:val="left" w:pos="1335"/>
+        </w:tabs>
+        <w:spacing w:after="0" w:line="360" w:lineRule="auto"/>
+        <w:jc w:val="both"/>
+        <w:rPr>
+          <w:rFonts w:eastAsia="Times New Roman" w:cstheme="minorHAnsi"/>
+        </w:rPr>
+      </w:pPr>
+    </w:p>
+    <w:p>
+      <w:pPr>
+        <w:tabs>
+          <w:tab w:val="left" w:pos="1335"/>
+        </w:tabs>
+        <w:spacing w:after="0" w:line="360" w:lineRule="auto"/>
+        <w:jc w:val="both"/>
+        <w:rPr>
+          <w:rFonts w:eastAsia="Times New Roman" w:cstheme="minorHAnsi"/>
+          <w:b/>
+          <w:bCs/>
+          <w:sz w:val="24"/>
+          <w:szCs w:val="24"/>
+        </w:rPr>
+      </w:pPr>
+      <w:r>
+        <w:rPr>
+          <w:rFonts w:eastAsia="Times New Roman" w:cstheme="minorHAnsi"/>
+          <w:b/>
+          <w:bCs/>
+          <w:sz w:val="24"/>
+          <w:szCs w:val="24"/>
+        </w:rPr>
+        <w:t>7. The importance of Addressing Cultural Conflict.</w:t>
+      </w:r>
+    </w:p>
+    <w:p>
+      <w:pPr>
+        <w:tabs>
+          <w:tab w:val="left" w:pos="1335"/>
+        </w:tabs>
+        <w:spacing w:after="0" w:line="360" w:lineRule="auto"/>
+        <w:jc w:val="both"/>
+      </w:pPr>
+      <w:r>
+        <w:rPr>
+          <w:rFonts w:eastAsia="Times New Roman" w:cstheme="minorHAnsi"/>
+          <w:b/>
+          <w:bCs/>
+        </w:rPr>
+        <w:t xml:space="preserve">Ans: </w:t>
+      </w:r>
+      <w:r>
+        <w:t xml:space="preserve">Addressing cultural conflict is important because it helps people from different cultural backgrounds </w:t>
+      </w:r>
+      <w:r>
+        <w:rPr>
+          <w:rStyle w:val="Strong"/>
+        </w:rPr>
+        <w:t>understand and respect each other</w:t>
+      </w:r>
+      <w:r>
+        <w:t>.</w:t>
+      </w:r>
+      <w:r>
+        <w:t xml:space="preserve"> </w:t>
+      </w:r>
+    </w:p>
+    <w:p>
+      <w:pPr>
+        <w:tabs>
+          <w:tab w:val="left" w:pos="1335"/>
+        </w:tabs>
+        <w:spacing w:after="0" w:line="360" w:lineRule="auto"/>
+        <w:jc w:val="both"/>
+        <w:rPr>
+          <w:b/>
+          <w:bCs/>
+        </w:rPr>
+      </w:pPr>
+      <w:r>
+        <w:rPr>
+          <w:b/>
+          <w:bCs/>
+        </w:rPr>
+        <w:t>1. Improve Communication, 2. Builds Trust and Respect, 3. Increases Teamwork, 4. Improve Productivity, 5. Creates a positive Environment.</w:t>
+      </w:r>
+    </w:p>
+    <w:p>
+      <w:pPr>
+        <w:tabs>
+          <w:tab w:val="left" w:pos="1335"/>
+        </w:tabs>
+        <w:spacing w:after="0" w:line="360" w:lineRule="auto"/>
+        <w:jc w:val="both"/>
+        <w:rPr>
+          <w:rFonts w:eastAsia="Times New Roman" w:cstheme="minorHAnsi"/>
+          <w:b/>
+          <w:bCs/>
+        </w:rPr>
+      </w:pPr>
+      <w:r>
+        <w:rPr>
+          <w:rFonts w:eastAsia="Times New Roman" w:cstheme="minorHAnsi"/>
+          <w:b/>
+          <w:bCs/>
+        </w:rPr>
+        <w:t xml:space="preserve">Explanation: </w:t>
+      </w:r>
+    </w:p>
+    <w:p>
+      <w:pPr>
+        <w:spacing w:after="0" w:line="360" w:lineRule="auto"/>
+        <w:jc w:val="both"/>
+        <w:rPr>
+          <w:rFonts w:eastAsia="Times New Roman" w:cstheme="minorHAnsi"/>
+        </w:rPr>
+      </w:pPr>
+      <w:r>
+        <w:rPr>
+          <w:rFonts w:eastAsia="Times New Roman" w:cstheme="minorHAnsi"/>
+        </w:rPr>
+        <w:t xml:space="preserve">1. </w:t>
+      </w:r>
+      <w:r>
+        <w:rPr>
+          <w:rFonts w:eastAsia="Times New Roman" w:cstheme="minorHAnsi"/>
+          <w:b/>
+          <w:bCs/>
+        </w:rPr>
+        <w:t>Improves Communication</w:t>
+      </w:r>
+      <w:r>
+        <w:rPr>
+          <w:rFonts w:eastAsia="Times New Roman" w:cstheme="minorHAnsi"/>
+        </w:rPr>
+        <w:t xml:space="preserve"> – It helps people understand each other better and reduces misunderstandings. </w:t>
+      </w:r>
+    </w:p>
+    <w:p>
+      <w:pPr>
+        <w:spacing w:after="0" w:line="360" w:lineRule="auto"/>
+        <w:jc w:val="both"/>
+        <w:rPr>
+          <w:rFonts w:eastAsia="Times New Roman" w:cstheme="minorHAnsi"/>
+        </w:rPr>
+      </w:pPr>
+      <w:r>
+        <w:rPr>
+          <w:rFonts w:eastAsia="Times New Roman" w:cstheme="minorHAnsi"/>
+        </w:rPr>
+        <w:t xml:space="preserve">2. </w:t>
+      </w:r>
+      <w:r>
+        <w:rPr>
+          <w:rFonts w:eastAsia="Times New Roman" w:cstheme="minorHAnsi"/>
+          <w:b/>
+          <w:bCs/>
+        </w:rPr>
+        <w:t>Builds Trust and Respect</w:t>
+      </w:r>
+      <w:r>
+        <w:rPr>
+          <w:rFonts w:eastAsia="Times New Roman" w:cstheme="minorHAnsi"/>
+        </w:rPr>
+        <w:t xml:space="preserve"> – People learn to respect different values, beliefs, and cultural practices. </w:t>
+      </w:r>
+    </w:p>
+    <w:p>
+      <w:pPr>
+        <w:spacing w:after="0" w:line="360" w:lineRule="auto"/>
+        <w:jc w:val="both"/>
+        <w:rPr>
+          <w:rFonts w:eastAsia="Times New Roman" w:cstheme="minorHAnsi"/>
+        </w:rPr>
+      </w:pPr>
+      <w:r>
+        <w:rPr>
+          <w:rFonts w:eastAsia="Times New Roman" w:cstheme="minorHAnsi"/>
+        </w:rPr>
+        <w:t xml:space="preserve">3. </w:t>
+      </w:r>
+      <w:r>
+        <w:rPr>
+          <w:rFonts w:eastAsia="Times New Roman" w:cstheme="minorHAnsi"/>
+          <w:b/>
+          <w:bCs/>
+        </w:rPr>
+        <w:t>Increases Teamwork</w:t>
+      </w:r>
+      <w:r>
+        <w:rPr>
+          <w:rFonts w:eastAsia="Times New Roman" w:cstheme="minorHAnsi"/>
+        </w:rPr>
+        <w:t xml:space="preserve"> – Good cultural understanding helps people work together effectively. </w:t>
+      </w:r>
+    </w:p>
+    <w:p>
+      <w:pPr>
+        <w:spacing w:after="0" w:line="360" w:lineRule="auto"/>
+        <w:jc w:val="both"/>
+        <w:rPr>
+          <w:rFonts w:eastAsia="Times New Roman" w:cstheme="minorHAnsi"/>
+        </w:rPr>
+      </w:pPr>
+      <w:r>
+        <w:rPr>
+          <w:rFonts w:eastAsia="Times New Roman" w:cstheme="minorHAnsi"/>
+        </w:rPr>
+        <w:t xml:space="preserve">4. </w:t>
+      </w:r>
+      <w:r>
+        <w:rPr>
+          <w:rFonts w:eastAsia="Times New Roman" w:cstheme="minorHAnsi"/>
+          <w:b/>
+          <w:bCs/>
+        </w:rPr>
+        <w:t>Improves Productivity</w:t>
+      </w:r>
+      <w:r>
+        <w:rPr>
+          <w:rFonts w:eastAsia="Times New Roman" w:cstheme="minorHAnsi"/>
+        </w:rPr>
+        <w:t xml:space="preserve"> – When conflicts are managed properly, employees can focus better on their work. </w:t>
+      </w:r>
+    </w:p>
+    <w:p>
+      <w:pPr>
+        <w:tabs>
+          <w:tab w:val="left" w:pos="1335"/>
+        </w:tabs>
+        <w:spacing w:after="0" w:line="360" w:lineRule="auto"/>
+        <w:jc w:val="both"/>
+        <w:rPr>
+          <w:rFonts w:eastAsia="Times New Roman" w:cstheme="minorHAnsi"/>
+          <w:b/>
+          <w:bCs/>
+          <w:sz w:val="20"/>
+          <w:szCs w:val="20"/>
+        </w:rPr>
+      </w:pPr>
+      <w:r>
+        <w:rPr>
+          <w:rFonts w:eastAsia="Times New Roman" w:cstheme="minorHAnsi"/>
+        </w:rPr>
+        <w:t xml:space="preserve">5. </w:t>
+      </w:r>
+      <w:r>
+        <w:rPr>
+          <w:rFonts w:eastAsia="Times New Roman" w:cstheme="minorHAnsi"/>
+          <w:b/>
+          <w:bCs/>
+        </w:rPr>
+        <w:t>Creates a Positive Environment</w:t>
+      </w:r>
+      <w:r>
+        <w:rPr>
+          <w:rFonts w:eastAsia="Times New Roman" w:cstheme="minorHAnsi"/>
+        </w:rPr>
+        <w:t xml:space="preserve"> – It promotes cooperation, equality, and good relationships.</w:t>
+      </w:r>
+    </w:p>
+    <w:p>
+      <w:pPr>
+        <w:tabs>
+          <w:tab w:val="left" w:pos="1335"/>
+        </w:tabs>
+        <w:spacing w:after="0" w:line="360" w:lineRule="auto"/>
+        <w:jc w:val="both"/>
+        <w:rPr>
+          <w:rFonts w:cstheme="minorHAnsi"/>
+          <w:b/>
+          <w:bCs/>
+          <w:sz w:val="20"/>
+          <w:szCs w:val="20"/>
+        </w:rPr>
+      </w:pPr>
+    </w:p>
+    <w:p>
+      <w:pPr>
+        <w:tabs>
+          <w:tab w:val="left" w:pos="1335"/>
+        </w:tabs>
+        <w:spacing w:after="0" w:line="360" w:lineRule="auto"/>
+        <w:jc w:val="both"/>
+        <w:rPr>
+          <w:rFonts w:cstheme="minorHAnsi"/>
+          <w:b/>
+          <w:bCs/>
+          <w:sz w:val="24"/>
+          <w:szCs w:val="24"/>
+        </w:rPr>
+      </w:pPr>
+      <w:r>
+        <w:rPr>
+          <w:rFonts w:cstheme="minorHAnsi"/>
+          <w:b/>
+          <w:bCs/>
+          <w:sz w:val="24"/>
+          <w:szCs w:val="24"/>
+        </w:rPr>
+        <w:t>8. How to solve Cultural Conflict.</w:t>
+      </w:r>
+    </w:p>
+    <w:p>
+      <w:pPr>
+        <w:tabs>
+          <w:tab w:val="left" w:pos="1335"/>
+        </w:tabs>
+        <w:spacing w:after="0" w:line="360" w:lineRule="auto"/>
+        <w:jc w:val="both"/>
+        <w:rPr>
+          <w:rFonts w:cstheme="minorHAnsi"/>
+          <w:b/>
+          <w:bCs/>
+        </w:rPr>
+      </w:pPr>
+      <w:r>
+        <w:rPr>
+          <w:rFonts w:cstheme="minorHAnsi"/>
+          <w:b/>
+          <w:bCs/>
+        </w:rPr>
+        <w:t xml:space="preserve">Ans: </w:t>
+      </w:r>
+      <w:r>
+        <w:rPr>
+          <w:rFonts w:cstheme="minorHAnsi"/>
+          <w:b/>
+          <w:bCs/>
+        </w:rPr>
+        <w:t xml:space="preserve">Resolve Cultural Conflict in main different approach: </w:t>
+      </w:r>
+    </w:p>
+    <w:p>
+      <w:pPr>
+        <w:tabs>
+          <w:tab w:val="left" w:pos="1335"/>
+        </w:tabs>
+        <w:spacing w:after="0" w:line="360" w:lineRule="auto"/>
+        <w:jc w:val="both"/>
+        <w:rPr>
+          <w:rFonts w:cstheme="minorHAnsi"/>
+          <w:b/>
+          <w:bCs/>
+        </w:rPr>
+      </w:pPr>
+      <w:r>
+        <w:rPr>
+          <w:rFonts w:cstheme="minorHAnsi"/>
+          <w:b/>
+          <w:bCs/>
+        </w:rPr>
+        <w:t>1. Open Dialogue, 2. Cultural Competence Training, 3. Active Listening, 4. Mediation.</w:t>
+      </w:r>
+    </w:p>
+    <w:p>
+      <w:pPr>
+        <w:spacing w:before="100" w:beforeAutospacing="1" w:after="100" w:afterAutospacing="1" w:line="240" w:lineRule="auto"/>
+        <w:rPr>
+          <w:rFonts w:eastAsia="Times New Roman" w:cstheme="minorHAnsi"/>
+        </w:rPr>
+      </w:pPr>
+      <w:r>
+        <w:rPr>
+          <w:rFonts w:eastAsia="Times New Roman" w:cstheme="minorHAnsi"/>
+          <w:b/>
+          <w:bCs/>
+        </w:rPr>
+        <w:t>1. Open Dialogue:</w:t>
+      </w:r>
+      <w:r>
+        <w:rPr>
+          <w:rFonts w:eastAsia="Times New Roman" w:cstheme="minorHAnsi"/>
+        </w:rPr>
+        <w:t xml:space="preserve"> </w:t>
+      </w:r>
+      <w:r>
+        <w:rPr>
+          <w:rFonts w:eastAsia="Times New Roman" w:cstheme="minorHAnsi"/>
+        </w:rPr>
+        <w:t xml:space="preserve">People should openly discuss their cultural differences and problems. </w:t>
+      </w:r>
+    </w:p>
+    <w:p>
+      <w:pPr>
+        <w:spacing w:before="100" w:beforeAutospacing="1" w:after="100" w:afterAutospacing="1" w:line="240" w:lineRule="auto"/>
+        <w:rPr>
+          <w:rFonts w:eastAsia="Times New Roman" w:cstheme="minorHAnsi"/>
+        </w:rPr>
+      </w:pPr>
+      <w:r>
+        <w:rPr>
+          <w:rFonts w:eastAsia="Times New Roman" w:cstheme="minorHAnsi"/>
+          <w:b/>
+          <w:bCs/>
+        </w:rPr>
+        <w:t>2. Cultural Competence Training:</w:t>
+      </w:r>
+      <w:r>
+        <w:rPr>
+          <w:rFonts w:eastAsia="Times New Roman" w:cstheme="minorHAnsi"/>
+        </w:rPr>
+        <w:t xml:space="preserve"> </w:t>
+      </w:r>
+      <w:r>
+        <w:rPr>
+          <w:rFonts w:eastAsia="Times New Roman" w:cstheme="minorHAnsi"/>
+        </w:rPr>
+        <w:t xml:space="preserve">Training helps people learn about different cultures, values, and traditions. </w:t>
+      </w:r>
+    </w:p>
+    <w:p>
+      <w:pPr>
+        <w:spacing w:before="100" w:beforeAutospacing="1" w:after="100" w:afterAutospacing="1" w:line="240" w:lineRule="auto"/>
+        <w:jc w:val="both"/>
+        <w:rPr>
+          <w:rFonts w:eastAsia="Times New Roman" w:cstheme="minorHAnsi"/>
+        </w:rPr>
+      </w:pPr>
+      <w:r>
+        <w:rPr>
+          <w:rFonts w:eastAsia="Times New Roman" w:cstheme="minorHAnsi"/>
+          <w:b/>
+          <w:bCs/>
+        </w:rPr>
+        <w:lastRenderedPageBreak/>
+        <w:t>3. Active Listening:</w:t>
+      </w:r>
+      <w:r>
+        <w:rPr>
+          <w:rFonts w:eastAsia="Times New Roman" w:cstheme="minorHAnsi"/>
+        </w:rPr>
+        <w:t xml:space="preserve"> </w:t>
+      </w:r>
+      <w:r>
+        <w:rPr>
+          <w:rFonts w:eastAsia="Times New Roman" w:cstheme="minorHAnsi"/>
+        </w:rPr>
+        <w:t>People should listen carefully to others without interrupting or judging them. This helps understand their feelings, opinions, and cultural views.</w:t>
+      </w:r>
+    </w:p>
+    <w:p>
+      <w:pPr>
+        <w:spacing w:before="100" w:beforeAutospacing="1" w:after="100" w:afterAutospacing="1" w:line="240" w:lineRule="auto"/>
+        <w:jc w:val="both"/>
+        <w:rPr>
+          <w:rFonts w:eastAsia="Times New Roman" w:cstheme="minorHAnsi"/>
+        </w:rPr>
+      </w:pPr>
+      <w:r>
+        <w:rPr>
+          <w:rFonts w:eastAsia="Times New Roman" w:cstheme="minorHAnsi"/>
+          <w:b/>
+          <w:bCs/>
+        </w:rPr>
+        <w:t>4. Mediation:</w:t>
+      </w:r>
+      <w:r>
+        <w:rPr>
+          <w:rFonts w:eastAsia="Times New Roman" w:cstheme="minorHAnsi"/>
+        </w:rPr>
+        <w:t xml:space="preserve"> </w:t>
+      </w:r>
+      <w:r>
+        <w:rPr>
+          <w:rFonts w:eastAsia="Times New Roman" w:cstheme="minorHAnsi"/>
+        </w:rPr>
+        <w:t>Mediation helps reduce tension and build better relationships.</w:t>
+      </w:r>
+    </w:p>
+    <w:p>
+      <w:pPr>
+        <w:tabs>
+          <w:tab w:val="left" w:pos="1335"/>
+        </w:tabs>
+        <w:spacing w:after="0" w:line="360" w:lineRule="auto"/>
+        <w:jc w:val="both"/>
+        <w:rPr>
+          <w:rFonts w:cstheme="minorHAnsi"/>
+          <w:b/>
+          <w:bCs/>
+          <w:sz w:val="20"/>
+          <w:szCs w:val="20"/>
+        </w:rPr>
+      </w:pPr>
+    </w:p>
+    <w:p>
+      <w:pPr>
+        <w:tabs>
+          <w:tab w:val="left" w:pos="1335"/>
+        </w:tabs>
+        <w:spacing w:after="0" w:line="360" w:lineRule="auto"/>
+        <w:jc w:val="center"/>
+        <w:rPr>
+          <w:rFonts w:cstheme="minorHAnsi"/>
+          <w:b/>
+          <w:bCs/>
+          <w:sz w:val="28"/>
+          <w:szCs w:val="28"/>
+          <w:u w:val="single"/>
+        </w:rPr>
+      </w:pPr>
+      <w:r>
+        <w:rPr>
+          <w:rFonts w:cstheme="minorHAnsi"/>
+          <w:b/>
+          <w:bCs/>
+          <w:sz w:val="28"/>
+          <w:szCs w:val="28"/>
+          <w:u w:val="single"/>
+        </w:rPr>
+        <w:t>Chapter 6</w:t>
+      </w:r>
+    </w:p>
+    <w:p>
+      <w:pPr>
+        <w:tabs>
+          <w:tab w:val="left" w:pos="1335"/>
+        </w:tabs>
+        <w:spacing w:after="0" w:line="360" w:lineRule="auto"/>
+        <w:jc w:val="both"/>
+        <w:rPr>
+          <w:rFonts w:cstheme="minorHAnsi"/>
+          <w:b/>
+          <w:bCs/>
+          <w:sz w:val="24"/>
+          <w:szCs w:val="24"/>
+        </w:rPr>
+      </w:pPr>
+      <w:r>
+        <w:rPr>
+          <w:rFonts w:cstheme="minorHAnsi"/>
+          <w:b/>
+          <w:bCs/>
+          <w:sz w:val="24"/>
+          <w:szCs w:val="24"/>
+        </w:rPr>
+        <w:t xml:space="preserve">1. </w:t>
+      </w:r>
+      <w:r>
+        <w:rPr>
+          <w:rFonts w:cstheme="minorHAnsi"/>
+          <w:b/>
+          <w:bCs/>
+          <w:sz w:val="24"/>
+          <w:szCs w:val="24"/>
+        </w:rPr>
+        <w:t>Define Emerging Industry.</w:t>
+      </w:r>
+    </w:p>
+    <w:p>
+      <w:pPr>
+        <w:tabs>
+          <w:tab w:val="left" w:pos="1335"/>
+        </w:tabs>
+        <w:spacing w:after="0" w:line="360" w:lineRule="auto"/>
+        <w:jc w:val="both"/>
+      </w:pPr>
+      <w:r>
+        <w:rPr>
+          <w:rFonts w:cstheme="minorHAnsi"/>
+          <w:b/>
+          <w:bCs/>
+          <w:sz w:val="24"/>
+          <w:szCs w:val="24"/>
+        </w:rPr>
+        <w:t xml:space="preserve">Ans: </w:t>
+      </w:r>
+      <w:r>
+        <w:t xml:space="preserve">An emerging industry is </w:t>
+      </w:r>
+      <w:r>
+        <w:rPr>
+          <w:b/>
+          <w:bCs/>
+        </w:rPr>
+        <w:t xml:space="preserve">a </w:t>
+      </w:r>
+      <w:r>
+        <w:rPr>
+          <w:rStyle w:val="Strong"/>
+          <w:b w:val="0"/>
+          <w:bCs w:val="0"/>
+        </w:rPr>
+        <w:t>new industry that is still in the early stage of development</w:t>
+      </w:r>
+      <w:r>
+        <w:rPr>
+          <w:b/>
+          <w:bCs/>
+        </w:rPr>
+        <w:t>.</w:t>
+      </w:r>
+      <w:r>
+        <w:t xml:space="preserve"> </w:t>
+      </w:r>
+      <w:r>
+        <w:t>The product, service or technology that the emerging industry is formed around an operating system or a strong customer base.</w:t>
+      </w:r>
+    </w:p>
+    <w:p>
+      <w:pPr>
+        <w:tabs>
+          <w:tab w:val="left" w:pos="1335"/>
+        </w:tabs>
+        <w:spacing w:after="0" w:line="360" w:lineRule="auto"/>
+        <w:jc w:val="both"/>
+      </w:pPr>
+    </w:p>
+    <w:p>
+      <w:pPr>
+        <w:tabs>
+          <w:tab w:val="left" w:pos="1335"/>
+        </w:tabs>
+        <w:spacing w:after="0" w:line="360" w:lineRule="auto"/>
+        <w:jc w:val="both"/>
+        <w:rPr>
+          <w:b/>
+          <w:bCs/>
+          <w:sz w:val="24"/>
+          <w:szCs w:val="24"/>
+        </w:rPr>
+      </w:pPr>
+      <w:r>
+        <w:rPr>
+          <w:b/>
+          <w:bCs/>
+          <w:sz w:val="24"/>
+          <w:szCs w:val="24"/>
+        </w:rPr>
+        <w:t>2. Characteristics of an Emerging Industry.</w:t>
+      </w:r>
+    </w:p>
+    <w:p>
+      <w:pPr>
+        <w:tabs>
+          <w:tab w:val="left" w:pos="1335"/>
+        </w:tabs>
+        <w:spacing w:after="0" w:line="360" w:lineRule="auto"/>
+        <w:jc w:val="both"/>
+        <w:rPr>
+          <w:b/>
+          <w:bCs/>
+        </w:rPr>
+      </w:pPr>
+      <w:r>
+        <w:rPr>
+          <w:b/>
+          <w:bCs/>
+        </w:rPr>
+        <w:t xml:space="preserve">Ans: </w:t>
+      </w:r>
+      <w:r>
+        <w:rPr>
+          <w:b/>
+          <w:bCs/>
+        </w:rPr>
+        <w:t>1. Minimal Competition 2. Lots of growth potential 3. High risk and high instability 4. Low barriers to entry.</w:t>
+      </w:r>
+    </w:p>
+    <w:p>
+      <w:pPr>
+        <w:spacing w:after="100" w:afterAutospacing="1" w:line="240" w:lineRule="auto"/>
+        <w:jc w:val="both"/>
+        <w:rPr>
+          <w:rFonts w:eastAsia="Times New Roman" w:cstheme="minorHAnsi"/>
+        </w:rPr>
+      </w:pPr>
+      <w:r>
+        <w:rPr>
+          <w:rFonts w:eastAsia="Times New Roman" w:cstheme="minorHAnsi"/>
+          <w:b/>
+          <w:bCs/>
+        </w:rPr>
+        <w:t>1. Minimal Competition:</w:t>
+      </w:r>
+      <w:r>
+        <w:rPr>
+          <w:rFonts w:eastAsia="Times New Roman" w:cstheme="minorHAnsi"/>
+          <w:b/>
+          <w:bCs/>
+        </w:rPr>
+        <w:t xml:space="preserve"> </w:t>
+      </w:r>
+      <w:r>
+        <w:rPr>
+          <w:rFonts w:eastAsia="Times New Roman" w:cstheme="minorHAnsi"/>
+        </w:rPr>
+        <w:t>There are only a few competitors in the market.</w:t>
+      </w:r>
+      <w:r>
+        <w:rPr>
+          <w:rFonts w:eastAsia="Times New Roman" w:cstheme="minorHAnsi"/>
+        </w:rPr>
+        <w:t xml:space="preserve"> </w:t>
+      </w:r>
+      <w:r>
+        <w:rPr>
+          <w:rFonts w:eastAsia="Times New Roman" w:cstheme="minorHAnsi"/>
+        </w:rPr>
+        <w:t>New companies can enter and grow more easily.</w:t>
+      </w:r>
+    </w:p>
+    <w:p>
+      <w:pPr>
+        <w:spacing w:after="100" w:afterAutospacing="1" w:line="240" w:lineRule="auto"/>
+        <w:jc w:val="both"/>
+        <w:rPr>
+          <w:rFonts w:eastAsia="Times New Roman" w:cstheme="minorHAnsi"/>
+        </w:rPr>
+      </w:pPr>
+      <w:r>
+        <w:rPr>
+          <w:rFonts w:eastAsia="Times New Roman" w:cstheme="minorHAnsi"/>
+          <w:b/>
+          <w:bCs/>
+        </w:rPr>
+        <w:t>2. Lots of Growth Potential:</w:t>
+      </w:r>
+      <w:r>
+        <w:rPr>
+          <w:rFonts w:eastAsia="Times New Roman" w:cstheme="minorHAnsi"/>
+        </w:rPr>
+        <w:t xml:space="preserve"> </w:t>
+      </w:r>
+      <w:r>
+        <w:rPr>
+          <w:rFonts w:eastAsia="Times New Roman" w:cstheme="minorHAnsi"/>
+        </w:rPr>
+        <w:t>The industry has a high chance of growing in the future.</w:t>
+      </w:r>
+      <w:r>
+        <w:rPr>
+          <w:rFonts w:eastAsia="Times New Roman" w:cstheme="minorHAnsi"/>
+        </w:rPr>
+        <w:t xml:space="preserve"> </w:t>
+      </w:r>
+      <w:r>
+        <w:rPr>
+          <w:rFonts w:eastAsia="Times New Roman" w:cstheme="minorHAnsi"/>
+        </w:rPr>
+        <w:t>Demand for its products or services may increase quickly.</w:t>
+      </w:r>
+    </w:p>
+    <w:p>
+      <w:pPr>
+        <w:spacing w:after="100" w:afterAutospacing="1" w:line="240" w:lineRule="auto"/>
+        <w:jc w:val="both"/>
+        <w:rPr>
+          <w:rFonts w:eastAsia="Times New Roman" w:cstheme="minorHAnsi"/>
+        </w:rPr>
+      </w:pPr>
+      <w:r>
+        <w:rPr>
+          <w:rFonts w:eastAsia="Times New Roman" w:cstheme="minorHAnsi"/>
+          <w:b/>
+          <w:bCs/>
+        </w:rPr>
+        <w:t>3. High Risk and High Instability:</w:t>
+      </w:r>
+      <w:r>
+        <w:rPr>
+          <w:rFonts w:eastAsia="Times New Roman" w:cstheme="minorHAnsi"/>
+        </w:rPr>
+        <w:t xml:space="preserve"> </w:t>
+      </w:r>
+      <w:r>
+        <w:rPr>
+          <w:rFonts w:eastAsia="Times New Roman" w:cstheme="minorHAnsi"/>
+        </w:rPr>
+        <w:t>The industry is uncertain and can change quickly.</w:t>
+      </w:r>
+      <w:r>
+        <w:rPr>
+          <w:rFonts w:eastAsia="Times New Roman" w:cstheme="minorHAnsi"/>
+        </w:rPr>
+        <w:t xml:space="preserve"> </w:t>
+      </w:r>
+      <w:r>
+        <w:rPr>
+          <w:rFonts w:eastAsia="Times New Roman" w:cstheme="minorHAnsi"/>
+        </w:rPr>
+        <w:t>Companies may face high risks and unstable profits.</w:t>
+      </w:r>
+    </w:p>
+    <w:p>
+      <w:pPr>
+        <w:spacing w:after="100" w:afterAutospacing="1" w:line="240" w:lineRule="auto"/>
+        <w:jc w:val="both"/>
+        <w:rPr>
+          <w:rFonts w:eastAsia="Times New Roman" w:cstheme="minorHAnsi"/>
+        </w:rPr>
+      </w:pPr>
+      <w:r>
+        <w:rPr>
+          <w:rFonts w:eastAsia="Times New Roman" w:cstheme="minorHAnsi"/>
+          <w:b/>
+          <w:bCs/>
+        </w:rPr>
+        <w:t>4. Low Barriers to Entry:</w:t>
+      </w:r>
+      <w:r>
+        <w:rPr>
+          <w:rFonts w:eastAsia="Times New Roman" w:cstheme="minorHAnsi"/>
+        </w:rPr>
+        <w:t xml:space="preserve"> </w:t>
+      </w:r>
+      <w:r>
+        <w:rPr>
+          <w:rFonts w:eastAsia="Times New Roman" w:cstheme="minorHAnsi"/>
+        </w:rPr>
+        <w:t>It is usually easier for new companies to enter the industry.</w:t>
+      </w:r>
+      <w:r>
+        <w:rPr>
+          <w:rFonts w:eastAsia="Times New Roman" w:cstheme="minorHAnsi"/>
+        </w:rPr>
+        <w:t xml:space="preserve"> </w:t>
+      </w:r>
+      <w:r>
+        <w:rPr>
+          <w:rFonts w:eastAsia="Times New Roman" w:cstheme="minorHAnsi"/>
+        </w:rPr>
+        <w:t>Less capital, technology, or experience may be required.</w:t>
+      </w:r>
+    </w:p>
+    <w:p>
+      <w:pPr>
+        <w:tabs>
+          <w:tab w:val="left" w:pos="1335"/>
+        </w:tabs>
+        <w:spacing w:after="0" w:line="360" w:lineRule="auto"/>
+        <w:jc w:val="both"/>
+        <w:rPr>
+          <w:rFonts w:cstheme="minorHAnsi"/>
+          <w:b/>
+          <w:bCs/>
+          <w:sz w:val="24"/>
+          <w:szCs w:val="24"/>
+        </w:rPr>
+      </w:pPr>
+      <w:r>
+        <w:rPr>
+          <w:rFonts w:cstheme="minorHAnsi"/>
+          <w:b/>
+          <w:bCs/>
+          <w:sz w:val="24"/>
+          <w:szCs w:val="24"/>
+        </w:rPr>
+        <w:t xml:space="preserve">3. </w:t>
+      </w:r>
+      <w:r>
+        <w:rPr>
+          <w:rFonts w:cstheme="minorHAnsi"/>
+          <w:b/>
+          <w:bCs/>
+          <w:sz w:val="24"/>
+          <w:szCs w:val="24"/>
+        </w:rPr>
+        <w:t>Potential Strategies for Emerging Industries.</w:t>
+      </w:r>
+    </w:p>
+    <w:p>
+      <w:pPr>
+        <w:tabs>
+          <w:tab w:val="left" w:pos="1335"/>
+        </w:tabs>
+        <w:spacing w:after="0" w:line="360" w:lineRule="auto"/>
+        <w:jc w:val="both"/>
+        <w:rPr>
+          <w:rFonts w:cstheme="minorHAnsi"/>
+          <w:b/>
+          <w:bCs/>
+        </w:rPr>
+      </w:pPr>
+      <w:r>
+        <w:rPr>
+          <w:rFonts w:cstheme="minorHAnsi"/>
+          <w:b/>
+          <w:bCs/>
+          <w:sz w:val="24"/>
+          <w:szCs w:val="24"/>
+        </w:rPr>
+        <w:t xml:space="preserve">Ans: </w:t>
+      </w:r>
+      <w:r>
+        <w:rPr>
+          <w:rFonts w:cstheme="minorHAnsi"/>
+          <w:b/>
+          <w:bCs/>
+        </w:rPr>
+        <w:t>1. Low Cost, 2. Differentiation, 3. Strategic alliance, 4. Joint Venture.</w:t>
+      </w:r>
+    </w:p>
+    <w:p>
+      <w:pPr>
+        <w:spacing w:after="100" w:afterAutospacing="1" w:line="240" w:lineRule="auto"/>
+        <w:jc w:val="both"/>
+        <w:rPr>
+          <w:rFonts w:eastAsia="Times New Roman" w:cstheme="minorHAnsi"/>
+        </w:rPr>
+      </w:pPr>
+      <w:r>
+        <w:rPr>
+          <w:rFonts w:eastAsia="Times New Roman" w:cstheme="minorHAnsi"/>
+          <w:b/>
+          <w:bCs/>
+        </w:rPr>
+        <w:t>1. Low Cost:</w:t>
+      </w:r>
+      <w:r>
+        <w:rPr>
+          <w:rFonts w:eastAsia="Times New Roman" w:cstheme="minorHAnsi"/>
+        </w:rPr>
+        <w:t xml:space="preserve"> </w:t>
+      </w:r>
+      <w:r>
+        <w:rPr>
+          <w:rFonts w:eastAsia="Times New Roman" w:cstheme="minorHAnsi"/>
+        </w:rPr>
+        <w:t>A company tries to produce products at a lower cost.</w:t>
+      </w:r>
+      <w:r>
+        <w:rPr>
+          <w:rFonts w:eastAsia="Times New Roman" w:cstheme="minorHAnsi"/>
+        </w:rPr>
+        <w:t xml:space="preserve"> </w:t>
+      </w:r>
+      <w:r>
+        <w:rPr>
+          <w:rFonts w:eastAsia="Times New Roman" w:cstheme="minorHAnsi"/>
+        </w:rPr>
+        <w:t>This helps offer lower prices and attract more customers.</w:t>
+      </w:r>
+    </w:p>
+    <w:p>
+      <w:pPr>
+        <w:spacing w:after="100" w:afterAutospacing="1" w:line="240" w:lineRule="auto"/>
+        <w:jc w:val="both"/>
+        <w:rPr>
+          <w:rFonts w:eastAsia="Times New Roman" w:cstheme="minorHAnsi"/>
+        </w:rPr>
+      </w:pPr>
+      <w:r>
+        <w:rPr>
+          <w:rFonts w:eastAsia="Times New Roman" w:cstheme="minorHAnsi"/>
+          <w:b/>
+          <w:bCs/>
+        </w:rPr>
+        <w:t>2. Differentiation:</w:t>
+      </w:r>
+      <w:r>
+        <w:rPr>
+          <w:rFonts w:eastAsia="Times New Roman" w:cstheme="minorHAnsi"/>
+        </w:rPr>
+        <w:t xml:space="preserve"> </w:t>
+      </w:r>
+      <w:r>
+        <w:rPr>
+          <w:rFonts w:eastAsia="Times New Roman" w:cstheme="minorHAnsi"/>
+        </w:rPr>
+        <w:t>A company makes its product or service different from competitors.</w:t>
+      </w:r>
+      <w:r>
+        <w:rPr>
+          <w:rFonts w:eastAsia="Times New Roman" w:cstheme="minorHAnsi"/>
+        </w:rPr>
+        <w:t xml:space="preserve"> </w:t>
+      </w:r>
+      <w:r>
+        <w:rPr>
+          <w:rFonts w:eastAsia="Times New Roman" w:cstheme="minorHAnsi"/>
+        </w:rPr>
+        <w:t>Unique features and better quality can attract customers.</w:t>
+      </w:r>
+    </w:p>
+    <w:p>
+      <w:pPr>
+        <w:spacing w:after="100" w:afterAutospacing="1" w:line="240" w:lineRule="auto"/>
+        <w:jc w:val="both"/>
+        <w:rPr>
+          <w:rFonts w:eastAsia="Times New Roman" w:cstheme="minorHAnsi"/>
+        </w:rPr>
+      </w:pPr>
+      <w:r>
+        <w:rPr>
+          <w:rFonts w:eastAsia="Times New Roman" w:cstheme="minorHAnsi"/>
+          <w:b/>
+          <w:bCs/>
+        </w:rPr>
+        <w:t>3. Strategic Alliance:</w:t>
+      </w:r>
+      <w:r>
+        <w:rPr>
+          <w:rFonts w:eastAsia="Times New Roman" w:cstheme="minorHAnsi"/>
+        </w:rPr>
+        <w:t xml:space="preserve"> </w:t>
+      </w:r>
+      <w:r>
+        <w:rPr>
+          <w:rFonts w:eastAsia="Times New Roman" w:cstheme="minorHAnsi"/>
+        </w:rPr>
+        <w:t>Two or more companies work together for a common goal.</w:t>
+      </w:r>
+      <w:r>
+        <w:rPr>
+          <w:rFonts w:eastAsia="Times New Roman" w:cstheme="minorHAnsi"/>
+        </w:rPr>
+        <w:t xml:space="preserve"> </w:t>
+      </w:r>
+      <w:r>
+        <w:rPr>
+          <w:rFonts w:eastAsia="Times New Roman" w:cstheme="minorHAnsi"/>
+        </w:rPr>
+        <w:t>They can share knowledge, technology, resources, or markets.</w:t>
+      </w:r>
+    </w:p>
+    <w:p>
+      <w:pPr>
+        <w:spacing w:after="100" w:afterAutospacing="1" w:line="240" w:lineRule="auto"/>
+        <w:jc w:val="both"/>
+        <w:rPr>
+          <w:rFonts w:eastAsia="Times New Roman" w:cstheme="minorHAnsi"/>
+        </w:rPr>
+      </w:pPr>
+      <w:r>
+        <w:rPr>
+          <w:rFonts w:eastAsia="Times New Roman" w:cstheme="minorHAnsi"/>
+          <w:b/>
+          <w:bCs/>
+        </w:rPr>
+        <w:t>4. Joint Venture:</w:t>
+      </w:r>
+      <w:r>
+        <w:rPr>
+          <w:rFonts w:eastAsia="Times New Roman" w:cstheme="minorHAnsi"/>
+        </w:rPr>
+        <w:t xml:space="preserve"> </w:t>
+      </w:r>
+      <w:r>
+        <w:rPr>
+          <w:rFonts w:eastAsia="Times New Roman" w:cstheme="minorHAnsi"/>
+        </w:rPr>
+        <w:t>Two or more companies create a new business together.</w:t>
+      </w:r>
+      <w:r>
+        <w:rPr>
+          <w:rFonts w:eastAsia="Times New Roman" w:cstheme="minorHAnsi"/>
+        </w:rPr>
+        <w:t xml:space="preserve"> </w:t>
+      </w:r>
+      <w:r>
+        <w:rPr>
+          <w:rFonts w:eastAsia="Times New Roman" w:cstheme="minorHAnsi"/>
+        </w:rPr>
+        <w:t>They share investment, risks, resources, and profits.</w:t>
+      </w:r>
+    </w:p>
+    <w:p>
+      <w:pPr>
+        <w:spacing w:after="0" w:line="240" w:lineRule="auto"/>
+        <w:jc w:val="both"/>
+        <w:rPr>
+          <w:rFonts w:eastAsia="Times New Roman" w:cstheme="minorHAnsi"/>
+          <w:b/>
+          <w:bCs/>
+          <w:sz w:val="24"/>
+          <w:szCs w:val="24"/>
+        </w:rPr>
+      </w:pPr>
+      <w:r>
+        <w:rPr>
+          <w:rFonts w:eastAsia="Times New Roman" w:cstheme="minorHAnsi"/>
+          <w:b/>
+          <w:bCs/>
+          <w:sz w:val="24"/>
+          <w:szCs w:val="24"/>
+        </w:rPr>
+        <w:t>4. What is Industry life Cycle?</w:t>
+      </w:r>
+    </w:p>
+    <w:p>
+      <w:pPr>
+        <w:pStyle w:val="pdq2pgselectionanchorcontainer"/>
+        <w:spacing w:before="0" w:beforeAutospacing="0"/>
+      </w:pPr>
+      <w:r>
+        <w:rPr>
+          <w:rFonts w:cstheme="minorHAnsi"/>
+          <w:b/>
+          <w:bCs/>
+        </w:rPr>
+        <w:t>Ans:</w:t>
+      </w:r>
+      <w:r>
+        <w:rPr>
+          <w:rFonts w:cstheme="minorHAnsi"/>
+        </w:rPr>
+        <w:t xml:space="preserve"> </w:t>
+      </w:r>
+      <w:r>
+        <w:rPr>
+          <w:rFonts w:asciiTheme="minorHAnsi" w:hAnsiTheme="minorHAnsi" w:cstheme="minorHAnsi"/>
+        </w:rPr>
+        <w:t>The industry life cycle refers to the life cycle portraying different stages an industry experiences during its life</w:t>
+      </w:r>
+      <w:r>
+        <w:rPr>
+          <w:rFonts w:asciiTheme="minorHAnsi" w:hAnsiTheme="minorHAnsi" w:cstheme="minorHAnsi"/>
+        </w:rPr>
+        <w:t xml:space="preserve">. </w:t>
+      </w:r>
+      <w:r>
+        <w:rPr>
+          <w:rFonts w:asciiTheme="minorHAnsi" w:hAnsiTheme="minorHAnsi" w:cstheme="minorHAnsi"/>
+        </w:rPr>
+        <w:t xml:space="preserve">The main stages are </w:t>
+      </w:r>
+      <w:r>
+        <w:rPr>
+          <w:rStyle w:val="Strong"/>
+          <w:rFonts w:asciiTheme="minorHAnsi" w:hAnsiTheme="minorHAnsi" w:cstheme="minorHAnsi"/>
+        </w:rPr>
+        <w:t>Introduction, Growth, Maturity, and Decline</w:t>
+      </w:r>
+      <w:r>
+        <w:rPr>
+          <w:rFonts w:asciiTheme="minorHAnsi" w:hAnsiTheme="minorHAnsi" w:cstheme="minorHAnsi"/>
+        </w:rPr>
+        <w:t>.</w:t>
+      </w:r>
+      <w:r>
+        <w:rPr>
+          <w:rFonts w:asciiTheme="minorHAnsi" w:hAnsiTheme="minorHAnsi" w:cstheme="minorHAnsi"/>
+        </w:rPr>
+        <w:t xml:space="preserve"> </w:t>
+      </w:r>
+      <w:r>
+        <w:rPr>
+          <w:rFonts w:asciiTheme="minorHAnsi" w:hAnsiTheme="minorHAnsi" w:cstheme="minorHAnsi"/>
+        </w:rPr>
+        <w:t>The industry life cycle represents the different stages in the lifespan of an industry</w:t>
+      </w:r>
+      <w:r>
+        <w:rPr>
+          <w:rFonts w:asciiTheme="minorHAnsi" w:hAnsiTheme="minorHAnsi" w:cstheme="minorHAnsi"/>
+        </w:rPr>
+        <w:t>.</w:t>
+      </w:r>
+    </w:p>
+    <w:p>
+      <w:pPr>
+        <w:spacing w:after="0" w:line="240" w:lineRule="auto"/>
+        <w:jc w:val="both"/>
+        <w:rPr>
+          <w:rFonts w:eastAsia="Times New Roman" w:cstheme="minorHAnsi"/>
+          <w:b/>
+          <w:bCs/>
+          <w:sz w:val="24"/>
+          <w:szCs w:val="24"/>
+        </w:rPr>
+      </w:pPr>
+    </w:p>
+    <w:p>
+      <w:pPr>
+        <w:tabs>
+          <w:tab w:val="left" w:pos="1335"/>
+        </w:tabs>
+        <w:spacing w:after="0" w:line="360" w:lineRule="auto"/>
+        <w:jc w:val="both"/>
+        <w:rPr>
+          <w:rFonts w:cstheme="minorHAnsi"/>
+          <w:b/>
+          <w:bCs/>
+          <w:sz w:val="24"/>
+          <w:szCs w:val="24"/>
+        </w:rPr>
+      </w:pPr>
+      <w:r>
+        <w:rPr>
+          <w:rFonts w:cstheme="minorHAnsi"/>
+          <w:b/>
+          <w:bCs/>
+          <w:sz w:val="24"/>
+          <w:szCs w:val="24"/>
+        </w:rPr>
+        <w:t>5. Stages of Industry Life Cycle.</w:t>
+      </w:r>
+    </w:p>
+    <w:p>
+      <w:pPr>
+        <w:tabs>
+          <w:tab w:val="left" w:pos="1335"/>
+        </w:tabs>
+        <w:spacing w:after="0" w:line="360" w:lineRule="auto"/>
+        <w:jc w:val="both"/>
+      </w:pPr>
+      <w:r>
+        <w:rPr>
+          <w:rFonts w:cstheme="minorHAnsi"/>
+          <w:b/>
+          <w:bCs/>
+          <w:sz w:val="24"/>
+          <w:szCs w:val="24"/>
+        </w:rPr>
+        <w:t xml:space="preserve">Ans: </w:t>
+      </w:r>
+      <w:r>
+        <w:t xml:space="preserve">There are </w:t>
+      </w:r>
+      <w:r>
+        <w:rPr>
+          <w:rStyle w:val="Strong"/>
+        </w:rPr>
+        <w:t>four main stages</w:t>
+      </w:r>
+      <w:r>
+        <w:t xml:space="preserve"> of the Industry Life Cycle:</w:t>
+      </w:r>
+    </w:p>
+    <w:p>
+      <w:pPr>
+        <w:tabs>
+          <w:tab w:val="left" w:pos="1335"/>
+        </w:tabs>
+        <w:spacing w:after="0" w:line="360" w:lineRule="auto"/>
+        <w:jc w:val="both"/>
+        <w:rPr>
+          <w:b/>
+          <w:bCs/>
+        </w:rPr>
+      </w:pPr>
+      <w:r>
+        <w:rPr>
+          <w:b/>
+          <w:bCs/>
+        </w:rPr>
+        <w:t>1. Introduction</w:t>
+      </w:r>
+    </w:p>
+    <w:p>
+      <w:pPr>
+        <w:tabs>
+          <w:tab w:val="left" w:pos="1335"/>
+        </w:tabs>
+        <w:spacing w:after="0" w:line="360" w:lineRule="auto"/>
+        <w:jc w:val="both"/>
+        <w:rPr>
+          <w:b/>
+          <w:bCs/>
+        </w:rPr>
+      </w:pPr>
+      <w:r>
+        <w:rPr>
+          <w:b/>
+          <w:bCs/>
+        </w:rPr>
+        <w:t>2. Growth</w:t>
+      </w:r>
+    </w:p>
+    <w:p>
+      <w:pPr>
+        <w:tabs>
+          <w:tab w:val="left" w:pos="1335"/>
+        </w:tabs>
+        <w:spacing w:after="0" w:line="360" w:lineRule="auto"/>
+        <w:jc w:val="both"/>
+        <w:rPr>
+          <w:b/>
+          <w:bCs/>
+        </w:rPr>
+      </w:pPr>
+      <w:r>
+        <w:rPr>
+          <w:b/>
+          <w:bCs/>
+        </w:rPr>
+        <w:t>3. Maturity</w:t>
+      </w:r>
+    </w:p>
+    <w:p>
+      <w:pPr>
+        <w:tabs>
+          <w:tab w:val="left" w:pos="1335"/>
+        </w:tabs>
+        <w:spacing w:after="0" w:line="360" w:lineRule="auto"/>
+        <w:jc w:val="both"/>
+        <w:rPr>
+          <w:b/>
+          <w:bCs/>
+        </w:rPr>
+      </w:pPr>
+      <w:r>
+        <w:rPr>
+          <w:b/>
+          <w:bCs/>
+        </w:rPr>
+        <w:t>4. Decline</w:t>
+      </w:r>
+    </w:p>
+    <w:p>
+      <w:pPr>
+        <w:tabs>
+          <w:tab w:val="left" w:pos="1335"/>
+        </w:tabs>
+        <w:spacing w:after="0" w:line="360" w:lineRule="auto"/>
+        <w:jc w:val="both"/>
+        <w:rPr>
+          <w:rFonts w:cstheme="minorHAnsi"/>
+          <w:b/>
+          <w:bCs/>
+          <w:sz w:val="24"/>
+          <w:szCs w:val="24"/>
+        </w:rPr>
+      </w:pPr>
+      <w:r>
+        <w:rPr>
+          <w:noProof/>
+        </w:rPr>
+        <w:lastRenderedPageBreak/>
+        <w:drawing>
+          <wp:anchor distT="0" distB="0" distL="114300" distR="114300" simplePos="0" relativeHeight="251668480" behindDoc="0" locked="0" layoutInCell="1" allowOverlap="1" wp14:anchorId="1BD26964" wp14:editId="1BAB6497">
+            <wp:simplePos x="0" y="0"/>
+            <wp:positionH relativeFrom="margin">
+              <wp:posOffset>1866900</wp:posOffset>
+            </wp:positionH>
+            <wp:positionV relativeFrom="paragraph">
+              <wp:posOffset>-1905</wp:posOffset>
+            </wp:positionV>
+            <wp:extent cx="2371725" cy="2495784"/>
+            <wp:effectExtent l="0" t="0" r="0" b="0"/>
+            <wp:wrapNone/>
+            <wp:docPr id="8" name="Picture 8"/>
+            <wp:cNvGraphicFramePr>
+              <a:graphicFrameLocks xmlns:a="http://schemas.openxmlformats.org/drawingml/2006/main" noChangeAspect="1"/>
+            </wp:cNvGraphicFramePr>
+            <a:graphic xmlns:a="http://schemas.openxmlformats.org/drawingml/2006/main">
+              <a:graphicData uri="http://schemas.openxmlformats.org/drawingml/2006/picture">
+                <pic:pic xmlns:pic="http://schemas.openxmlformats.org/drawingml/2006/picture">
+                  <pic:nvPicPr>
+                    <pic:cNvPr id="1" name=""/>
+                    <pic:cNvPicPr/>
+                  </pic:nvPicPr>
+                  <pic:blipFill>
+                    <a:blip r:embed="rId16">
+                      <a:extLst>
+                        <a:ext uri="{BEBA8EAE-BF5A-486C-A8C5-ECC9F3942E4B}">
+                          <a14:imgProps xmlns:a14="http://schemas.microsoft.com/office/drawing/2010/main">
+                            <a14:imgLayer r:embed="rId17">
+                              <a14:imgEffect>
+                                <a14:sharpenSoften amount="50000"/>
+                              </a14:imgEffect>
+                            </a14:imgLayer>
+                          </a14:imgProps>
+                        </a:ext>
+                        <a:ext uri="{28A0092B-C50C-407E-A947-70E740481C1C}">
+                          <a14:useLocalDpi xmlns:a14="http://schemas.microsoft.com/office/drawing/2010/main" val="0"/>
+                        </a:ext>
+                      </a:extLst>
+                    </a:blip>
+                    <a:stretch>
+                      <a:fillRect/>
+                    </a:stretch>
+                  </pic:blipFill>
+                  <pic:spPr>
+                    <a:xfrm>
+                      <a:off x="0" y="0"/>
+                      <a:ext cx="2371725" cy="2495784"/>
+                    </a:xfrm>
+                    <a:prstGeom prst="rect">
+                      <a:avLst/>
+                    </a:prstGeom>
+                  </pic:spPr>
+                </pic:pic>
+              </a:graphicData>
+            </a:graphic>
+            <wp14:sizeRelH relativeFrom="margin">
+              <wp14:pctWidth>0</wp14:pctWidth>
+            </wp14:sizeRelH>
+            <wp14:sizeRelV relativeFrom="margin">
+              <wp14:pctHeight>0</wp14:pctHeight>
+            </wp14:sizeRelV>
+          </wp:anchor>
+        </w:drawing>
+      </w:r>
+    </w:p>
+    <w:p>
+      <w:pPr>
+        <w:rPr>
+          <w:rFonts w:cstheme="minorHAnsi"/>
+          <w:sz w:val="24"/>
+          <w:szCs w:val="24"/>
+        </w:rPr>
+      </w:pPr>
+    </w:p>
+    <w:p>
+      <w:pPr>
+        <w:rPr>
+          <w:rFonts w:cstheme="minorHAnsi"/>
+          <w:sz w:val="24"/>
+          <w:szCs w:val="24"/>
+        </w:rPr>
+      </w:pPr>
+    </w:p>
+    <w:p>
+      <w:pPr>
+        <w:rPr>
+          <w:rFonts w:cstheme="minorHAnsi"/>
+          <w:sz w:val="24"/>
+          <w:szCs w:val="24"/>
+        </w:rPr>
+      </w:pPr>
+    </w:p>
+    <w:p>
+      <w:pPr>
+        <w:rPr>
+          <w:rFonts w:cstheme="minorHAnsi"/>
+          <w:sz w:val="24"/>
+          <w:szCs w:val="24"/>
+        </w:rPr>
+      </w:pPr>
+    </w:p>
+    <w:p>
+      <w:pPr>
+        <w:rPr>
+          <w:rFonts w:cstheme="minorHAnsi"/>
+          <w:sz w:val="24"/>
+          <w:szCs w:val="24"/>
+        </w:rPr>
+      </w:pPr>
+    </w:p>
+    <w:p>
+      <w:pPr>
+        <w:rPr>
+          <w:rFonts w:cstheme="minorHAnsi"/>
+          <w:sz w:val="24"/>
+          <w:szCs w:val="24"/>
+        </w:rPr>
+      </w:pPr>
+    </w:p>
+    <w:p>
+      <w:pPr>
+        <w:rPr>
+          <w:rFonts w:cstheme="minorHAnsi"/>
+          <w:sz w:val="24"/>
+          <w:szCs w:val="24"/>
+        </w:rPr>
+      </w:pPr>
+    </w:p>
+    <w:p>
+      <w:pPr>
+        <w:rPr>
+          <w:rFonts w:cstheme="minorHAnsi"/>
+          <w:b/>
+          <w:bCs/>
+          <w:sz w:val="24"/>
+          <w:szCs w:val="24"/>
+        </w:rPr>
+      </w:pPr>
+    </w:p>
+    <w:p>
+      <w:pPr>
+        <w:spacing w:before="100" w:beforeAutospacing="1" w:after="100" w:afterAutospacing="1" w:line="240" w:lineRule="auto"/>
+        <w:rPr>
+          <w:rFonts w:eastAsia="Times New Roman" w:cstheme="minorHAnsi"/>
+        </w:rPr>
+      </w:pPr>
+      <w:r>
+        <w:rPr>
+          <w:rFonts w:eastAsia="Times New Roman" w:cstheme="minorHAnsi"/>
+          <w:b/>
+          <w:bCs/>
+        </w:rPr>
+        <w:t>1. Introduction:</w:t>
+      </w:r>
+      <w:r>
+        <w:rPr>
+          <w:rFonts w:eastAsia="Times New Roman" w:cstheme="minorHAnsi"/>
+          <w:b/>
+          <w:bCs/>
+        </w:rPr>
+        <w:t xml:space="preserve"> </w:t>
+      </w:r>
+      <w:r>
+        <w:rPr>
+          <w:rFonts w:eastAsia="Times New Roman" w:cstheme="minorHAnsi"/>
+        </w:rPr>
+        <w:t xml:space="preserve">Introduction is first stage of the </w:t>
+      </w:r>
+      <w:r>
+        <w:rPr>
+          <w:rFonts w:eastAsia="Times New Roman" w:cstheme="minorHAnsi"/>
+        </w:rPr>
+        <w:t>industry</w:t>
+      </w:r>
+      <w:r>
+        <w:rPr>
+          <w:rFonts w:eastAsia="Times New Roman" w:cstheme="minorHAnsi"/>
+        </w:rPr>
+        <w:t xml:space="preserve"> life cycle phase.</w:t>
+      </w:r>
+      <w:r>
+        <w:rPr>
+          <w:rFonts w:eastAsia="Times New Roman" w:cstheme="minorHAnsi"/>
+        </w:rPr>
+        <w:t xml:space="preserve"> </w:t>
+      </w:r>
+      <w:r>
+        <w:rPr>
+          <w:rFonts w:eastAsia="Times New Roman" w:cstheme="minorHAnsi"/>
+        </w:rPr>
+        <w:t>The industry is new and starts developing.</w:t>
+      </w:r>
+      <w:r>
+        <w:rPr>
+          <w:rFonts w:eastAsia="Times New Roman" w:cstheme="minorHAnsi"/>
+        </w:rPr>
+        <w:t xml:space="preserve"> </w:t>
+      </w:r>
+      <w:r>
+        <w:rPr>
+          <w:rFonts w:eastAsia="Times New Roman" w:cstheme="minorHAnsi"/>
+        </w:rPr>
+        <w:t>Customer demand and competition are usually low.</w:t>
+      </w:r>
+    </w:p>
+    <w:p>
+      <w:pPr>
+        <w:spacing w:before="100" w:beforeAutospacing="1" w:after="100" w:afterAutospacing="1" w:line="240" w:lineRule="auto"/>
+        <w:rPr>
+          <w:rFonts w:eastAsia="Times New Roman" w:cstheme="minorHAnsi"/>
+        </w:rPr>
+      </w:pPr>
+      <w:r>
+        <w:rPr>
+          <w:rFonts w:eastAsia="Times New Roman" w:cstheme="minorHAnsi"/>
+          <w:b/>
+          <w:bCs/>
+        </w:rPr>
+        <w:t>2. Growth:</w:t>
+      </w:r>
+      <w:r>
+        <w:rPr>
+          <w:rFonts w:eastAsia="Times New Roman" w:cstheme="minorHAnsi"/>
+        </w:rPr>
+        <w:t xml:space="preserve"> </w:t>
+      </w:r>
+      <w:r>
+        <w:rPr>
+          <w:rFonts w:eastAsia="Times New Roman" w:cstheme="minorHAnsi"/>
+        </w:rPr>
+        <w:t xml:space="preserve">The second stage of the </w:t>
+      </w:r>
+      <w:r>
+        <w:rPr>
+          <w:rFonts w:eastAsia="Times New Roman" w:cstheme="minorHAnsi"/>
+        </w:rPr>
+        <w:t>industry</w:t>
+      </w:r>
+      <w:r>
+        <w:rPr>
+          <w:rFonts w:eastAsia="Times New Roman" w:cstheme="minorHAnsi"/>
+        </w:rPr>
+        <w:t xml:space="preserve"> life cycle is the growth phase. </w:t>
+      </w:r>
+      <w:r>
+        <w:rPr>
+          <w:rFonts w:eastAsia="Times New Roman" w:cstheme="minorHAnsi"/>
+        </w:rPr>
+        <w:t>The industry grows quickly as more customers buy its products.</w:t>
+      </w:r>
+      <w:r>
+        <w:rPr>
+          <w:rFonts w:eastAsia="Times New Roman" w:cstheme="minorHAnsi"/>
+        </w:rPr>
+        <w:t xml:space="preserve"> </w:t>
+      </w:r>
+      <w:r>
+        <w:rPr>
+          <w:rFonts w:eastAsia="Times New Roman" w:cstheme="minorHAnsi"/>
+        </w:rPr>
+        <w:t>More companies enter the market and competition increases.</w:t>
+      </w:r>
+    </w:p>
+    <w:p>
+      <w:pPr>
+        <w:spacing w:before="100" w:beforeAutospacing="1" w:after="100" w:afterAutospacing="1" w:line="240" w:lineRule="auto"/>
+        <w:rPr>
+          <w:rFonts w:eastAsia="Times New Roman" w:cstheme="minorHAnsi"/>
+        </w:rPr>
+      </w:pPr>
+      <w:r>
+        <w:rPr>
+          <w:rFonts w:eastAsia="Times New Roman" w:cstheme="minorHAnsi"/>
+          <w:b/>
+          <w:bCs/>
+        </w:rPr>
+        <w:t>3. Maturity:</w:t>
+      </w:r>
+      <w:r>
+        <w:rPr>
+          <w:rFonts w:eastAsia="Times New Roman" w:cstheme="minorHAnsi"/>
+        </w:rPr>
+        <w:t xml:space="preserve"> </w:t>
+      </w:r>
+      <w:r>
+        <w:rPr>
+          <w:rFonts w:eastAsia="Times New Roman" w:cstheme="minorHAnsi"/>
+        </w:rPr>
+        <w:t xml:space="preserve">The maturity phase follows the growth phase. </w:t>
+      </w:r>
+      <w:r>
+        <w:rPr>
+          <w:rFonts w:eastAsia="Times New Roman" w:cstheme="minorHAnsi"/>
+        </w:rPr>
+        <w:t>The industry becomes stable and growth becomes slower.</w:t>
+      </w:r>
+      <w:r>
+        <w:rPr>
+          <w:rFonts w:eastAsia="Times New Roman" w:cstheme="minorHAnsi"/>
+        </w:rPr>
+        <w:t xml:space="preserve"> </w:t>
+      </w:r>
+      <w:r>
+        <w:rPr>
+          <w:rFonts w:eastAsia="Times New Roman" w:cstheme="minorHAnsi"/>
+        </w:rPr>
+        <w:t>Competition is high and companies focus on keeping their customers.</w:t>
+      </w:r>
+    </w:p>
+    <w:p>
+      <w:pPr>
+        <w:spacing w:before="100" w:beforeAutospacing="1" w:after="100" w:afterAutospacing="1" w:line="240" w:lineRule="auto"/>
+        <w:rPr>
+          <w:rFonts w:eastAsia="Times New Roman" w:cstheme="minorHAnsi"/>
+        </w:rPr>
+      </w:pPr>
+      <w:r>
+        <w:rPr>
+          <w:rFonts w:eastAsia="Times New Roman" w:cstheme="minorHAnsi"/>
+          <w:b/>
+          <w:bCs/>
+        </w:rPr>
+        <w:t>4. Decline:</w:t>
+      </w:r>
+      <w:r>
+        <w:rPr>
+          <w:rFonts w:eastAsia="Times New Roman" w:cstheme="minorHAnsi"/>
+        </w:rPr>
+        <w:t xml:space="preserve"> </w:t>
+      </w:r>
+      <w:r>
+        <w:rPr>
+          <w:rFonts w:eastAsia="Times New Roman" w:cstheme="minorHAnsi"/>
+        </w:rPr>
+        <w:t>After experien</w:t>
+      </w:r>
+      <w:r>
+        <w:rPr>
+          <w:rFonts w:eastAsia="Times New Roman" w:cstheme="minorHAnsi"/>
+        </w:rPr>
+        <w:t>ce</w:t>
+      </w:r>
+      <w:r>
+        <w:rPr>
+          <w:rFonts w:eastAsia="Times New Roman" w:cstheme="minorHAnsi"/>
+        </w:rPr>
+        <w:t xml:space="preserve"> growth and maturity, the industry moves to a declining phase. </w:t>
+      </w:r>
+      <w:r>
+        <w:rPr>
+          <w:rFonts w:eastAsia="Times New Roman" w:cstheme="minorHAnsi"/>
+        </w:rPr>
+        <w:t>Demand for the products or services starts to decrease.</w:t>
+      </w:r>
+      <w:r>
+        <w:rPr>
+          <w:rFonts w:eastAsia="Times New Roman" w:cstheme="minorHAnsi"/>
+        </w:rPr>
+        <w:t xml:space="preserve"> </w:t>
+      </w:r>
+      <w:r>
+        <w:rPr>
+          <w:rFonts w:eastAsia="Times New Roman" w:cstheme="minorHAnsi"/>
+        </w:rPr>
+        <w:t>Some companies may leave the industry or reduce their operations.</w:t>
+      </w:r>
+    </w:p>
+    <w:p>
+      <w:pPr>
+        <w:rPr>
+          <w:rFonts w:cstheme="minorHAnsi"/>
+          <w:sz w:val="24"/>
+          <w:szCs w:val="24"/>
+        </w:rPr>
+      </w:pPr>
+    </w:p>
+    <w:p>
+      <w:pPr>
+        <w:rPr>
+          <w:rFonts w:cstheme="minorHAnsi"/>
+          <w:sz w:val="24"/>
+          <w:szCs w:val="24"/>
+        </w:rPr>
+      </w:pPr>
+    </w:p>
+    <w:p>
+      <w:pPr>
+        <w:rPr>
+          <w:rFonts w:cstheme="minorHAnsi"/>
+          <w:sz w:val="24"/>
+          <w:szCs w:val="24"/>
+        </w:rPr>
+      </w:pPr>
+    </w:p>
+    <w:p>
+      <w:pPr>
+        <w:rPr>
+          <w:rFonts w:cstheme="minorHAnsi"/>
+          <w:sz w:val="24"/>
+          <w:szCs w:val="24"/>
+        </w:rPr>
+      </w:pPr>
+    </w:p>
+    <w:p>
+      <w:pPr>
+        <w:rPr>
+          <w:rFonts w:cstheme="minorHAnsi"/>
+          <w:sz w:val="24"/>
+          <w:szCs w:val="24"/>
+        </w:rPr>
+      </w:pPr>
+    </w:p>
+    <w:p>
+      <w:pPr>
+        <w:rPr>
+          <w:rFonts w:cstheme="minorHAnsi"/>
+          <w:sz w:val="24"/>
+          <w:szCs w:val="24"/>
+        </w:rPr>
+      </w:pPr>
+    </w:p>
+    <w:p>
+      <w:pPr>
+        <w:rPr>
+          <w:rFonts w:cstheme="minorHAnsi"/>
+          <w:sz w:val="24"/>
+          <w:szCs w:val="24"/>
+        </w:rPr>
+      </w:pPr>
+    </w:p>
+    <w:p>
+      <w:pPr>
+        <w:rPr>
+          <w:rFonts w:cstheme="minorHAnsi"/>
+          <w:sz w:val="24"/>
+          <w:szCs w:val="24"/>
+        </w:rPr>
+      </w:pPr>
+    </w:p>
+    <w:p>
+      <w:pPr>
+        <w:rPr>
+          <w:rFonts w:cstheme="minorHAnsi"/>
+          <w:sz w:val="24"/>
+          <w:szCs w:val="24"/>
+        </w:rPr>
+      </w:pPr>
+    </w:p>
+    <w:p>
+      <w:pPr>
+        <w:rPr>
+          <w:rFonts w:cstheme="minorHAnsi"/>
+          <w:sz w:val="24"/>
+          <w:szCs w:val="24"/>
+        </w:rPr>
+      </w:pPr>
+    </w:p>
+    <w:p>
+      <w:pPr>
+        <w:rPr>
+          <w:rFonts w:cstheme="minorHAnsi"/>
+          <w:sz w:val="24"/>
+          <w:szCs w:val="24"/>
+        </w:rPr>
+      </w:pPr>
+    </w:p>
+    <w:p>
+      <w:pPr>
+        <w:rPr>
+          <w:rFonts w:cstheme="minorHAnsi"/>
+          <w:sz w:val="24"/>
+          <w:szCs w:val="24"/>
+        </w:rPr>
+      </w:pPr>
+    </w:p>
+    <w:p>
+      <w:pPr>
+        <w:rPr>
+          <w:rFonts w:cstheme="minorHAnsi"/>
+          <w:sz w:val="24"/>
+          <w:szCs w:val="24"/>
+        </w:rPr>
+      </w:pPr>
+    </w:p>
+    <w:p>
+      <w:pPr>
+        <w:rPr>
+          <w:rFonts w:cstheme="minorHAnsi"/>
+          <w:sz w:val="24"/>
+          <w:szCs w:val="24"/>
+        </w:rPr>
+      </w:pPr>
+    </w:p>
+    <w:p>
+      <w:pPr>
+        <w:rPr>
+          <w:rFonts w:cstheme="minorHAnsi"/>
+          <w:sz w:val="24"/>
+          <w:szCs w:val="24"/>
+        </w:rPr>
+      </w:pPr>
+    </w:p>
+    <w:p>
+      <w:pPr>
+        <w:rPr>
+          <w:rFonts w:cstheme="minorHAnsi"/>
+          <w:sz w:val="24"/>
+          <w:szCs w:val="24"/>
+        </w:rPr>
+      </w:pPr>
+    </w:p>
+    <w:p>
+      <w:pPr>
+        <w:jc w:val="center"/>
+        <w:rPr>
+          <w:rFonts w:ascii="Times New Roman" w:hAnsi="Times New Roman" w:cs="Times New Roman"/>
+          <w:b/>
+          <w:bCs/>
+          <w:sz w:val="24"/>
+          <w:szCs w:val="24"/>
+        </w:rPr>
+      </w:pPr>
+      <w:r>
+        <w:rPr>
+          <w:rFonts w:ascii="Times New Roman" w:hAnsi="Times New Roman" w:cs="Times New Roman"/>
+          <w:b/>
+          <w:bCs/>
+          <w:sz w:val="24"/>
+          <w:szCs w:val="24"/>
+        </w:rPr>
+        <w:t xml:space="preserve">[ </w:t>
+      </w:r>
+      <w:proofErr w:type="spellStart"/>
+      <w:r>
+        <w:rPr>
+          <w:rFonts w:ascii="Nirmala UI" w:hAnsi="Nirmala UI" w:cs="Nirmala UI"/>
+          <w:b/>
+          <w:bCs/>
+          <w:sz w:val="24"/>
+          <w:szCs w:val="24"/>
+        </w:rPr>
+        <w:t>পড়াশোনা</w:t>
+      </w:r>
+      <w:proofErr w:type="spellEnd"/>
+      <w:r>
+        <w:rPr>
+          <w:rFonts w:ascii="Times New Roman" w:hAnsi="Times New Roman" w:cs="Times New Roman"/>
+          <w:b/>
+          <w:bCs/>
+          <w:sz w:val="24"/>
+          <w:szCs w:val="24"/>
+        </w:rPr>
+        <w:t xml:space="preserve"> </w:t>
+      </w:r>
+      <w:proofErr w:type="spellStart"/>
+      <w:r>
+        <w:rPr>
+          <w:rFonts w:ascii="Nirmala UI" w:hAnsi="Nirmala UI" w:cs="Nirmala UI"/>
+          <w:b/>
+          <w:bCs/>
+          <w:sz w:val="24"/>
+          <w:szCs w:val="24"/>
+        </w:rPr>
+        <w:t>করে</w:t>
+      </w:r>
+      <w:proofErr w:type="spellEnd"/>
+      <w:r>
+        <w:rPr>
+          <w:rFonts w:ascii="Times New Roman" w:hAnsi="Times New Roman" w:cs="Times New Roman"/>
+          <w:b/>
+          <w:bCs/>
+          <w:sz w:val="24"/>
+          <w:szCs w:val="24"/>
+        </w:rPr>
+        <w:t xml:space="preserve"> </w:t>
+      </w:r>
+      <w:proofErr w:type="spellStart"/>
+      <w:r>
+        <w:rPr>
+          <w:rFonts w:ascii="Nirmala UI" w:hAnsi="Nirmala UI" w:cs="Nirmala UI"/>
+          <w:b/>
+          <w:bCs/>
+          <w:sz w:val="24"/>
+          <w:szCs w:val="24"/>
+        </w:rPr>
+        <w:t>যে</w:t>
+      </w:r>
+      <w:proofErr w:type="spellEnd"/>
+      <w:r>
+        <w:rPr>
+          <w:rFonts w:ascii="Times New Roman" w:hAnsi="Times New Roman" w:cs="Times New Roman"/>
+          <w:b/>
+          <w:bCs/>
+          <w:sz w:val="24"/>
+          <w:szCs w:val="24"/>
+        </w:rPr>
+        <w:t xml:space="preserve"> </w:t>
+      </w:r>
+      <w:proofErr w:type="spellStart"/>
+      <w:r>
+        <w:rPr>
+          <w:rFonts w:ascii="Nirmala UI" w:hAnsi="Nirmala UI" w:cs="Nirmala UI"/>
+          <w:b/>
+          <w:bCs/>
+          <w:sz w:val="24"/>
+          <w:szCs w:val="24"/>
+        </w:rPr>
+        <w:t>গাড়ি</w:t>
+      </w:r>
+      <w:proofErr w:type="spellEnd"/>
+      <w:r>
+        <w:rPr>
+          <w:rFonts w:ascii="Nirmala UI" w:hAnsi="Nirmala UI" w:cs="Nirmala UI"/>
+          <w:b/>
+          <w:bCs/>
+          <w:sz w:val="24"/>
+          <w:szCs w:val="24"/>
+        </w:rPr>
+        <w:t xml:space="preserve"> </w:t>
+      </w:r>
+      <w:r>
+        <w:rPr>
+          <w:rFonts w:ascii="Times New Roman" w:hAnsi="Times New Roman" w:cs="Times New Roman"/>
+          <w:b/>
+          <w:bCs/>
+          <w:sz w:val="24"/>
+          <w:szCs w:val="24"/>
+        </w:rPr>
+        <w:t xml:space="preserve">- </w:t>
+      </w:r>
+      <w:proofErr w:type="spellStart"/>
+      <w:r>
+        <w:rPr>
+          <w:rFonts w:ascii="Nirmala UI" w:hAnsi="Nirmala UI" w:cs="Nirmala UI"/>
+          <w:b/>
+          <w:bCs/>
+          <w:sz w:val="24"/>
+          <w:szCs w:val="24"/>
+        </w:rPr>
+        <w:t>ঘোড়ায়</w:t>
+      </w:r>
+      <w:proofErr w:type="spellEnd"/>
+      <w:r>
+        <w:rPr>
+          <w:rFonts w:ascii="Times New Roman" w:hAnsi="Times New Roman" w:cs="Times New Roman"/>
+          <w:b/>
+          <w:bCs/>
+          <w:sz w:val="24"/>
+          <w:szCs w:val="24"/>
+        </w:rPr>
+        <w:t xml:space="preserve"> </w:t>
+      </w:r>
+      <w:proofErr w:type="spellStart"/>
+      <w:r>
+        <w:rPr>
+          <w:rFonts w:ascii="Nirmala UI" w:hAnsi="Nirmala UI" w:cs="Nirmala UI"/>
+          <w:b/>
+          <w:bCs/>
+          <w:sz w:val="24"/>
+          <w:szCs w:val="24"/>
+        </w:rPr>
+        <w:t>চড়ে</w:t>
+      </w:r>
+      <w:proofErr w:type="spellEnd"/>
+      <w:r>
+        <w:rPr>
+          <w:rFonts w:ascii="Times New Roman" w:hAnsi="Times New Roman" w:cs="Times New Roman"/>
+          <w:b/>
+          <w:bCs/>
+          <w:sz w:val="24"/>
+          <w:szCs w:val="24"/>
+        </w:rPr>
+        <w:t xml:space="preserve"> </w:t>
+      </w:r>
+      <w:proofErr w:type="spellStart"/>
+      <w:proofErr w:type="gramStart"/>
+      <w:r>
+        <w:rPr>
+          <w:rFonts w:ascii="Nirmala UI" w:hAnsi="Nirmala UI" w:cs="Nirmala UI"/>
+          <w:b/>
+          <w:bCs/>
+          <w:sz w:val="24"/>
+          <w:szCs w:val="24"/>
+        </w:rPr>
+        <w:t>সে</w:t>
+      </w:r>
+      <w:proofErr w:type="spellEnd"/>
+      <w:r>
+        <w:rPr>
+          <w:rFonts w:ascii="Nirmala UI" w:hAnsi="Nirmala UI" w:cs="Nirmala UI"/>
+          <w:b/>
+          <w:bCs/>
+          <w:sz w:val="24"/>
+          <w:szCs w:val="24"/>
+        </w:rPr>
+        <w:t xml:space="preserve"> </w:t>
+      </w:r>
+      <w:r>
+        <w:rPr>
+          <w:rFonts w:ascii="Times New Roman" w:hAnsi="Times New Roman" w:cs="Times New Roman"/>
+          <w:b/>
+          <w:bCs/>
+          <w:sz w:val="24"/>
+          <w:szCs w:val="24"/>
+        </w:rPr>
+        <w:t>]</w:t>
+      </w:r>
+      <w:proofErr w:type="gramEnd"/>
+    </w:p>
+    <w:p>
+      <w:pPr>
+        <w:jc w:val="center"/>
+        <w:rPr>
+          <w:rFonts w:ascii="Nirmala UI" w:hAnsi="Nirmala UI" w:cs="Nirmala UI"/>
+          <w:b/>
+          <w:bCs/>
+          <w:sz w:val="24"/>
+          <w:szCs w:val="24"/>
+        </w:rPr>
+      </w:pPr>
+      <w:r>
+        <w:rPr>
+          <w:rFonts w:ascii="Times New Roman" w:hAnsi="Times New Roman" w:cs="Times New Roman"/>
+          <w:b/>
+          <w:bCs/>
+          <w:sz w:val="24"/>
+          <w:szCs w:val="24"/>
+        </w:rPr>
+        <w:t xml:space="preserve">[ </w:t>
+      </w:r>
+      <w:proofErr w:type="spellStart"/>
+      <w:r>
+        <w:rPr>
+          <w:rFonts w:ascii="Nirmala UI" w:hAnsi="Nirmala UI" w:cs="Nirmala UI"/>
+          <w:b/>
+          <w:bCs/>
+          <w:sz w:val="24"/>
+          <w:szCs w:val="24"/>
+        </w:rPr>
+        <w:t>পড়িলে</w:t>
+      </w:r>
+      <w:proofErr w:type="spellEnd"/>
+      <w:r>
+        <w:rPr>
+          <w:rFonts w:ascii="Nirmala UI" w:hAnsi="Nirmala UI" w:cs="Nirmala UI"/>
+          <w:b/>
+          <w:bCs/>
+          <w:sz w:val="24"/>
+          <w:szCs w:val="24"/>
+        </w:rPr>
+        <w:t xml:space="preserve"> </w:t>
+      </w:r>
+      <w:proofErr w:type="spellStart"/>
+      <w:r>
+        <w:rPr>
+          <w:rFonts w:ascii="Nirmala UI" w:hAnsi="Nirmala UI" w:cs="Nirmala UI"/>
+          <w:b/>
+          <w:bCs/>
+          <w:sz w:val="24"/>
+          <w:szCs w:val="24"/>
+        </w:rPr>
+        <w:t>পাশ</w:t>
+      </w:r>
+      <w:proofErr w:type="spellEnd"/>
+      <w:r>
+        <w:rPr>
+          <w:rFonts w:ascii="Nirmala UI" w:hAnsi="Nirmala UI" w:cs="Nirmala UI"/>
+          <w:b/>
+          <w:bCs/>
+          <w:sz w:val="24"/>
+          <w:szCs w:val="24"/>
+        </w:rPr>
+        <w:t xml:space="preserve">, </w:t>
+      </w:r>
+      <w:proofErr w:type="spellStart"/>
+      <w:r>
+        <w:rPr>
+          <w:rFonts w:ascii="Nirmala UI" w:hAnsi="Nirmala UI" w:cs="Nirmala UI"/>
+          <w:b/>
+          <w:bCs/>
+          <w:sz w:val="24"/>
+          <w:szCs w:val="24"/>
+        </w:rPr>
+        <w:t>না</w:t>
+      </w:r>
+      <w:proofErr w:type="spellEnd"/>
+      <w:r>
+        <w:rPr>
+          <w:rFonts w:ascii="Nirmala UI" w:hAnsi="Nirmala UI" w:cs="Nirmala UI"/>
+          <w:b/>
+          <w:bCs/>
+          <w:sz w:val="24"/>
+          <w:szCs w:val="24"/>
+        </w:rPr>
+        <w:t xml:space="preserve"> </w:t>
+      </w:r>
+      <w:proofErr w:type="spellStart"/>
+      <w:r>
+        <w:rPr>
+          <w:rFonts w:ascii="Nirmala UI" w:hAnsi="Nirmala UI" w:cs="Nirmala UI"/>
+          <w:b/>
+          <w:bCs/>
+          <w:sz w:val="24"/>
+          <w:szCs w:val="24"/>
+        </w:rPr>
+        <w:t>পড়িলে</w:t>
+      </w:r>
+      <w:proofErr w:type="spellEnd"/>
+      <w:r>
+        <w:rPr>
+          <w:rFonts w:ascii="Nirmala UI" w:hAnsi="Nirmala UI" w:cs="Nirmala UI"/>
+          <w:b/>
+          <w:bCs/>
+          <w:sz w:val="24"/>
+          <w:szCs w:val="24"/>
+        </w:rPr>
+        <w:t xml:space="preserve"> </w:t>
+      </w:r>
+      <w:proofErr w:type="spellStart"/>
+      <w:proofErr w:type="gramStart"/>
+      <w:r>
+        <w:rPr>
+          <w:rFonts w:ascii="Nirmala UI" w:hAnsi="Nirmala UI" w:cs="Nirmala UI"/>
+          <w:b/>
+          <w:bCs/>
+          <w:sz w:val="24"/>
+          <w:szCs w:val="24"/>
+        </w:rPr>
+        <w:t>সর্বনাশ</w:t>
+      </w:r>
+      <w:proofErr w:type="spellEnd"/>
+      <w:r>
+        <w:rPr>
+          <w:rFonts w:ascii="Nirmala UI" w:hAnsi="Nirmala UI" w:cs="Nirmala UI"/>
+          <w:b/>
+          <w:bCs/>
+          <w:sz w:val="24"/>
+          <w:szCs w:val="24"/>
+        </w:rPr>
+        <w:t xml:space="preserve"> ]</w:t>
+      </w:r>
+      <w:proofErr w:type="gramEnd"/>
     </w:p>
     <w:sectPr>
       <w:pgSz w:w="11906" w:h="16838" w:code="9"/>
@@ -4512,6 +10194,119 @@
     </w:lvl>
   </w:abstractNum>
   <w:abstractNum w:abstractNumId="4" w15:restartNumberingAfterBreak="0">
+    <w:nsid w:val="28032CDF"/>
+    <w:multiLevelType w:val="hybridMultilevel"/>
+    <w:tmpl w:val="6698716C"/>
+    <w:lvl w:ilvl="0" w:tplc="04090001">
+      <w:start w:val="1"/>
+      <w:numFmt w:val="bullet"/>
+      <w:lvlText w:val=""/>
+      <w:lvlJc w:val="left"/>
+      <w:pPr>
+        <w:ind w:left="720" w:hanging="360"/>
+      </w:pPr>
+      <w:rPr>
+        <w:rFonts w:ascii="Symbol" w:hAnsi="Symbol" w:hint="default"/>
+      </w:rPr>
+    </w:lvl>
+    <w:lvl w:ilvl="1" w:tplc="04090003" w:tentative="1">
+      <w:start w:val="1"/>
+      <w:numFmt w:val="bullet"/>
+      <w:lvlText w:val="o"/>
+      <w:lvlJc w:val="left"/>
+      <w:pPr>
+        <w:ind w:left="1440" w:hanging="360"/>
+      </w:pPr>
+      <w:rPr>
+        <w:rFonts w:ascii="Courier New" w:hAnsi="Courier New" w:cs="Courier New" w:hint="default"/>
+      </w:rPr>
+    </w:lvl>
+    <w:lvl w:ilvl="2" w:tplc="04090005" w:tentative="1">
+      <w:start w:val="1"/>
+      <w:numFmt w:val="bullet"/>
+      <w:lvlText w:val=""/>
+      <w:lvlJc w:val="left"/>
+      <w:pPr>
+        <w:ind w:left="2160" w:hanging="360"/>
+      </w:pPr>
+      <w:rPr>
+        <w:rFonts w:ascii="Wingdings" w:hAnsi="Wingdings" w:hint="default"/>
+      </w:rPr>
+    </w:lvl>
+    <w:lvl w:ilvl="3" w:tplc="04090001" w:tentative="1">
+      <w:start w:val="1"/>
+      <w:numFmt w:val="bullet"/>
+      <w:lvlText w:val=""/>
+      <w:lvlJc w:val="left"/>
+      <w:pPr>
+        <w:ind w:left="2880" w:hanging="360"/>
+      </w:pPr>
+      <w:rPr>
+        <w:rFonts w:ascii="Symbol" w:hAnsi="Symbol" w:hint="default"/>
+      </w:rPr>
+    </w:lvl>
+    <w:lvl w:ilvl="4" w:tplc="04090003" w:tentative="1">
+      <w:start w:val="1"/>
+      <w:numFmt w:val="bullet"/>
+      <w:lvlText w:val="o"/>
+      <w:lvlJc w:val="left"/>
+      <w:pPr>
+        <w:ind w:left="3600" w:hanging="360"/>
+      </w:pPr>
+      <w:rPr>
+        <w:rFonts w:ascii="Courier New" w:hAnsi="Courier New" w:cs="Courier New" w:hint="default"/>
+      </w:rPr>
+    </w:lvl>
+    <w:lvl w:ilvl="5" w:tplc="04090005" w:tentative="1">
+      <w:start w:val="1"/>
+      <w:numFmt w:val="bullet"/>
+      <w:lvlText w:val=""/>
+      <w:lvlJc w:val="left"/>
+      <w:pPr>
+        <w:ind w:left="4320" w:hanging="360"/>
+      </w:pPr>
+      <w:rPr>
+        <w:rFonts w:ascii="Wingdings" w:hAnsi="Wingdings" w:hint="default"/>
+      </w:rPr>
+    </w:lvl>
+    <w:lvl w:ilvl="6" w:tplc="04090001" w:tentative="1">
+      <w:start w:val="1"/>
+      <w:numFmt w:val="bullet"/>
+      <w:lvlText w:val=""/>
+      <w:lvlJc w:val="left"/>
+      <w:pPr>
+        <w:ind w:left="5040" w:hanging="360"/>
+      </w:pPr>
+      <w:rPr>
+        <w:rFonts w:ascii="Symbol" w:hAnsi="Symbol" w:hint="default"/>
+      </w:rPr>
+    </w:lvl>
+    <w:lvl w:ilvl="7" w:tplc="04090003" w:tentative="1">
+      <w:start w:val="1"/>
+      <w:numFmt w:val="bullet"/>
+      <w:lvlText w:val="o"/>
+      <w:lvlJc w:val="left"/>
+      <w:pPr>
+        <w:ind w:left="5760" w:hanging="360"/>
+      </w:pPr>
+      <w:rPr>
+        <w:rFonts w:ascii="Courier New" w:hAnsi="Courier New" w:cs="Courier New" w:hint="default"/>
+      </w:rPr>
+    </w:lvl>
+    <w:lvl w:ilvl="8" w:tplc="04090005" w:tentative="1">
+      <w:start w:val="1"/>
+      <w:numFmt w:val="bullet"/>
+      <w:lvlText w:val=""/>
+      <w:lvlJc w:val="left"/>
+      <w:pPr>
+        <w:ind w:left="6480" w:hanging="360"/>
+      </w:pPr>
+      <w:rPr>
+        <w:rFonts w:ascii="Wingdings" w:hAnsi="Wingdings" w:hint="default"/>
+      </w:rPr>
+    </w:lvl>
+  </w:abstractNum>
+  <w:abstractNum w:abstractNumId="5" w15:restartNumberingAfterBreak="0">
     <w:nsid w:val="35E6757E"/>
     <w:multiLevelType w:val="multilevel"/>
     <w:tmpl w:val="5FF2645E"/>
@@ -4624,7 +10419,120 @@
       </w:pPr>
     </w:lvl>
   </w:abstractNum>
-  <w:abstractNum w:abstractNumId="5" w15:restartNumberingAfterBreak="0">
+  <w:abstractNum w:abstractNumId="6" w15:restartNumberingAfterBreak="0">
+    <w:nsid w:val="36E121EC"/>
+    <w:multiLevelType w:val="multilevel"/>
+    <w:tmpl w:val="1BD64D28"/>
+    <w:lvl w:ilvl="0">
+      <w:start w:val="1"/>
+      <w:numFmt w:val="decimal"/>
+      <w:lvlText w:val="%1."/>
+      <w:lvlJc w:val="left"/>
+      <w:pPr>
+        <w:tabs>
+          <w:tab w:val="num" w:pos="720"/>
+        </w:tabs>
+        <w:ind w:left="720" w:hanging="360"/>
+      </w:pPr>
+    </w:lvl>
+    <w:lvl w:ilvl="1" w:tentative="1">
+      <w:start w:val="1"/>
+      <w:numFmt w:val="decimal"/>
+      <w:lvlText w:val="%2."/>
+      <w:lvlJc w:val="left"/>
+      <w:pPr>
+        <w:tabs>
+          <w:tab w:val="num" w:pos="1440"/>
+        </w:tabs>
+        <w:ind w:left="1440" w:hanging="360"/>
+      </w:pPr>
+    </w:lvl>
+    <w:lvl w:ilvl="2" w:tentative="1">
+      <w:start w:val="1"/>
+      <w:numFmt w:val="decimal"/>
+      <w:lvlText w:val="%3."/>
+      <w:lvlJc w:val="left"/>
+      <w:pPr>
+        <w:tabs>
+          <w:tab w:val="num" w:pos="2160"/>
+        </w:tabs>
+        <w:ind w:left="2160" w:hanging="360"/>
+      </w:pPr>
+    </w:lvl>
+    <w:lvl w:ilvl="3" w:tentative="1">
+      <w:start w:val="1"/>
+      <w:numFmt w:val="decimal"/>
+      <w:lvlText w:val="%4."/>
+      <w:lvlJc w:val="left"/>
+      <w:pPr>
+        <w:tabs>
+          <w:tab w:val="num" w:pos="2880"/>
+        </w:tabs>
+        <w:ind w:left="2880" w:hanging="360"/>
+      </w:pPr>
+    </w:lvl>
+    <w:lvl w:ilvl="4" w:tentative="1">
+      <w:start w:val="1"/>
+      <w:numFmt w:val="decimal"/>
+      <w:lvlText w:val="%5."/>
+      <w:lvlJc w:val="left"/>
+      <w:pPr>
+        <w:tabs>
+          <w:tab w:val="num" w:pos="3600"/>
+        </w:tabs>
+        <w:ind w:left="3600" w:hanging="360"/>
+      </w:pPr>
+    </w:lvl>
+    <w:lvl w:ilvl="5" w:tentative="1">
+      <w:start w:val="1"/>
+      <w:numFmt w:val="decimal"/>
+      <w:lvlText w:val="%6."/>
+      <w:lvlJc w:val="left"/>
+      <w:pPr>
+        <w:tabs>
+          <w:tab w:val="num" w:pos="4320"/>
+        </w:tabs>
+        <w:ind w:left="4320" w:hanging="360"/>
+      </w:pPr>
+    </w:lvl>
+    <w:lvl w:ilvl="6" w:tentative="1">
+      <w:start w:val="1"/>
+      <w:numFmt w:val="decimal"/>
+      <w:lvlText w:val="%7."/>
+      <w:lvlJc w:val="left"/>
+      <w:pPr>
+        <w:tabs>
+          <w:tab w:val="num" w:pos="5040"/>
+        </w:tabs>
+        <w:ind w:left="5040" w:hanging="360"/>
+      </w:pPr>
+    </w:lvl>
+    <w:lvl w:ilvl="7" w:tentative="1">
+      <w:start w:val="1"/>
+      <w:numFmt w:val="decimal"/>
+      <w:lvlText w:val="%8."/>
+      <w:lvlJc w:val="left"/>
+      <w:pPr>
+        <w:tabs>
+          <w:tab w:val="num" w:pos="5760"/>
+        </w:tabs>
+        <w:ind w:left="5760" w:hanging="360"/>
+      </w:pPr>
+    </w:lvl>
+    <w:lvl w:ilvl="8" w:tentative="1">
+      <w:start w:val="1"/>
+      <w:numFmt w:val="decimal"/>
+      <w:lvlText w:val="%9."/>
+      <w:lvlJc w:val="left"/>
+      <w:pPr>
+        <w:tabs>
+          <w:tab w:val="num" w:pos="6480"/>
+        </w:tabs>
+        <w:ind w:left="6480" w:hanging="360"/>
+      </w:pPr>
+    </w:lvl>
+  </w:abstractNum>
+  <w:abstractNum w:abstractNumId="7" w15:restartNumberingAfterBreak="0">
     <w:nsid w:val="412A3CB2"/>
     <w:multiLevelType w:val="hybridMultilevel"/>
     <w:tmpl w:val="8652A16C"/>
@@ -4710,7 +10618,7 @@
       </w:pPr>
     </w:lvl>
   </w:abstractNum>
-  <w:abstractNum w:abstractNumId="6" w15:restartNumberingAfterBreak="0">
+  <w:abstractNum w:abstractNumId="8" w15:restartNumberingAfterBreak="0">
     <w:nsid w:val="49423829"/>
     <w:multiLevelType w:val="hybridMultilevel"/>
     <w:tmpl w:val="69181F5C"/>
@@ -4823,7 +10731,7 @@
       </w:rPr>
     </w:lvl>
   </w:abstractNum>
-  <w:abstractNum w:abstractNumId="7" w15:restartNumberingAfterBreak="0">
+  <w:abstractNum w:abstractNumId="9" w15:restartNumberingAfterBreak="0">
     <w:nsid w:val="531D4A1A"/>
     <w:multiLevelType w:val="hybridMultilevel"/>
     <w:tmpl w:val="00FE8060"/>
@@ -4936,7 +10844,7 @@
       </w:pPr>
     </w:lvl>
   </w:abstractNum>
-  <w:abstractNum w:abstractNumId="8" w15:restartNumberingAfterBreak="0">
+  <w:abstractNum w:abstractNumId="10" w15:restartNumberingAfterBreak="0">
     <w:nsid w:val="58A44F39"/>
     <w:multiLevelType w:val="hybridMultilevel"/>
     <w:tmpl w:val="FA1A7886"/>
@@ -5049,7 +10957,7 @@
       </w:rPr>
     </w:lvl>
   </w:abstractNum>
-  <w:abstractNum w:abstractNumId="9" w15:restartNumberingAfterBreak="0">
+  <w:abstractNum w:abstractNumId="11" w15:restartNumberingAfterBreak="0">
     <w:nsid w:val="62022E69"/>
     <w:multiLevelType w:val="hybridMultilevel"/>
     <w:tmpl w:val="5578641E"/>
@@ -5135,7 +11043,7 @@
       </w:pPr>
     </w:lvl>
   </w:abstractNum>
-  <w:abstractNum w:abstractNumId="10" w15:restartNumberingAfterBreak="0">
+  <w:abstractNum w:abstractNumId="12" w15:restartNumberingAfterBreak="0">
     <w:nsid w:val="6C961362"/>
     <w:multiLevelType w:val="hybridMultilevel"/>
     <w:tmpl w:val="86A4BE08"/>
@@ -5248,7 +11156,7 @@
       </w:rPr>
     </w:lvl>
   </w:abstractNum>
-  <w:abstractNum w:abstractNumId="11" w15:restartNumberingAfterBreak="0">
+  <w:abstractNum w:abstractNumId="13" w15:restartNumberingAfterBreak="0">
     <w:nsid w:val="78E40C1D"/>
     <w:multiLevelType w:val="hybridMultilevel"/>
     <w:tmpl w:val="BC663A60"/>
@@ -5388,7 +11296,7 @@
       </w:rPr>
     </w:lvl>
   </w:abstractNum>
-  <w:abstractNum w:abstractNumId="12" w15:restartNumberingAfterBreak="0">
+  <w:abstractNum w:abstractNumId="14" w15:restartNumberingAfterBreak="0">
     <w:nsid w:val="7E264D0B"/>
     <w:multiLevelType w:val="hybridMultilevel"/>
     <w:tmpl w:val="BFF6F1A0"/>
@@ -5475,43 +11383,49 @@
     </w:lvl>
   </w:abstractNum>
   <w:num w:numId="1">
-    <w:abstractNumId w:val="6"/>
+    <w:abstractNumId w:val="8"/>
   </w:num>
   <w:num w:numId="2">
-    <w:abstractNumId w:val="9"/>
+    <w:abstractNumId w:val="11"/>
   </w:num>
   <w:num w:numId="3">
-    <w:abstractNumId w:val="4"/>
+    <w:abstractNumId w:val="5"/>
   </w:num>
   <w:num w:numId="4">
     <w:abstractNumId w:val="3"/>
   </w:num>
   <w:num w:numId="5">
-    <w:abstractNumId w:val="5"/>
+    <w:abstractNumId w:val="7"/>
   </w:num>
   <w:num w:numId="6">
-    <w:abstractNumId w:val="11"/>
+    <w:abstractNumId w:val="13"/>
   </w:num>
   <w:num w:numId="7">
-    <w:abstractNumId w:val="8"/>
+    <w:abstractNumId w:val="10"/>
   </w:num>
   <w:num w:numId="8">
     <w:abstractNumId w:val="0"/>
   </w:num>
   <w:num w:numId="9">
-    <w:abstractNumId w:val="10"/>
+    <w:abstractNumId w:val="12"/>
   </w:num>
   <w:num w:numId="10">
-    <w:abstractNumId w:val="7"/>
+    <w:abstractNumId w:val="9"/>
   </w:num>
   <w:num w:numId="11">
     <w:abstractNumId w:val="2"/>
   </w:num>
   <w:num w:numId="12">
-    <w:abstractNumId w:val="12"/>
+    <w:abstractNumId w:val="14"/>
   </w:num>
   <w:num w:numId="13">
     <w:abstractNumId w:val="1"/>
+  </w:num>
+  <w:num w:numId="14">
+    <w:abstractNumId w:val="6"/>
+  </w:num>
+  <w:num w:numId="15">
+    <w:abstractNumId w:val="4"/>
   </w:num>
 </w:numbering>
 </file>
@@ -5914,7 +11828,26 @@
   <w:style w:type="paragraph" w:default="1" w:styleId="Normal">
     <w:name w:val="Normal"/>
     <w:qFormat/>
-    <w:rsid w:val="006F57C1"/>
+    <w:rsid w:val="00BE0589"/>
+  </w:style>
+  <w:style w:type="paragraph" w:styleId="Heading3">
+    <w:name w:val="heading 3"/>
+    <w:basedOn w:val="Normal"/>
+    <w:link w:val="Heading3Char"/>
+    <w:uiPriority w:val="9"/>
+    <w:qFormat/>
+    <w:rsid w:val="00875A9F"/>
+    <w:pPr>
+      <w:spacing w:before="100" w:beforeAutospacing="1" w:after="100" w:afterAutospacing="1" w:line="240" w:lineRule="auto"/>
+      <w:outlineLvl w:val="2"/>
+    </w:pPr>
+    <w:rPr>
+      <w:rFonts w:ascii="Times New Roman" w:eastAsia="Times New Roman" w:hAnsi="Times New Roman" w:cs="Times New Roman"/>
+      <w:b/>
+      <w:bCs/>
+      <w:sz w:val="27"/>
+      <w:szCs w:val="27"/>
+    </w:rPr>
   </w:style>
   <w:style w:type="character" w:default="1" w:styleId="DefaultParagraphFont">
     <w:name w:val="Default Paragraph Font"/>
@@ -5984,12 +11917,84 @@
     <w:name w:val="Hyperlink"/>
     <w:basedOn w:val="DefaultParagraphFont"/>
     <w:uiPriority w:val="99"/>
-    <w:semiHidden/>
     <w:unhideWhenUsed/>
     <w:rsid w:val="007222B9"/>
     <w:rPr>
       <w:color w:val="0000FF"/>
       <w:u w:val="single"/>
+    </w:rPr>
+  </w:style>
+  <w:style w:type="character" w:customStyle="1" w:styleId="fontstyle01">
+    <w:name w:val="fontstyle01"/>
+    <w:basedOn w:val="DefaultParagraphFont"/>
+    <w:rsid w:val="001B383D"/>
+    <w:rPr>
+      <w:rFonts w:ascii="DejaVuSans" w:hAnsi="DejaVuSans" w:hint="default"/>
+      <w:b w:val="0"/>
+      <w:bCs w:val="0"/>
+      <w:i w:val="0"/>
+      <w:iCs w:val="0"/>
+      <w:color w:val="000000"/>
+      <w:sz w:val="20"/>
+      <w:szCs w:val="20"/>
+    </w:rPr>
+  </w:style>
+  <w:style w:type="character" w:customStyle="1" w:styleId="Heading3Char">
+    <w:name w:val="Heading 3 Char"/>
+    <w:basedOn w:val="DefaultParagraphFont"/>
+    <w:link w:val="Heading3"/>
+    <w:uiPriority w:val="9"/>
+    <w:rsid w:val="00875A9F"/>
+    <w:rPr>
+      <w:rFonts w:ascii="Times New Roman" w:eastAsia="Times New Roman" w:hAnsi="Times New Roman" w:cs="Times New Roman"/>
+      <w:b/>
+      <w:bCs/>
+      <w:sz w:val="27"/>
+      <w:szCs w:val="27"/>
+    </w:rPr>
+  </w:style>
+  <w:style w:type="character" w:styleId="UnresolvedMention">
+    <w:name w:val="Unresolved Mention"/>
+    <w:basedOn w:val="DefaultParagraphFont"/>
+    <w:uiPriority w:val="99"/>
+    <w:semiHidden/>
+    <w:unhideWhenUsed/>
+    <w:rsid w:val="00361C0B"/>
+    <w:rPr>
+      <w:color w:val="605E5C"/>
+      <w:shd w:val="clear" w:color="auto" w:fill="E1DFDD"/>
+    </w:rPr>
+  </w:style>
+  <w:style w:type="table" w:styleId="TableGrid">
+    <w:name w:val="Table Grid"/>
+    <w:basedOn w:val="TableNormal"/>
+    <w:uiPriority w:val="39"/>
+    <w:rsid w:val="00FF05A9"/>
+    <w:pPr>
+      <w:spacing w:after="0" w:line="240" w:lineRule="auto"/>
+    </w:pPr>
+    <w:tblPr>
+      <w:tblBorders>
+        <w:top w:val="single" w:sz="4" w:space="0" w:color="auto"/>
+        <w:left w:val="single" w:sz="4" w:space="0" w:color="auto"/>
+        <w:bottom w:val="single" w:sz="4" w:space="0" w:color="auto"/>
+        <w:right w:val="single" w:sz="4" w:space="0" w:color="auto"/>
+        <w:insideH w:val="single" w:sz="4" w:space="0" w:color="auto"/>
+        <w:insideV w:val="single" w:sz="4" w:space="0" w:color="auto"/>
+      </w:tblBorders>
+    </w:tblPr>
+  </w:style>
+  <w:style w:type="paragraph" w:customStyle="1" w:styleId="pdq2pgselectionanchorcontainer">
+    <w:name w:val="pdq2pg_selectionanchorcontainer"/>
+    <w:basedOn w:val="Normal"/>
+    <w:rsid w:val="00AD6DEC"/>
+    <w:pPr>
+      <w:spacing w:before="100" w:beforeAutospacing="1" w:after="100" w:afterAutospacing="1" w:line="240" w:lineRule="auto"/>
+    </w:pPr>
+    <w:rPr>
+      <w:rFonts w:ascii="Times New Roman" w:eastAsia="Times New Roman" w:hAnsi="Times New Roman" w:cs="Times New Roman"/>
+      <w:sz w:val="24"/>
+      <w:szCs w:val="24"/>
     </w:rPr>
   </w:style>
 </w:styles>
